--- a/00-首页/题组Word/综合模拟卷/综合模拟卷II-教师版.docx
+++ b/00-首页/题组Word/综合模拟卷/综合模拟卷II-教师版.docx
@@ -2,7 +2,7 @@
 <file path=word/document.xml><?xml version="1.0" encoding="utf-8"?>
 <w:document xmlns:w="http://schemas.openxmlformats.org/wordprocessingml/2006/main" xmlns:m="http://schemas.openxmlformats.org/officeDocument/2006/math" xmlns:r="http://schemas.openxmlformats.org/officeDocument/2006/relationships" xmlns:o="urn:schemas-microsoft-com:office:office" xmlns:v="urn:schemas-microsoft-com:vml" xmlns:w10="urn:schemas-microsoft-com:office:word" xmlns:a="http://schemas.openxmlformats.org/drawingml/2006/main" xmlns:pic="http://schemas.openxmlformats.org/drawingml/2006/picture" xmlns:wp="http://schemas.openxmlformats.org/drawingml/2006/wordprocessingDrawing">
   <w:body>
-    <w:bookmarkStart w:id="203" w:name="综合模拟卷ii"/>
+    <w:bookmarkStart w:id="204" w:name="综合模拟卷ii"/>
     <w:p>
       <w:pPr>
         <w:pStyle w:val="Heading1"/>
@@ -1965,81 +1965,81 @@
       <w:r>
         <w:rPr>
           <w:rStyle w:val="VerbatimChar"/>
-          <w:rFonts w:hint="eastAsia" w:ascii="Times New Roman" w:hAnsi="Times New Roman" w:eastAsia="FangSong" w:cs="Times New Roman"/>
+          <w:rFonts w:hint="eastAsia" w:ascii="SimSun" w:hAnsi="SimSun" w:eastAsia="SimSun" w:cs="SimSun"/>
         </w:rPr>
         <w:t xml:space="preserve">普通铝粉</w:t>
       </w:r>
       <w:r>
         <w:rPr>
           <w:rStyle w:val="VerbatimChar"/>
-          <w:rFonts w:ascii="Times New Roman" w:hAnsi="Times New Roman" w:eastAsia="Times New Roman" w:cs="Times New Roman"/>
+          <w:rFonts w:ascii="SimSun" w:hAnsi="SimSun" w:eastAsia="SimSun" w:cs="SimSun"/>
         </w:rPr>
         <w:t xml:space="preserve"> → </w:t>
       </w:r>
       <w:r>
         <w:rPr>
           <w:rStyle w:val="VerbatimChar"/>
-          <w:rFonts w:hint="eastAsia" w:ascii="Times New Roman" w:hAnsi="Times New Roman" w:eastAsia="FangSong" w:cs="Times New Roman"/>
+          <w:rFonts w:hint="eastAsia" w:ascii="SimSun" w:hAnsi="SimSun" w:eastAsia="SimSun" w:cs="SimSun"/>
         </w:rPr>
         <w:t xml:space="preserve">纳米铝粉</w:t>
       </w:r>
       <w:r>
         <w:rPr>
-          <w:rFonts w:ascii="Times New Roman" w:hAnsi="Times New Roman" w:eastAsia="Times New Roman" w:cs="Times New Roman"/>
+          <w:rFonts w:ascii="SimSun" w:hAnsi="SimSun" w:eastAsia="SimSun" w:cs="SimSun"/>
         </w:rPr>
         <w:br/>
       </w:r>
       <w:r>
         <w:rPr>
           <w:rStyle w:val="VerbatimChar"/>
-          <w:rFonts w:ascii="Times New Roman" w:hAnsi="Times New Roman" w:eastAsia="Times New Roman" w:cs="Times New Roman"/>
+          <w:rFonts w:ascii="SimSun" w:hAnsi="SimSun" w:eastAsia="SimSun" w:cs="SimSun"/>
         </w:rPr>
         <w:t xml:space="preserve">- </w:t>
       </w:r>
       <w:r>
         <w:rPr>
           <w:rStyle w:val="VerbatimChar"/>
-          <w:rFonts w:hint="eastAsia" w:ascii="Times New Roman" w:hAnsi="Times New Roman" w:eastAsia="FangSong" w:cs="Times New Roman"/>
+          <w:rFonts w:hint="eastAsia" w:ascii="SimSun" w:hAnsi="SimSun" w:eastAsia="SimSun" w:cs="SimSun"/>
         </w:rPr>
         <w:t xml:space="preserve">粒径减小</w:t>
       </w:r>
       <w:r>
         <w:rPr>
-          <w:rFonts w:ascii="Times New Roman" w:hAnsi="Times New Roman" w:eastAsia="Times New Roman" w:cs="Times New Roman"/>
+          <w:rFonts w:ascii="SimSun" w:hAnsi="SimSun" w:eastAsia="SimSun" w:cs="SimSun"/>
         </w:rPr>
         <w:br/>
       </w:r>
       <w:r>
         <w:rPr>
           <w:rStyle w:val="VerbatimChar"/>
-          <w:rFonts w:ascii="Times New Roman" w:hAnsi="Times New Roman" w:eastAsia="Times New Roman" w:cs="Times New Roman"/>
+          <w:rFonts w:ascii="SimSun" w:hAnsi="SimSun" w:eastAsia="SimSun" w:cs="SimSun"/>
         </w:rPr>
         <w:t xml:space="preserve">- </w:t>
       </w:r>
       <w:r>
         <w:rPr>
           <w:rStyle w:val="VerbatimChar"/>
-          <w:rFonts w:hint="eastAsia" w:ascii="Times New Roman" w:hAnsi="Times New Roman" w:eastAsia="FangSong" w:cs="Times New Roman"/>
+          <w:rFonts w:hint="eastAsia" w:ascii="SimSun" w:hAnsi="SimSun" w:eastAsia="SimSun" w:cs="SimSun"/>
         </w:rPr>
         <w:t xml:space="preserve">比表面积增大</w:t>
       </w:r>
       <w:r>
         <w:rPr>
-          <w:rFonts w:ascii="Times New Roman" w:hAnsi="Times New Roman" w:eastAsia="Times New Roman" w:cs="Times New Roman"/>
+          <w:rFonts w:ascii="SimSun" w:hAnsi="SimSun" w:eastAsia="SimSun" w:cs="SimSun"/>
         </w:rPr>
         <w:br/>
       </w:r>
       <w:r>
         <w:rPr>
           <w:rStyle w:val="VerbatimChar"/>
-          <w:rFonts w:ascii="Times New Roman" w:hAnsi="Times New Roman" w:eastAsia="Times New Roman" w:cs="Times New Roman"/>
+          <w:rFonts w:ascii="SimSun" w:hAnsi="SimSun" w:eastAsia="SimSun" w:cs="SimSun"/>
         </w:rPr>
         <w:t xml:space="preserve">- </w:t>
       </w:r>
       <w:r>
         <w:rPr>
           <w:rStyle w:val="VerbatimChar"/>
-          <w:rFonts w:hint="eastAsia" w:ascii="Times New Roman" w:hAnsi="Times New Roman" w:eastAsia="FangSong" w:cs="Times New Roman"/>
+          <w:rFonts w:hint="eastAsia" w:ascii="SimSun" w:hAnsi="SimSun" w:eastAsia="SimSun" w:cs="SimSun"/>
         </w:rPr>
         <w:t xml:space="preserve">表面原子比例增加</w:t>
       </w:r>
@@ -2071,673 +2071,673 @@
       <w:r>
         <w:rPr>
           <w:rStyle w:val="VerbatimChar"/>
-          <w:rFonts w:ascii="Times New Roman" w:hAnsi="Times New Roman" w:eastAsia="Times New Roman" w:cs="Times New Roman"/>
+          <w:rFonts w:ascii="SimSun" w:hAnsi="SimSun" w:eastAsia="SimSun" w:cs="SimSun"/>
         </w:rPr>
         <w:t xml:space="preserve">A. ΔH &lt; </w:t>
       </w:r>
       <w:r>
         <w:rPr>
           <w:rStyle w:val="VerbatimChar"/>
-          <w:rFonts w:hint="eastAsia" w:ascii="Times New Roman" w:hAnsi="Times New Roman" w:eastAsia="Times New Roman" w:cs="Times New Roman"/>
+          <w:rFonts w:hint="eastAsia" w:ascii="SimSun" w:hAnsi="SimSun" w:eastAsia="SimSun" w:cs="SimSun"/>
         </w:rPr>
         <w:t xml:space="preserve">0：</w:t>
       </w:r>
       <w:r>
         <w:rPr>
-          <w:rFonts w:ascii="Times New Roman" w:hAnsi="Times New Roman" w:eastAsia="Times New Roman" w:cs="Times New Roman"/>
+          <w:rFonts w:ascii="SimSun" w:hAnsi="SimSun" w:eastAsia="SimSun" w:cs="SimSun"/>
         </w:rPr>
         <w:br/>
       </w:r>
       <w:r>
         <w:rPr>
           <w:rStyle w:val="VerbatimChar"/>
-          <w:rFonts w:ascii="Times New Roman" w:hAnsi="Times New Roman" w:eastAsia="Times New Roman" w:cs="Times New Roman"/>
+          <w:rFonts w:ascii="SimSun" w:hAnsi="SimSun" w:eastAsia="SimSun" w:cs="SimSun"/>
         </w:rPr>
         <w:t xml:space="preserve">- </w:t>
       </w:r>
       <w:r>
         <w:rPr>
           <w:rStyle w:val="VerbatimChar"/>
-          <w:rFonts w:hint="eastAsia" w:ascii="Times New Roman" w:hAnsi="Times New Roman" w:eastAsia="FangSong" w:cs="Times New Roman"/>
+          <w:rFonts w:hint="eastAsia" w:ascii="SimSun" w:hAnsi="SimSun" w:eastAsia="SimSun" w:cs="SimSun"/>
         </w:rPr>
         <w:t>纳米化是自发过程</w:t>
       </w:r>
       <w:r>
         <w:rPr>
           <w:rStyle w:val="VerbatimChar"/>
-          <w:rFonts w:hint="eastAsia" w:ascii="Times New Roman" w:hAnsi="Times New Roman" w:eastAsia="Times New Roman" w:cs="Times New Roman"/>
+          <w:rFonts w:hint="eastAsia" w:ascii="SimSun" w:hAnsi="SimSun" w:eastAsia="SimSun" w:cs="SimSun"/>
         </w:rPr>
         <w:t>（</w:t>
       </w:r>
       <w:r>
         <w:rPr>
           <w:rStyle w:val="VerbatimChar"/>
-          <w:rFonts w:hint="eastAsia" w:ascii="Times New Roman" w:hAnsi="Times New Roman" w:eastAsia="FangSong" w:cs="Times New Roman"/>
+          <w:rFonts w:hint="eastAsia" w:ascii="SimSun" w:hAnsi="SimSun" w:eastAsia="SimSun" w:cs="SimSun"/>
         </w:rPr>
         <w:t>需要能量输入</w:t>
       </w:r>
       <w:r>
         <w:rPr>
           <w:rStyle w:val="VerbatimChar"/>
-          <w:rFonts w:hint="eastAsia" w:ascii="Times New Roman" w:hAnsi="Times New Roman" w:eastAsia="Times New Roman" w:cs="Times New Roman"/>
+          <w:rFonts w:hint="eastAsia" w:ascii="SimSun" w:hAnsi="SimSun" w:eastAsia="SimSun" w:cs="SimSun"/>
         </w:rPr>
         <w:t>）</w:t>
       </w:r>
       <w:r>
         <w:rPr>
-          <w:rFonts w:ascii="Times New Roman" w:hAnsi="Times New Roman" w:eastAsia="Times New Roman" w:cs="Times New Roman"/>
+          <w:rFonts w:ascii="SimSun" w:hAnsi="SimSun" w:eastAsia="SimSun" w:cs="SimSun"/>
         </w:rPr>
         <w:br/>
       </w:r>
       <w:r>
         <w:rPr>
           <w:rStyle w:val="VerbatimChar"/>
-          <w:rFonts w:ascii="Times New Roman" w:hAnsi="Times New Roman" w:eastAsia="Times New Roman" w:cs="Times New Roman"/>
+          <w:rFonts w:ascii="SimSun" w:hAnsi="SimSun" w:eastAsia="SimSun" w:cs="SimSun"/>
         </w:rPr>
         <w:t xml:space="preserve">- </w:t>
       </w:r>
       <w:r>
         <w:rPr>
           <w:rStyle w:val="VerbatimChar"/>
-          <w:rFonts w:hint="eastAsia" w:ascii="Times New Roman" w:hAnsi="Times New Roman" w:eastAsia="FangSong" w:cs="Times New Roman"/>
+          <w:rFonts w:hint="eastAsia" w:ascii="SimSun" w:hAnsi="SimSun" w:eastAsia="SimSun" w:cs="SimSun"/>
         </w:rPr>
         <w:t xml:space="preserve">但形成纳米颗粒后释放能量</w:t>
       </w:r>
       <w:r>
         <w:rPr>
-          <w:rFonts w:ascii="Times New Roman" w:hAnsi="Times New Roman" w:eastAsia="Times New Roman" w:cs="Times New Roman"/>
+          <w:rFonts w:ascii="SimSun" w:hAnsi="SimSun" w:eastAsia="SimSun" w:cs="SimSun"/>
         </w:rPr>
         <w:br/>
       </w:r>
       <w:r>
         <w:rPr>
           <w:rStyle w:val="VerbatimChar"/>
-          <w:rFonts w:ascii="Times New Roman" w:hAnsi="Times New Roman" w:eastAsia="Times New Roman" w:cs="Times New Roman"/>
+          <w:rFonts w:ascii="SimSun" w:hAnsi="SimSun" w:eastAsia="SimSun" w:cs="SimSun"/>
         </w:rPr>
         <w:t xml:space="preserve">- </w:t>
       </w:r>
       <w:r>
         <w:rPr>
           <w:rStyle w:val="VerbatimChar"/>
-          <w:rFonts w:hint="eastAsia" w:ascii="Times New Roman" w:hAnsi="Times New Roman" w:eastAsia="FangSong" w:cs="Times New Roman"/>
+          <w:rFonts w:hint="eastAsia" w:ascii="SimSun" w:hAnsi="SimSun" w:eastAsia="SimSun" w:cs="SimSun"/>
         </w:rPr>
         <w:t>表面能增加</w:t>
       </w:r>
       <w:r>
         <w:rPr>
           <w:rStyle w:val="VerbatimChar"/>
-          <w:rFonts w:hint="eastAsia" w:ascii="Times New Roman" w:hAnsi="Times New Roman" w:eastAsia="Times New Roman" w:cs="Times New Roman"/>
+          <w:rFonts w:hint="eastAsia" w:ascii="SimSun" w:hAnsi="SimSun" w:eastAsia="SimSun" w:cs="SimSun"/>
         </w:rPr>
         <w:t>，</w:t>
       </w:r>
       <w:r>
         <w:rPr>
           <w:rStyle w:val="VerbatimChar"/>
-          <w:rFonts w:hint="eastAsia" w:ascii="Times New Roman" w:hAnsi="Times New Roman" w:eastAsia="FangSong" w:cs="Times New Roman"/>
+          <w:rFonts w:hint="eastAsia" w:ascii="SimSun" w:hAnsi="SimSun" w:eastAsia="SimSun" w:cs="SimSun"/>
         </w:rPr>
         <w:t>释放能量</w:t>
       </w:r>
       <w:r>
         <w:rPr>
-          <w:rFonts w:ascii="Times New Roman" w:hAnsi="Times New Roman" w:eastAsia="Times New Roman" w:cs="Times New Roman"/>
+          <w:rFonts w:ascii="SimSun" w:hAnsi="SimSun" w:eastAsia="SimSun" w:cs="SimSun"/>
         </w:rPr>
         <w:br/>
       </w:r>
       <w:r>
         <w:rPr>
           <w:rStyle w:val="VerbatimChar"/>
-          <w:rFonts w:ascii="Times New Roman" w:hAnsi="Times New Roman" w:eastAsia="Times New Roman" w:cs="Times New Roman"/>
+          <w:rFonts w:ascii="SimSun" w:hAnsi="SimSun" w:eastAsia="SimSun" w:cs="SimSun"/>
         </w:rPr>
         <w:t xml:space="preserve">- </w:t>
       </w:r>
       <w:r>
         <w:rPr>
           <w:rStyle w:val="VerbatimChar"/>
-          <w:rFonts w:hint="eastAsia" w:ascii="Times New Roman" w:hAnsi="Times New Roman" w:eastAsia="FangSong" w:cs="Times New Roman"/>
+          <w:rFonts w:hint="eastAsia" w:ascii="SimSun" w:hAnsi="SimSun" w:eastAsia="SimSun" w:cs="SimSun"/>
         </w:rPr>
         <w:t>结论</w:t>
       </w:r>
       <w:r>
         <w:rPr>
           <w:rStyle w:val="VerbatimChar"/>
-          <w:rFonts w:hint="eastAsia" w:ascii="Times New Roman" w:hAnsi="Times New Roman" w:eastAsia="Times New Roman" w:cs="Times New Roman"/>
+          <w:rFonts w:hint="eastAsia" w:ascii="SimSun" w:hAnsi="SimSun" w:eastAsia="SimSun" w:cs="SimSun"/>
         </w:rPr>
         <w:t>：</w:t>
       </w:r>
       <w:r>
         <w:rPr>
           <w:rStyle w:val="VerbatimChar"/>
-          <w:rFonts w:hint="eastAsia" w:ascii="Times New Roman" w:hAnsi="Times New Roman" w:eastAsia="FangSong" w:cs="Times New Roman"/>
+          <w:rFonts w:hint="eastAsia" w:ascii="SimSun" w:hAnsi="SimSun" w:eastAsia="SimSun" w:cs="SimSun"/>
         </w:rPr>
         <w:t>正确</w:t>
       </w:r>
       <w:r>
         <w:rPr>
-          <w:rFonts w:ascii="Times New Roman" w:hAnsi="Times New Roman" w:eastAsia="Times New Roman" w:cs="Times New Roman"/>
+          <w:rFonts w:ascii="SimSun" w:hAnsi="SimSun" w:eastAsia="SimSun" w:cs="SimSun"/>
         </w:rPr>
         <w:br/>
       </w:r>
       <w:r>
         <w:rPr>
-          <w:rFonts w:ascii="Times New Roman" w:hAnsi="Times New Roman" w:eastAsia="Times New Roman" w:cs="Times New Roman"/>
+          <w:rFonts w:ascii="SimSun" w:hAnsi="SimSun" w:eastAsia="SimSun" w:cs="SimSun"/>
         </w:rPr>
         <w:br/>
       </w:r>
       <w:r>
         <w:rPr>
           <w:rStyle w:val="VerbatimChar"/>
-          <w:rFonts w:ascii="Times New Roman" w:hAnsi="Times New Roman" w:eastAsia="Times New Roman" w:cs="Times New Roman"/>
+          <w:rFonts w:ascii="SimSun" w:hAnsi="SimSun" w:eastAsia="SimSun" w:cs="SimSun"/>
         </w:rPr>
         <w:t xml:space="preserve">B. ΔS &gt; </w:t>
       </w:r>
       <w:r>
         <w:rPr>
           <w:rStyle w:val="VerbatimChar"/>
-          <w:rFonts w:hint="eastAsia" w:ascii="Times New Roman" w:hAnsi="Times New Roman" w:eastAsia="Times New Roman" w:cs="Times New Roman"/>
+          <w:rFonts w:hint="eastAsia" w:ascii="SimSun" w:hAnsi="SimSun" w:eastAsia="SimSun" w:cs="SimSun"/>
         </w:rPr>
         <w:t xml:space="preserve">0：</w:t>
       </w:r>
       <w:r>
         <w:rPr>
-          <w:rFonts w:ascii="Times New Roman" w:hAnsi="Times New Roman" w:eastAsia="Times New Roman" w:cs="Times New Roman"/>
+          <w:rFonts w:ascii="SimSun" w:hAnsi="SimSun" w:eastAsia="SimSun" w:cs="SimSun"/>
         </w:rPr>
         <w:br/>
       </w:r>
       <w:r>
         <w:rPr>
           <w:rStyle w:val="VerbatimChar"/>
-          <w:rFonts w:ascii="Times New Roman" w:hAnsi="Times New Roman" w:eastAsia="Times New Roman" w:cs="Times New Roman"/>
+          <w:rFonts w:ascii="SimSun" w:hAnsi="SimSun" w:eastAsia="SimSun" w:cs="SimSun"/>
         </w:rPr>
         <w:t xml:space="preserve">- </w:t>
       </w:r>
       <w:r>
         <w:rPr>
           <w:rStyle w:val="VerbatimChar"/>
-          <w:rFonts w:hint="eastAsia" w:ascii="Times New Roman" w:hAnsi="Times New Roman" w:eastAsia="FangSong" w:cs="Times New Roman"/>
+          <w:rFonts w:hint="eastAsia" w:ascii="SimSun" w:hAnsi="SimSun" w:eastAsia="SimSun" w:cs="SimSun"/>
         </w:rPr>
         <w:t>表面积增加</w:t>
       </w:r>
       <w:r>
         <w:rPr>
           <w:rStyle w:val="VerbatimChar"/>
-          <w:rFonts w:hint="eastAsia" w:ascii="Times New Roman" w:hAnsi="Times New Roman" w:eastAsia="Times New Roman" w:cs="Times New Roman"/>
+          <w:rFonts w:hint="eastAsia" w:ascii="SimSun" w:hAnsi="SimSun" w:eastAsia="SimSun" w:cs="SimSun"/>
         </w:rPr>
         <w:t>，</w:t>
       </w:r>
       <w:r>
         <w:rPr>
           <w:rStyle w:val="VerbatimChar"/>
-          <w:rFonts w:hint="eastAsia" w:ascii="Times New Roman" w:hAnsi="Times New Roman" w:eastAsia="FangSong" w:cs="Times New Roman"/>
+          <w:rFonts w:hint="eastAsia" w:ascii="SimSun" w:hAnsi="SimSun" w:eastAsia="SimSun" w:cs="SimSun"/>
         </w:rPr>
         <w:t>熵增加</w:t>
       </w:r>
       <w:r>
         <w:rPr>
-          <w:rFonts w:ascii="Times New Roman" w:hAnsi="Times New Roman" w:eastAsia="Times New Roman" w:cs="Times New Roman"/>
+          <w:rFonts w:ascii="SimSun" w:hAnsi="SimSun" w:eastAsia="SimSun" w:cs="SimSun"/>
         </w:rPr>
         <w:br/>
       </w:r>
       <w:r>
         <w:rPr>
           <w:rStyle w:val="VerbatimChar"/>
-          <w:rFonts w:ascii="Times New Roman" w:hAnsi="Times New Roman" w:eastAsia="Times New Roman" w:cs="Times New Roman"/>
+          <w:rFonts w:ascii="SimSun" w:hAnsi="SimSun" w:eastAsia="SimSun" w:cs="SimSun"/>
         </w:rPr>
         <w:t xml:space="preserve">- </w:t>
       </w:r>
       <w:r>
         <w:rPr>
           <w:rStyle w:val="VerbatimChar"/>
-          <w:rFonts w:hint="eastAsia" w:ascii="Times New Roman" w:hAnsi="Times New Roman" w:eastAsia="FangSong" w:cs="Times New Roman"/>
+          <w:rFonts w:hint="eastAsia" w:ascii="SimSun" w:hAnsi="SimSun" w:eastAsia="SimSun" w:cs="SimSun"/>
         </w:rPr>
         <w:t>但表面原子排列更有序</w:t>
       </w:r>
       <w:r>
         <w:rPr>
           <w:rStyle w:val="VerbatimChar"/>
-          <w:rFonts w:hint="eastAsia" w:ascii="Times New Roman" w:hAnsi="Times New Roman" w:eastAsia="Times New Roman" w:cs="Times New Roman"/>
+          <w:rFonts w:hint="eastAsia" w:ascii="SimSun" w:hAnsi="SimSun" w:eastAsia="SimSun" w:cs="SimSun"/>
         </w:rPr>
         <w:t>，</w:t>
       </w:r>
       <w:r>
         <w:rPr>
           <w:rStyle w:val="VerbatimChar"/>
-          <w:rFonts w:hint="eastAsia" w:ascii="Times New Roman" w:hAnsi="Times New Roman" w:eastAsia="FangSong" w:cs="Times New Roman"/>
+          <w:rFonts w:hint="eastAsia" w:ascii="SimSun" w:hAnsi="SimSun" w:eastAsia="SimSun" w:cs="SimSun"/>
         </w:rPr>
         <w:t>熵减少</w:t>
       </w:r>
       <w:r>
         <w:rPr>
-          <w:rFonts w:ascii="Times New Roman" w:hAnsi="Times New Roman" w:eastAsia="Times New Roman" w:cs="Times New Roman"/>
+          <w:rFonts w:ascii="SimSun" w:hAnsi="SimSun" w:eastAsia="SimSun" w:cs="SimSun"/>
         </w:rPr>
         <w:br/>
       </w:r>
       <w:r>
         <w:rPr>
           <w:rStyle w:val="VerbatimChar"/>
-          <w:rFonts w:ascii="Times New Roman" w:hAnsi="Times New Roman" w:eastAsia="Times New Roman" w:cs="Times New Roman"/>
+          <w:rFonts w:ascii="SimSun" w:hAnsi="SimSun" w:eastAsia="SimSun" w:cs="SimSun"/>
         </w:rPr>
         <w:t xml:space="preserve">- </w:t>
       </w:r>
       <w:r>
         <w:rPr>
           <w:rStyle w:val="VerbatimChar"/>
-          <w:rFonts w:hint="eastAsia" w:ascii="Times New Roman" w:hAnsi="Times New Roman" w:eastAsia="FangSong" w:cs="Times New Roman"/>
+          <w:rFonts w:hint="eastAsia" w:ascii="SimSun" w:hAnsi="SimSun" w:eastAsia="SimSun" w:cs="SimSun"/>
         </w:rPr>
         <w:t xml:space="preserve">总熵变不确定</w:t>
       </w:r>
       <w:r>
         <w:rPr>
-          <w:rFonts w:ascii="Times New Roman" w:hAnsi="Times New Roman" w:eastAsia="Times New Roman" w:cs="Times New Roman"/>
+          <w:rFonts w:ascii="SimSun" w:hAnsi="SimSun" w:eastAsia="SimSun" w:cs="SimSun"/>
         </w:rPr>
         <w:br/>
       </w:r>
       <w:r>
         <w:rPr>
           <w:rStyle w:val="VerbatimChar"/>
-          <w:rFonts w:ascii="Times New Roman" w:hAnsi="Times New Roman" w:eastAsia="Times New Roman" w:cs="Times New Roman"/>
+          <w:rFonts w:ascii="SimSun" w:hAnsi="SimSun" w:eastAsia="SimSun" w:cs="SimSun"/>
         </w:rPr>
         <w:t xml:space="preserve">- </w:t>
       </w:r>
       <w:r>
         <w:rPr>
           <w:rStyle w:val="VerbatimChar"/>
-          <w:rFonts w:hint="eastAsia" w:ascii="Times New Roman" w:hAnsi="Times New Roman" w:eastAsia="FangSong" w:cs="Times New Roman"/>
+          <w:rFonts w:hint="eastAsia" w:ascii="SimSun" w:hAnsi="SimSun" w:eastAsia="SimSun" w:cs="SimSun"/>
         </w:rPr>
         <w:t>结论</w:t>
       </w:r>
       <w:r>
         <w:rPr>
           <w:rStyle w:val="VerbatimChar"/>
-          <w:rFonts w:hint="eastAsia" w:ascii="Times New Roman" w:hAnsi="Times New Roman" w:eastAsia="Times New Roman" w:cs="Times New Roman"/>
+          <w:rFonts w:hint="eastAsia" w:ascii="SimSun" w:hAnsi="SimSun" w:eastAsia="SimSun" w:cs="SimSun"/>
         </w:rPr>
         <w:t>：</w:t>
       </w:r>
       <w:r>
         <w:rPr>
           <w:rStyle w:val="VerbatimChar"/>
-          <w:rFonts w:hint="eastAsia" w:ascii="Times New Roman" w:hAnsi="Times New Roman" w:eastAsia="FangSong" w:cs="Times New Roman"/>
+          <w:rFonts w:hint="eastAsia" w:ascii="SimSun" w:hAnsi="SimSun" w:eastAsia="SimSun" w:cs="SimSun"/>
         </w:rPr>
         <w:t>错误</w:t>
       </w:r>
       <w:r>
         <w:rPr>
-          <w:rFonts w:ascii="Times New Roman" w:hAnsi="Times New Roman" w:eastAsia="Times New Roman" w:cs="Times New Roman"/>
+          <w:rFonts w:ascii="SimSun" w:hAnsi="SimSun" w:eastAsia="SimSun" w:cs="SimSun"/>
         </w:rPr>
         <w:br/>
       </w:r>
       <w:r>
         <w:rPr>
-          <w:rFonts w:ascii="Times New Roman" w:hAnsi="Times New Roman" w:eastAsia="Times New Roman" w:cs="Times New Roman"/>
+          <w:rFonts w:ascii="SimSun" w:hAnsi="SimSun" w:eastAsia="SimSun" w:cs="SimSun"/>
         </w:rPr>
         <w:br/>
       </w:r>
       <w:r>
         <w:rPr>
           <w:rStyle w:val="VerbatimChar"/>
-          <w:rFonts w:ascii="Times New Roman" w:hAnsi="Times New Roman" w:eastAsia="Times New Roman" w:cs="Times New Roman"/>
+          <w:rFonts w:ascii="SimSun" w:hAnsi="SimSun" w:eastAsia="SimSun" w:cs="SimSun"/>
         </w:rPr>
         <w:t xml:space="preserve">C. ΔG &lt; </w:t>
       </w:r>
       <w:r>
         <w:rPr>
           <w:rStyle w:val="VerbatimChar"/>
-          <w:rFonts w:hint="eastAsia" w:ascii="Times New Roman" w:hAnsi="Times New Roman" w:eastAsia="Times New Roman" w:cs="Times New Roman"/>
+          <w:rFonts w:hint="eastAsia" w:ascii="SimSun" w:hAnsi="SimSun" w:eastAsia="SimSun" w:cs="SimSun"/>
         </w:rPr>
         <w:t xml:space="preserve">0：</w:t>
       </w:r>
       <w:r>
         <w:rPr>
-          <w:rFonts w:ascii="Times New Roman" w:hAnsi="Times New Roman" w:eastAsia="Times New Roman" w:cs="Times New Roman"/>
+          <w:rFonts w:ascii="SimSun" w:hAnsi="SimSun" w:eastAsia="SimSun" w:cs="SimSun"/>
         </w:rPr>
         <w:br/>
       </w:r>
       <w:r>
         <w:rPr>
           <w:rStyle w:val="VerbatimChar"/>
-          <w:rFonts w:ascii="Times New Roman" w:hAnsi="Times New Roman" w:eastAsia="Times New Roman" w:cs="Times New Roman"/>
+          <w:rFonts w:ascii="SimSun" w:hAnsi="SimSun" w:eastAsia="SimSun" w:cs="SimSun"/>
         </w:rPr>
         <w:t xml:space="preserve">- ΔG = ΔH - TΔS</w:t>
       </w:r>
       <w:r>
         <w:rPr>
-          <w:rFonts w:ascii="Times New Roman" w:hAnsi="Times New Roman" w:eastAsia="Times New Roman" w:cs="Times New Roman"/>
+          <w:rFonts w:ascii="SimSun" w:hAnsi="SimSun" w:eastAsia="SimSun" w:cs="SimSun"/>
         </w:rPr>
         <w:br/>
       </w:r>
       <w:r>
         <w:rPr>
           <w:rStyle w:val="VerbatimChar"/>
-          <w:rFonts w:ascii="Times New Roman" w:hAnsi="Times New Roman" w:eastAsia="Times New Roman" w:cs="Times New Roman"/>
+          <w:rFonts w:ascii="SimSun" w:hAnsi="SimSun" w:eastAsia="SimSun" w:cs="SimSun"/>
         </w:rPr>
         <w:t xml:space="preserve">- </w:t>
       </w:r>
       <w:r>
         <w:rPr>
           <w:rStyle w:val="VerbatimChar"/>
-          <w:rFonts w:hint="eastAsia" w:ascii="Times New Roman" w:hAnsi="Times New Roman" w:eastAsia="FangSong" w:cs="Times New Roman"/>
+          <w:rFonts w:hint="eastAsia" w:ascii="SimSun" w:hAnsi="SimSun" w:eastAsia="SimSun" w:cs="SimSun"/>
         </w:rPr>
         <w:t xml:space="preserve">由于</w:t>
       </w:r>
       <w:r>
         <w:rPr>
           <w:rStyle w:val="VerbatimChar"/>
-          <w:rFonts w:ascii="Times New Roman" w:hAnsi="Times New Roman" w:eastAsia="Times New Roman" w:cs="Times New Roman"/>
+          <w:rFonts w:ascii="SimSun" w:hAnsi="SimSun" w:eastAsia="SimSun" w:cs="SimSun"/>
         </w:rPr>
         <w:t xml:space="preserve"> ΔS </w:t>
       </w:r>
       <w:r>
         <w:rPr>
           <w:rStyle w:val="VerbatimChar"/>
-          <w:rFonts w:hint="eastAsia" w:ascii="Times New Roman" w:hAnsi="Times New Roman" w:eastAsia="FangSong" w:cs="Times New Roman"/>
+          <w:rFonts w:hint="eastAsia" w:ascii="SimSun" w:hAnsi="SimSun" w:eastAsia="SimSun" w:cs="SimSun"/>
         </w:rPr>
         <w:t>不确定</w:t>
       </w:r>
       <w:r>
         <w:rPr>
           <w:rStyle w:val="VerbatimChar"/>
-          <w:rFonts w:hint="eastAsia" w:ascii="Times New Roman" w:hAnsi="Times New Roman" w:eastAsia="Times New Roman" w:cs="Times New Roman"/>
+          <w:rFonts w:hint="eastAsia" w:ascii="SimSun" w:hAnsi="SimSun" w:eastAsia="SimSun" w:cs="SimSun"/>
         </w:rPr>
         <w:t>，ΔG</w:t>
       </w:r>
       <w:r>
         <w:rPr>
           <w:rStyle w:val="VerbatimChar"/>
-          <w:rFonts w:ascii="Times New Roman" w:hAnsi="Times New Roman" w:eastAsia="Times New Roman" w:cs="Times New Roman"/>
+          <w:rFonts w:ascii="SimSun" w:hAnsi="SimSun" w:eastAsia="SimSun" w:cs="SimSun"/>
         </w:rPr>
         <w:t xml:space="preserve"> </w:t>
       </w:r>
       <w:r>
         <w:rPr>
           <w:rStyle w:val="VerbatimChar"/>
-          <w:rFonts w:hint="eastAsia" w:ascii="Times New Roman" w:hAnsi="Times New Roman" w:eastAsia="FangSong" w:cs="Times New Roman"/>
+          <w:rFonts w:hint="eastAsia" w:ascii="SimSun" w:hAnsi="SimSun" w:eastAsia="SimSun" w:cs="SimSun"/>
         </w:rPr>
         <w:t xml:space="preserve">的符号不确定</w:t>
       </w:r>
       <w:r>
         <w:rPr>
-          <w:rFonts w:ascii="Times New Roman" w:hAnsi="Times New Roman" w:eastAsia="Times New Roman" w:cs="Times New Roman"/>
+          <w:rFonts w:ascii="SimSun" w:hAnsi="SimSun" w:eastAsia="SimSun" w:cs="SimSun"/>
         </w:rPr>
         <w:br/>
       </w:r>
       <w:r>
         <w:rPr>
           <w:rStyle w:val="VerbatimChar"/>
-          <w:rFonts w:ascii="Times New Roman" w:hAnsi="Times New Roman" w:eastAsia="Times New Roman" w:cs="Times New Roman"/>
+          <w:rFonts w:ascii="SimSun" w:hAnsi="SimSun" w:eastAsia="SimSun" w:cs="SimSun"/>
         </w:rPr>
         <w:t xml:space="preserve">- </w:t>
       </w:r>
       <w:r>
         <w:rPr>
           <w:rStyle w:val="VerbatimChar"/>
-          <w:rFonts w:hint="eastAsia" w:ascii="Times New Roman" w:hAnsi="Times New Roman" w:eastAsia="FangSong" w:cs="Times New Roman"/>
+          <w:rFonts w:hint="eastAsia" w:ascii="SimSun" w:hAnsi="SimSun" w:eastAsia="SimSun" w:cs="SimSun"/>
         </w:rPr>
         <w:t>结论</w:t>
       </w:r>
       <w:r>
         <w:rPr>
           <w:rStyle w:val="VerbatimChar"/>
-          <w:rFonts w:hint="eastAsia" w:ascii="Times New Roman" w:hAnsi="Times New Roman" w:eastAsia="Times New Roman" w:cs="Times New Roman"/>
+          <w:rFonts w:hint="eastAsia" w:ascii="SimSun" w:hAnsi="SimSun" w:eastAsia="SimSun" w:cs="SimSun"/>
         </w:rPr>
         <w:t>：</w:t>
       </w:r>
       <w:r>
         <w:rPr>
           <w:rStyle w:val="VerbatimChar"/>
-          <w:rFonts w:hint="eastAsia" w:ascii="Times New Roman" w:hAnsi="Times New Roman" w:eastAsia="FangSong" w:cs="Times New Roman"/>
+          <w:rFonts w:hint="eastAsia" w:ascii="SimSun" w:hAnsi="SimSun" w:eastAsia="SimSun" w:cs="SimSun"/>
         </w:rPr>
         <w:t>错误</w:t>
       </w:r>
       <w:r>
         <w:rPr>
-          <w:rFonts w:ascii="Times New Roman" w:hAnsi="Times New Roman" w:eastAsia="Times New Roman" w:cs="Times New Roman"/>
+          <w:rFonts w:ascii="SimSun" w:hAnsi="SimSun" w:eastAsia="SimSun" w:cs="SimSun"/>
         </w:rPr>
         <w:br/>
       </w:r>
       <w:r>
         <w:rPr>
-          <w:rFonts w:ascii="Times New Roman" w:hAnsi="Times New Roman" w:eastAsia="Times New Roman" w:cs="Times New Roman"/>
+          <w:rFonts w:ascii="SimSun" w:hAnsi="SimSun" w:eastAsia="SimSun" w:cs="SimSun"/>
         </w:rPr>
         <w:br/>
       </w:r>
       <w:r>
         <w:rPr>
           <w:rStyle w:val="VerbatimChar"/>
-          <w:rFonts w:ascii="Times New Roman" w:hAnsi="Times New Roman" w:eastAsia="Times New Roman" w:cs="Times New Roman"/>
+          <w:rFonts w:ascii="SimSun" w:hAnsi="SimSun" w:eastAsia="SimSun" w:cs="SimSun"/>
         </w:rPr>
         <w:t xml:space="preserve">D. </w:t>
       </w:r>
       <w:r>
         <w:rPr>
           <w:rStyle w:val="VerbatimChar"/>
-          <w:rFonts w:hint="eastAsia" w:ascii="Times New Roman" w:hAnsi="Times New Roman" w:eastAsia="FangSong" w:cs="Times New Roman"/>
+          <w:rFonts w:hint="eastAsia" w:ascii="SimSun" w:hAnsi="SimSun" w:eastAsia="SimSun" w:cs="SimSun"/>
         </w:rPr>
         <w:t>熔点降低</w:t>
       </w:r>
       <w:r>
         <w:rPr>
           <w:rStyle w:val="VerbatimChar"/>
-          <w:rFonts w:hint="eastAsia" w:ascii="Times New Roman" w:hAnsi="Times New Roman" w:eastAsia="Times New Roman" w:cs="Times New Roman"/>
+          <w:rFonts w:hint="eastAsia" w:ascii="SimSun" w:hAnsi="SimSun" w:eastAsia="SimSun" w:cs="SimSun"/>
         </w:rPr>
         <w:t>：</w:t>
       </w:r>
       <w:r>
         <w:rPr>
-          <w:rFonts w:ascii="Times New Roman" w:hAnsi="Times New Roman" w:eastAsia="Times New Roman" w:cs="Times New Roman"/>
+          <w:rFonts w:ascii="SimSun" w:hAnsi="SimSun" w:eastAsia="SimSun" w:cs="SimSun"/>
         </w:rPr>
         <w:br/>
       </w:r>
       <w:r>
         <w:rPr>
           <w:rStyle w:val="VerbatimChar"/>
-          <w:rFonts w:ascii="Times New Roman" w:hAnsi="Times New Roman" w:eastAsia="Times New Roman" w:cs="Times New Roman"/>
+          <w:rFonts w:ascii="SimSun" w:hAnsi="SimSun" w:eastAsia="SimSun" w:cs="SimSun"/>
         </w:rPr>
         <w:t xml:space="preserve">- </w:t>
       </w:r>
       <w:r>
         <w:rPr>
           <w:rStyle w:val="VerbatimChar"/>
-          <w:rFonts w:hint="eastAsia" w:ascii="Times New Roman" w:hAnsi="Times New Roman" w:eastAsia="FangSong" w:cs="Times New Roman"/>
+          <w:rFonts w:hint="eastAsia" w:ascii="SimSun" w:hAnsi="SimSun" w:eastAsia="SimSun" w:cs="SimSun"/>
         </w:rPr>
         <w:t xml:space="preserve">纳米颗粒表面原子比例高</w:t>
       </w:r>
       <w:r>
         <w:rPr>
-          <w:rFonts w:ascii="Times New Roman" w:hAnsi="Times New Roman" w:eastAsia="Times New Roman" w:cs="Times New Roman"/>
+          <w:rFonts w:ascii="SimSun" w:hAnsi="SimSun" w:eastAsia="SimSun" w:cs="SimSun"/>
         </w:rPr>
         <w:br/>
       </w:r>
       <w:r>
         <w:rPr>
           <w:rStyle w:val="VerbatimChar"/>
-          <w:rFonts w:ascii="Times New Roman" w:hAnsi="Times New Roman" w:eastAsia="Times New Roman" w:cs="Times New Roman"/>
+          <w:rFonts w:ascii="SimSun" w:hAnsi="SimSun" w:eastAsia="SimSun" w:cs="SimSun"/>
         </w:rPr>
         <w:t xml:space="preserve">- </w:t>
       </w:r>
       <w:r>
         <w:rPr>
           <w:rStyle w:val="VerbatimChar"/>
-          <w:rFonts w:hint="eastAsia" w:ascii="Times New Roman" w:hAnsi="Times New Roman" w:eastAsia="FangSong" w:cs="Times New Roman"/>
+          <w:rFonts w:hint="eastAsia" w:ascii="SimSun" w:hAnsi="SimSun" w:eastAsia="SimSun" w:cs="SimSun"/>
         </w:rPr>
         <w:t xml:space="preserve">表面原子结合能低</w:t>
       </w:r>
       <w:r>
         <w:rPr>
-          <w:rFonts w:ascii="Times New Roman" w:hAnsi="Times New Roman" w:eastAsia="Times New Roman" w:cs="Times New Roman"/>
+          <w:rFonts w:ascii="SimSun" w:hAnsi="SimSun" w:eastAsia="SimSun" w:cs="SimSun"/>
         </w:rPr>
         <w:br/>
       </w:r>
       <w:r>
         <w:rPr>
           <w:rStyle w:val="VerbatimChar"/>
-          <w:rFonts w:ascii="Times New Roman" w:hAnsi="Times New Roman" w:eastAsia="Times New Roman" w:cs="Times New Roman"/>
+          <w:rFonts w:ascii="SimSun" w:hAnsi="SimSun" w:eastAsia="SimSun" w:cs="SimSun"/>
         </w:rPr>
         <w:t xml:space="preserve">- </w:t>
       </w:r>
       <w:r>
         <w:rPr>
           <w:rStyle w:val="VerbatimChar"/>
-          <w:rFonts w:hint="eastAsia" w:ascii="Times New Roman" w:hAnsi="Times New Roman" w:eastAsia="FangSong" w:cs="Times New Roman"/>
+          <w:rFonts w:hint="eastAsia" w:ascii="SimSun" w:hAnsi="SimSun" w:eastAsia="SimSun" w:cs="SimSun"/>
         </w:rPr>
         <w:t xml:space="preserve">熔点降低</w:t>
       </w:r>
       <w:r>
         <w:rPr>
-          <w:rFonts w:ascii="Times New Roman" w:hAnsi="Times New Roman" w:eastAsia="Times New Roman" w:cs="Times New Roman"/>
+          <w:rFonts w:ascii="SimSun" w:hAnsi="SimSun" w:eastAsia="SimSun" w:cs="SimSun"/>
         </w:rPr>
         <w:br/>
       </w:r>
       <w:r>
         <w:rPr>
           <w:rStyle w:val="VerbatimChar"/>
-          <w:rFonts w:ascii="Times New Roman" w:hAnsi="Times New Roman" w:eastAsia="Times New Roman" w:cs="Times New Roman"/>
+          <w:rFonts w:ascii="SimSun" w:hAnsi="SimSun" w:eastAsia="SimSun" w:cs="SimSun"/>
         </w:rPr>
         <w:t xml:space="preserve">- </w:t>
       </w:r>
       <w:r>
         <w:rPr>
           <w:rStyle w:val="VerbatimChar"/>
-          <w:rFonts w:hint="eastAsia" w:ascii="Times New Roman" w:hAnsi="Times New Roman" w:eastAsia="FangSong" w:cs="Times New Roman"/>
+          <w:rFonts w:hint="eastAsia" w:ascii="SimSun" w:hAnsi="SimSun" w:eastAsia="SimSun" w:cs="SimSun"/>
         </w:rPr>
         <w:t>结论</w:t>
       </w:r>
       <w:r>
         <w:rPr>
           <w:rStyle w:val="VerbatimChar"/>
-          <w:rFonts w:hint="eastAsia" w:ascii="Times New Roman" w:hAnsi="Times New Roman" w:eastAsia="Times New Roman" w:cs="Times New Roman"/>
+          <w:rFonts w:hint="eastAsia" w:ascii="SimSun" w:hAnsi="SimSun" w:eastAsia="SimSun" w:cs="SimSun"/>
         </w:rPr>
         <w:t>：</w:t>
       </w:r>
       <w:r>
         <w:rPr>
           <w:rStyle w:val="VerbatimChar"/>
-          <w:rFonts w:hint="eastAsia" w:ascii="Times New Roman" w:hAnsi="Times New Roman" w:eastAsia="FangSong" w:cs="Times New Roman"/>
+          <w:rFonts w:hint="eastAsia" w:ascii="SimSun" w:hAnsi="SimSun" w:eastAsia="SimSun" w:cs="SimSun"/>
         </w:rPr>
         <w:t>正确</w:t>
       </w:r>
       <w:r>
         <w:rPr>
-          <w:rFonts w:ascii="Times New Roman" w:hAnsi="Times New Roman" w:eastAsia="Times New Roman" w:cs="Times New Roman"/>
+          <w:rFonts w:ascii="SimSun" w:hAnsi="SimSun" w:eastAsia="SimSun" w:cs="SimSun"/>
         </w:rPr>
         <w:br/>
       </w:r>
       <w:r>
         <w:rPr>
-          <w:rFonts w:ascii="Times New Roman" w:hAnsi="Times New Roman" w:eastAsia="Times New Roman" w:cs="Times New Roman"/>
+          <w:rFonts w:ascii="SimSun" w:hAnsi="SimSun" w:eastAsia="SimSun" w:cs="SimSun"/>
         </w:rPr>
         <w:br/>
       </w:r>
       <w:r>
         <w:rPr>
           <w:rStyle w:val="VerbatimChar"/>
-          <w:rFonts w:ascii="Times New Roman" w:hAnsi="Times New Roman" w:eastAsia="Times New Roman" w:cs="Times New Roman"/>
+          <w:rFonts w:ascii="SimSun" w:hAnsi="SimSun" w:eastAsia="SimSun" w:cs="SimSun"/>
         </w:rPr>
         <w:t xml:space="preserve">E. </w:t>
       </w:r>
       <w:r>
         <w:rPr>
           <w:rStyle w:val="VerbatimChar"/>
-          <w:rFonts w:hint="eastAsia" w:ascii="Times New Roman" w:hAnsi="Times New Roman" w:eastAsia="FangSong" w:cs="Times New Roman"/>
+          <w:rFonts w:hint="eastAsia" w:ascii="SimSun" w:hAnsi="SimSun" w:eastAsia="SimSun" w:cs="SimSun"/>
         </w:rPr>
         <w:t>燃烧焓增加</w:t>
       </w:r>
       <w:r>
         <w:rPr>
           <w:rStyle w:val="VerbatimChar"/>
-          <w:rFonts w:hint="eastAsia" w:ascii="Times New Roman" w:hAnsi="Times New Roman" w:eastAsia="Times New Roman" w:cs="Times New Roman"/>
+          <w:rFonts w:hint="eastAsia" w:ascii="SimSun" w:hAnsi="SimSun" w:eastAsia="SimSun" w:cs="SimSun"/>
         </w:rPr>
         <w:t>：</w:t>
       </w:r>
       <w:r>
         <w:rPr>
-          <w:rFonts w:ascii="Times New Roman" w:hAnsi="Times New Roman" w:eastAsia="Times New Roman" w:cs="Times New Roman"/>
+          <w:rFonts w:ascii="SimSun" w:hAnsi="SimSun" w:eastAsia="SimSun" w:cs="SimSun"/>
         </w:rPr>
         <w:br/>
       </w:r>
       <w:r>
         <w:rPr>
           <w:rStyle w:val="VerbatimChar"/>
-          <w:rFonts w:ascii="Times New Roman" w:hAnsi="Times New Roman" w:eastAsia="Times New Roman" w:cs="Times New Roman"/>
+          <w:rFonts w:ascii="SimSun" w:hAnsi="SimSun" w:eastAsia="SimSun" w:cs="SimSun"/>
         </w:rPr>
         <w:t xml:space="preserve">- </w:t>
       </w:r>
       <w:r>
         <w:rPr>
           <w:rStyle w:val="VerbatimChar"/>
-          <w:rFonts w:hint="eastAsia" w:ascii="Times New Roman" w:hAnsi="Times New Roman" w:eastAsia="FangSong" w:cs="Times New Roman"/>
+          <w:rFonts w:hint="eastAsia" w:ascii="SimSun" w:hAnsi="SimSun" w:eastAsia="SimSun" w:cs="SimSun"/>
         </w:rPr>
         <w:t xml:space="preserve">纳米铝粉比表面积大</w:t>
       </w:r>
       <w:r>
         <w:rPr>
-          <w:rFonts w:ascii="Times New Roman" w:hAnsi="Times New Roman" w:eastAsia="Times New Roman" w:cs="Times New Roman"/>
+          <w:rFonts w:ascii="SimSun" w:hAnsi="SimSun" w:eastAsia="SimSun" w:cs="SimSun"/>
         </w:rPr>
         <w:br/>
       </w:r>
       <w:r>
         <w:rPr>
           <w:rStyle w:val="VerbatimChar"/>
-          <w:rFonts w:ascii="Times New Roman" w:hAnsi="Times New Roman" w:eastAsia="Times New Roman" w:cs="Times New Roman"/>
+          <w:rFonts w:ascii="SimSun" w:hAnsi="SimSun" w:eastAsia="SimSun" w:cs="SimSun"/>
         </w:rPr>
         <w:t xml:space="preserve">- </w:t>
       </w:r>
       <w:r>
         <w:rPr>
           <w:rStyle w:val="VerbatimChar"/>
-          <w:rFonts w:hint="eastAsia" w:ascii="Times New Roman" w:hAnsi="Times New Roman" w:eastAsia="FangSong" w:cs="Times New Roman"/>
+          <w:rFonts w:hint="eastAsia" w:ascii="SimSun" w:hAnsi="SimSun" w:eastAsia="SimSun" w:cs="SimSun"/>
         </w:rPr>
         <w:t xml:space="preserve">燃烧更完全</w:t>
       </w:r>
       <w:r>
         <w:rPr>
-          <w:rFonts w:ascii="Times New Roman" w:hAnsi="Times New Roman" w:eastAsia="Times New Roman" w:cs="Times New Roman"/>
+          <w:rFonts w:ascii="SimSun" w:hAnsi="SimSun" w:eastAsia="SimSun" w:cs="SimSun"/>
         </w:rPr>
         <w:br/>
       </w:r>
       <w:r>
         <w:rPr>
           <w:rStyle w:val="VerbatimChar"/>
-          <w:rFonts w:ascii="Times New Roman" w:hAnsi="Times New Roman" w:eastAsia="Times New Roman" w:cs="Times New Roman"/>
+          <w:rFonts w:ascii="SimSun" w:hAnsi="SimSun" w:eastAsia="SimSun" w:cs="SimSun"/>
         </w:rPr>
         <w:t xml:space="preserve">- </w:t>
       </w:r>
       <w:r>
         <w:rPr>
           <w:rStyle w:val="VerbatimChar"/>
-          <w:rFonts w:hint="eastAsia" w:ascii="Times New Roman" w:hAnsi="Times New Roman" w:eastAsia="FangSong" w:cs="Times New Roman"/>
+          <w:rFonts w:hint="eastAsia" w:ascii="SimSun" w:hAnsi="SimSun" w:eastAsia="SimSun" w:cs="SimSun"/>
         </w:rPr>
         <w:t xml:space="preserve">释放更多能量</w:t>
       </w:r>
       <w:r>
         <w:rPr>
-          <w:rFonts w:ascii="Times New Roman" w:hAnsi="Times New Roman" w:eastAsia="Times New Roman" w:cs="Times New Roman"/>
+          <w:rFonts w:ascii="SimSun" w:hAnsi="SimSun" w:eastAsia="SimSun" w:cs="SimSun"/>
         </w:rPr>
         <w:br/>
       </w:r>
       <w:r>
         <w:rPr>
           <w:rStyle w:val="VerbatimChar"/>
-          <w:rFonts w:ascii="Times New Roman" w:hAnsi="Times New Roman" w:eastAsia="Times New Roman" w:cs="Times New Roman"/>
+          <w:rFonts w:ascii="SimSun" w:hAnsi="SimSun" w:eastAsia="SimSun" w:cs="SimSun"/>
         </w:rPr>
         <w:t xml:space="preserve">- </w:t>
       </w:r>
       <w:r>
         <w:rPr>
           <w:rStyle w:val="VerbatimChar"/>
-          <w:rFonts w:hint="eastAsia" w:ascii="Times New Roman" w:hAnsi="Times New Roman" w:eastAsia="FangSong" w:cs="Times New Roman"/>
+          <w:rFonts w:hint="eastAsia" w:ascii="SimSun" w:hAnsi="SimSun" w:eastAsia="SimSun" w:cs="SimSun"/>
         </w:rPr>
         <w:t>结论</w:t>
       </w:r>
       <w:r>
         <w:rPr>
           <w:rStyle w:val="VerbatimChar"/>
-          <w:rFonts w:hint="eastAsia" w:ascii="Times New Roman" w:hAnsi="Times New Roman" w:eastAsia="Times New Roman" w:cs="Times New Roman"/>
+          <w:rFonts w:hint="eastAsia" w:ascii="SimSun" w:hAnsi="SimSun" w:eastAsia="SimSun" w:cs="SimSun"/>
         </w:rPr>
         <w:t>：</w:t>
       </w:r>
       <w:r>
         <w:rPr>
           <w:rStyle w:val="VerbatimChar"/>
-          <w:rFonts w:hint="eastAsia" w:ascii="Times New Roman" w:hAnsi="Times New Roman" w:eastAsia="FangSong" w:cs="Times New Roman"/>
+          <w:rFonts w:hint="eastAsia" w:ascii="SimSun" w:hAnsi="SimSun" w:eastAsia="SimSun" w:cs="SimSun"/>
         </w:rPr>
         <w:t>正确</w:t>
       </w:r>
@@ -19082,79 +19082,79 @@
       <w:r>
         <w:rPr>
           <w:rStyle w:val="VerbatimChar"/>
-          <w:rFonts w:ascii="Times New Roman" w:hAnsi="Times New Roman" w:eastAsia="Times New Roman" w:cs="Times New Roman"/>
+          <w:rFonts w:ascii="SimSun" w:hAnsi="SimSun" w:eastAsia="SimSun" w:cs="SimSun"/>
         </w:rPr>
         <w:t xml:space="preserve">  b</w:t>
       </w:r>
       <w:r>
         <w:rPr>
-          <w:rFonts w:ascii="Times New Roman" w:hAnsi="Times New Roman" w:eastAsia="Times New Roman" w:cs="Times New Roman"/>
+          <w:rFonts w:ascii="SimSun" w:hAnsi="SimSun" w:eastAsia="SimSun" w:cs="SimSun"/>
         </w:rPr>
         <w:br/>
       </w:r>
       <w:r>
         <w:rPr>
           <w:rStyle w:val="VerbatimChar"/>
-          <w:rFonts w:ascii="Times New Roman" w:hAnsi="Times New Roman" w:eastAsia="Times New Roman" w:cs="Times New Roman"/>
+          <w:rFonts w:ascii="SimSun" w:hAnsi="SimSun" w:eastAsia="SimSun" w:cs="SimSun"/>
         </w:rPr>
         <w:t xml:space="preserve">  ↑</w:t>
       </w:r>
       <w:r>
         <w:rPr>
-          <w:rFonts w:ascii="Times New Roman" w:hAnsi="Times New Roman" w:eastAsia="Times New Roman" w:cs="Times New Roman"/>
+          <w:rFonts w:ascii="SimSun" w:hAnsi="SimSun" w:eastAsia="SimSun" w:cs="SimSun"/>
         </w:rPr>
         <w:br/>
       </w:r>
       <w:r>
         <w:rPr>
           <w:rStyle w:val="VerbatimChar"/>
-          <w:rFonts w:ascii="Times New Roman" w:hAnsi="Times New Roman" w:eastAsia="Times New Roman" w:cs="Times New Roman"/>
+          <w:rFonts w:ascii="SimSun" w:hAnsi="SimSun" w:eastAsia="SimSun" w:cs="SimSun"/>
         </w:rPr>
         <w:t xml:space="preserve">  |</w:t>
       </w:r>
       <w:r>
         <w:rPr>
-          <w:rFonts w:ascii="Times New Roman" w:hAnsi="Times New Roman" w:eastAsia="Times New Roman" w:cs="Times New Roman"/>
+          <w:rFonts w:ascii="SimSun" w:hAnsi="SimSun" w:eastAsia="SimSun" w:cs="SimSun"/>
         </w:rPr>
         <w:br/>
       </w:r>
       <w:r>
         <w:rPr>
           <w:rStyle w:val="VerbatimChar"/>
-          <w:rFonts w:ascii="Times New Roman" w:hAnsi="Times New Roman" w:eastAsia="Times New Roman" w:cs="Times New Roman"/>
+          <w:rFonts w:ascii="SimSun" w:hAnsi="SimSun" w:eastAsia="SimSun" w:cs="SimSun"/>
         </w:rPr>
         <w:t xml:space="preserve">  |    Ba(1)        H        H        Ba(2)</w:t>
       </w:r>
       <w:r>
         <w:rPr>
-          <w:rFonts w:ascii="Times New Roman" w:hAnsi="Times New Roman" w:eastAsia="Times New Roman" w:cs="Times New Roman"/>
+          <w:rFonts w:ascii="SimSun" w:hAnsi="SimSun" w:eastAsia="SimSun" w:cs="SimSun"/>
         </w:rPr>
         <w:br/>
       </w:r>
       <w:r>
         <w:rPr>
           <w:rStyle w:val="VerbatimChar"/>
-          <w:rFonts w:ascii="Times New Roman" w:hAnsi="Times New Roman" w:eastAsia="Times New Roman" w:cs="Times New Roman"/>
+          <w:rFonts w:ascii="SimSun" w:hAnsi="SimSun" w:eastAsia="SimSun" w:cs="SimSun"/>
         </w:rPr>
         <w:t xml:space="preserve">  |     ●     ·    ○    ·    ○     ·    ●</w:t>
       </w:r>
       <w:r>
         <w:rPr>
-          <w:rFonts w:ascii="Times New Roman" w:hAnsi="Times New Roman" w:eastAsia="Times New Roman" w:cs="Times New Roman"/>
+          <w:rFonts w:ascii="SimSun" w:hAnsi="SimSun" w:eastAsia="SimSun" w:cs="SimSun"/>
         </w:rPr>
         <w:br/>
       </w:r>
       <w:r>
         <w:rPr>
           <w:rStyle w:val="VerbatimChar"/>
-          <w:rFonts w:ascii="Times New Roman" w:hAnsi="Times New Roman" w:eastAsia="Times New Roman" w:cs="Times New Roman"/>
+          <w:rFonts w:ascii="SimSun" w:hAnsi="SimSun" w:eastAsia="SimSun" w:cs="SimSun"/>
         </w:rPr>
         <w:t xml:space="preserve">  |          z</w:t>
       </w:r>
       <w:r>
         <w:rPr>
           <w:rStyle w:val="VerbatimChar"/>
-          <w:rFonts w:ascii="Times New Roman" w:hAnsi="Times New Roman" w:eastAsia="Times New Roman" w:cs="Times New Roman"/>
+          <w:rFonts w:ascii="SimSun" w:hAnsi="SimSun" w:eastAsia="SimSun" w:cs="SimSun"/>
           <w:vertAlign w:val="subscript"/>
         </w:rPr>
         <w:t>1</w:t>
@@ -19162,14 +19162,14 @@
       <w:r>
         <w:rPr>
           <w:rStyle w:val="VerbatimChar"/>
-          <w:rFonts w:ascii="Times New Roman" w:hAnsi="Times New Roman" w:eastAsia="Times New Roman" w:cs="Times New Roman"/>
+          <w:rFonts w:ascii="SimSun" w:hAnsi="SimSun" w:eastAsia="SimSun" w:cs="SimSun"/>
         </w:rPr>
         <w:t xml:space="preserve">   |         z</w:t>
       </w:r>
       <w:r>
         <w:rPr>
           <w:rStyle w:val="VerbatimChar"/>
-          <w:rFonts w:ascii="Times New Roman" w:hAnsi="Times New Roman" w:eastAsia="Times New Roman" w:cs="Times New Roman"/>
+          <w:rFonts w:ascii="SimSun" w:hAnsi="SimSun" w:eastAsia="SimSun" w:cs="SimSun"/>
           <w:vertAlign w:val="subscript"/>
         </w:rPr>
         <w:t>1</w:t>
@@ -19177,66 +19177,66 @@
       <w:r>
         <w:rPr>
           <w:rStyle w:val="VerbatimChar"/>
-          <w:rFonts w:ascii="Times New Roman" w:hAnsi="Times New Roman" w:eastAsia="Times New Roman" w:cs="Times New Roman"/>
+          <w:rFonts w:ascii="SimSun" w:hAnsi="SimSun" w:eastAsia="SimSun" w:cs="SimSun"/>
         </w:rPr>
         <w:t>+½  |</w:t>
       </w:r>
       <w:r>
         <w:rPr>
-          <w:rFonts w:ascii="Times New Roman" w:hAnsi="Times New Roman" w:eastAsia="Times New Roman" w:cs="Times New Roman"/>
+          <w:rFonts w:ascii="SimSun" w:hAnsi="SimSun" w:eastAsia="SimSun" w:cs="SimSun"/>
         </w:rPr>
         <w:br/>
       </w:r>
       <w:r>
         <w:rPr>
           <w:rStyle w:val="VerbatimChar"/>
-          <w:rFonts w:ascii="Times New Roman" w:hAnsi="Times New Roman" w:eastAsia="Times New Roman" w:cs="Times New Roman"/>
+          <w:rFonts w:ascii="SimSun" w:hAnsi="SimSun" w:eastAsia="SimSun" w:cs="SimSun"/>
         </w:rPr>
         <w:t xml:space="preserve">  |         _____|         _____|</w:t>
       </w:r>
       <w:r>
         <w:rPr>
-          <w:rFonts w:ascii="Times New Roman" w:hAnsi="Times New Roman" w:eastAsia="Times New Roman" w:cs="Times New Roman"/>
+          <w:rFonts w:ascii="SimSun" w:hAnsi="SimSun" w:eastAsia="SimSun" w:cs="SimSun"/>
         </w:rPr>
         <w:br/>
       </w:r>
       <w:r>
         <w:rPr>
           <w:rStyle w:val="VerbatimChar"/>
-          <w:rFonts w:ascii="Times New Roman" w:hAnsi="Times New Roman" w:eastAsia="Times New Roman" w:cs="Times New Roman"/>
+          <w:rFonts w:ascii="SimSun" w:hAnsi="SimSun" w:eastAsia="SimSun" w:cs="SimSun"/>
         </w:rPr>
         <w:t xml:space="preserve">  |        |     |        |     |</w:t>
       </w:r>
       <w:r>
         <w:rPr>
-          <w:rFonts w:ascii="Times New Roman" w:hAnsi="Times New Roman" w:eastAsia="Times New Roman" w:cs="Times New Roman"/>
+          <w:rFonts w:ascii="SimSun" w:hAnsi="SimSun" w:eastAsia="SimSun" w:cs="SimSun"/>
         </w:rPr>
         <w:br/>
       </w:r>
       <w:r>
         <w:rPr>
           <w:rStyle w:val="VerbatimChar"/>
-          <w:rFonts w:ascii="Times New Roman" w:hAnsi="Times New Roman" w:eastAsia="Times New Roman" w:cs="Times New Roman"/>
+          <w:rFonts w:ascii="SimSun" w:hAnsi="SimSun" w:eastAsia="SimSun" w:cs="SimSun"/>
         </w:rPr>
         <w:t xml:space="preserve">  |    ·   ○     |   ·    ○     |</w:t>
       </w:r>
       <w:r>
         <w:rPr>
-          <w:rFonts w:ascii="Times New Roman" w:hAnsi="Times New Roman" w:eastAsia="Times New Roman" w:cs="Times New Roman"/>
+          <w:rFonts w:ascii="SimSun" w:hAnsi="SimSun" w:eastAsia="SimSun" w:cs="SimSun"/>
         </w:rPr>
         <w:br/>
       </w:r>
       <w:r>
         <w:rPr>
           <w:rStyle w:val="VerbatimChar"/>
-          <w:rFonts w:ascii="Times New Roman" w:hAnsi="Times New Roman" w:eastAsia="Times New Roman" w:cs="Times New Roman"/>
+          <w:rFonts w:ascii="SimSun" w:hAnsi="SimSun" w:eastAsia="SimSun" w:cs="SimSun"/>
         </w:rPr>
         <w:t xml:space="preserve">  |   z</w:t>
       </w:r>
       <w:r>
         <w:rPr>
           <w:rStyle w:val="VerbatimChar"/>
-          <w:rFonts w:ascii="Times New Roman" w:hAnsi="Times New Roman" w:eastAsia="Times New Roman" w:cs="Times New Roman"/>
+          <w:rFonts w:ascii="SimSun" w:hAnsi="SimSun" w:eastAsia="SimSun" w:cs="SimSun"/>
           <w:vertAlign w:val="subscript"/>
         </w:rPr>
         <w:t>1</w:t>
@@ -19244,14 +19244,14 @@
       <w:r>
         <w:rPr>
           <w:rStyle w:val="VerbatimChar"/>
-          <w:rFonts w:ascii="Times New Roman" w:hAnsi="Times New Roman" w:eastAsia="Times New Roman" w:cs="Times New Roman"/>
+          <w:rFonts w:ascii="SimSun" w:hAnsi="SimSun" w:eastAsia="SimSun" w:cs="SimSun"/>
         </w:rPr>
         <w:t>-½       |   z</w:t>
       </w:r>
       <w:r>
         <w:rPr>
           <w:rStyle w:val="VerbatimChar"/>
-          <w:rFonts w:ascii="Times New Roman" w:hAnsi="Times New Roman" w:eastAsia="Times New Roman" w:cs="Times New Roman"/>
+          <w:rFonts w:ascii="SimSun" w:hAnsi="SimSun" w:eastAsia="SimSun" w:cs="SimSun"/>
           <w:vertAlign w:val="subscript"/>
         </w:rPr>
         <w:t>1</w:t>
@@ -19259,80 +19259,80 @@
       <w:r>
         <w:rPr>
           <w:rStyle w:val="VerbatimChar"/>
-          <w:rFonts w:ascii="Times New Roman" w:hAnsi="Times New Roman" w:eastAsia="Times New Roman" w:cs="Times New Roman"/>
+          <w:rFonts w:ascii="SimSun" w:hAnsi="SimSun" w:eastAsia="SimSun" w:cs="SimSun"/>
         </w:rPr>
         <w:t xml:space="preserve">         |</w:t>
       </w:r>
       <w:r>
         <w:rPr>
-          <w:rFonts w:ascii="Times New Roman" w:hAnsi="Times New Roman" w:eastAsia="Times New Roman" w:cs="Times New Roman"/>
+          <w:rFonts w:ascii="SimSun" w:hAnsi="SimSun" w:eastAsia="SimSun" w:cs="SimSun"/>
         </w:rPr>
         <w:br/>
       </w:r>
       <w:r>
         <w:rPr>
           <w:rStyle w:val="VerbatimChar"/>
-          <w:rFonts w:ascii="Times New Roman" w:hAnsi="Times New Roman" w:eastAsia="Times New Roman" w:cs="Times New Roman"/>
+          <w:rFonts w:ascii="SimSun" w:hAnsi="SimSun" w:eastAsia="SimSun" w:cs="SimSun"/>
         </w:rPr>
         <w:t xml:space="preserve">  |              |              |</w:t>
       </w:r>
       <w:r>
         <w:rPr>
-          <w:rFonts w:ascii="Times New Roman" w:hAnsi="Times New Roman" w:eastAsia="Times New Roman" w:cs="Times New Roman"/>
+          <w:rFonts w:ascii="SimSun" w:hAnsi="SimSun" w:eastAsia="SimSun" w:cs="SimSun"/>
         </w:rPr>
         <w:br/>
       </w:r>
       <w:r>
         <w:rPr>
           <w:rStyle w:val="VerbatimChar"/>
-          <w:rFonts w:ascii="Times New Roman" w:hAnsi="Times New Roman" w:eastAsia="Times New Roman" w:cs="Times New Roman"/>
+          <w:rFonts w:ascii="SimSun" w:hAnsi="SimSun" w:eastAsia="SimSun" w:cs="SimSun"/>
         </w:rPr>
         <w:t xml:space="preserve">  +————————————————————————————→ c</w:t>
       </w:r>
       <w:r>
         <w:rPr>
-          <w:rFonts w:ascii="Times New Roman" w:hAnsi="Times New Roman" w:eastAsia="Times New Roman" w:cs="Times New Roman"/>
+          <w:rFonts w:ascii="SimSun" w:hAnsi="SimSun" w:eastAsia="SimSun" w:cs="SimSun"/>
         </w:rPr>
         <w:br/>
       </w:r>
       <w:r>
         <w:rPr>
           <w:rStyle w:val="VerbatimChar"/>
-          <w:rFonts w:ascii="Times New Roman" w:hAnsi="Times New Roman" w:eastAsia="Times New Roman" w:cs="Times New Roman"/>
+          <w:rFonts w:ascii="SimSun" w:hAnsi="SimSun" w:eastAsia="SimSun" w:cs="SimSun"/>
         </w:rPr>
         <w:t xml:space="preserve">  </w:t>
       </w:r>
       <w:r>
         <w:rPr>
-          <w:rFonts w:ascii="Times New Roman" w:hAnsi="Times New Roman" w:eastAsia="Times New Roman" w:cs="Times New Roman"/>
+          <w:rFonts w:ascii="SimSun" w:hAnsi="SimSun" w:eastAsia="SimSun" w:cs="SimSun"/>
         </w:rPr>
         <w:br/>
       </w:r>
       <w:r>
         <w:rPr>
           <w:rStyle w:val="VerbatimChar"/>
-          <w:rFonts w:ascii="Times New Roman" w:hAnsi="Times New Roman" w:eastAsia="Times New Roman" w:cs="Times New Roman"/>
+          <w:rFonts w:ascii="SimSun" w:hAnsi="SimSun" w:eastAsia="SimSun" w:cs="SimSun"/>
         </w:rPr>
         <w:t xml:space="preserve">  ● = Ba </w:t>
       </w:r>
       <w:r>
         <w:rPr>
           <w:rStyle w:val="VerbatimChar"/>
-          <w:rFonts w:hint="eastAsia" w:ascii="Times New Roman" w:hAnsi="Times New Roman" w:eastAsia="FangSong" w:cs="Times New Roman"/>
+          <w:rFonts w:hint="eastAsia" w:ascii="SimSun" w:hAnsi="SimSun" w:eastAsia="SimSun" w:cs="SimSun"/>
         </w:rPr>
         <w:t xml:space="preserve">原子</w:t>
       </w:r>
       <w:r>
         <w:rPr>
           <w:rStyle w:val="VerbatimChar"/>
-          <w:rFonts w:ascii="Times New Roman" w:hAnsi="Times New Roman" w:eastAsia="Times New Roman" w:cs="Times New Roman"/>
+          <w:rFonts w:ascii="SimSun" w:hAnsi="SimSun" w:eastAsia="SimSun" w:cs="SimSun"/>
         </w:rPr>
         <w:t xml:space="preserve">    ○ = H </w:t>
       </w:r>
       <w:r>
         <w:rPr>
           <w:rStyle w:val="VerbatimChar"/>
-          <w:rFonts w:hint="eastAsia" w:ascii="Times New Roman" w:hAnsi="Times New Roman" w:eastAsia="FangSong" w:cs="Times New Roman"/>
+          <w:rFonts w:hint="eastAsia" w:ascii="SimSun" w:hAnsi="SimSun" w:eastAsia="SimSun" w:cs="SimSun"/>
         </w:rPr>
         <w:t xml:space="preserve">原子</w:t>
       </w:r>
@@ -25419,15 +25419,22 @@
         <w:rPr>
           <w:rFonts w:ascii="Times New Roman" w:hAnsi="Times New Roman" w:eastAsia="Times New Roman" w:cs="Times New Roman"/>
         </w:rPr>
-        <w:t xml:space="preserve"> z</w:t>
-      </w:r>
-      <w:r>
-        <w:rPr>
-          <w:rFonts w:ascii="Times New Roman" w:hAnsi="Times New Roman" w:eastAsia="Times New Roman" w:cs="Times New Roman"/>
-          <w:vertAlign w:val="subscript"/>
-        </w:rPr>
-        <w:t>1</w:t>
-      </w:r>
+        <w:t xml:space="preserve"> </w:t>
+      </w:r>
+      <m:oMath>
+        <m:sSub>
+          <m:e>
+            <m:r>
+              <m:t>z</m:t>
+            </m:r>
+          </m:e>
+          <m:sub>
+            <m:r>
+              <m:t>1</m:t>
+            </m:r>
+          </m:sub>
+        </m:sSub>
+      </m:oMath>
       <w:r>
         <w:rPr>
           <w:rFonts w:ascii="Times New Roman" w:hAnsi="Times New Roman" w:eastAsia="Times New Roman" w:cs="Times New Roman"/>
@@ -30779,17 +30786,7 @@
     </w:p>
     <w:p>
       <w:pPr>
-        <w:spacing w:before="160" w:after="80"/>
-      </w:pPr>
-      <w:r>
-        <w:pict>
-          <v:rect style="width:0;height:1.5pt" o:hralign="center" o:hrstd="t" o:hr="t"/>
-        </w:pict>
-      </w:r>
-    </w:p>
-    <w:p>
-      <w:pPr>
-        <w:pStyle w:val="FirstParagraph"/>
+        <w:pStyle w:val="BodyText"/>
       </w:pPr>
       <w:r>
         <w:rPr>
@@ -38572,320 +38569,320 @@
       <w:r>
         <w:rPr>
           <w:rStyle w:val="VerbatimChar"/>
-          <w:rFonts w:hint="eastAsia" w:ascii="Times New Roman" w:hAnsi="Times New Roman" w:eastAsia="FangSong" w:cs="Times New Roman"/>
+          <w:rFonts w:hint="eastAsia" w:ascii="SimSun" w:hAnsi="SimSun" w:eastAsia="SimSun" w:cs="SimSun"/>
         </w:rPr>
         <w:t>反应组分</w:t>
       </w:r>
       <w:r>
         <w:rPr>
           <w:rStyle w:val="VerbatimChar"/>
-          <w:rFonts w:hint="eastAsia" w:ascii="Times New Roman" w:hAnsi="Times New Roman" w:eastAsia="Times New Roman" w:cs="Times New Roman"/>
+          <w:rFonts w:hint="eastAsia" w:ascii="SimSun" w:hAnsi="SimSun" w:eastAsia="SimSun" w:cs="SimSun"/>
         </w:rPr>
         <w:t>：</w:t>
       </w:r>
       <w:r>
         <w:rPr>
-          <w:rFonts w:ascii="Times New Roman" w:hAnsi="Times New Roman" w:eastAsia="Times New Roman" w:cs="Times New Roman"/>
+          <w:rFonts w:ascii="SimSun" w:hAnsi="SimSun" w:eastAsia="SimSun" w:cs="SimSun"/>
         </w:rPr>
         <w:br/>
       </w:r>
       <w:r>
         <w:rPr>
           <w:rStyle w:val="VerbatimChar"/>
-          <w:rFonts w:ascii="Times New Roman" w:hAnsi="Times New Roman" w:eastAsia="Times New Roman" w:cs="Times New Roman"/>
+          <w:rFonts w:ascii="SimSun" w:hAnsi="SimSun" w:eastAsia="SimSun" w:cs="SimSun"/>
         </w:rPr>
         <w:t xml:space="preserve">- </w:t>
       </w:r>
       <w:r>
         <w:rPr>
           <w:rStyle w:val="VerbatimChar"/>
-          <w:rFonts w:hint="eastAsia" w:ascii="Times New Roman" w:hAnsi="Times New Roman" w:eastAsia="FangSong" w:cs="Times New Roman"/>
+          <w:rFonts w:hint="eastAsia" w:ascii="SimSun" w:hAnsi="SimSun" w:eastAsia="SimSun" w:cs="SimSun"/>
         </w:rPr>
         <w:t>苯甲醛</w:t>
       </w:r>
       <w:r>
         <w:rPr>
           <w:rStyle w:val="VerbatimChar"/>
-          <w:rFonts w:hint="eastAsia" w:ascii="Times New Roman" w:hAnsi="Times New Roman" w:eastAsia="Times New Roman" w:cs="Times New Roman"/>
+          <w:rFonts w:hint="eastAsia" w:ascii="SimSun" w:hAnsi="SimSun" w:eastAsia="SimSun" w:cs="SimSun"/>
         </w:rPr>
         <w:t>：</w:t>
       </w:r>
       <w:r>
         <w:rPr>
           <w:rStyle w:val="VerbatimChar"/>
-          <w:rFonts w:hint="eastAsia" w:ascii="Times New Roman" w:hAnsi="Times New Roman" w:eastAsia="FangSong" w:cs="Times New Roman"/>
+          <w:rFonts w:hint="eastAsia" w:ascii="SimSun" w:hAnsi="SimSun" w:eastAsia="SimSun" w:cs="SimSun"/>
         </w:rPr>
         <w:t>提供</w:t>
       </w:r>
       <w:r>
         <w:rPr>
           <w:rStyle w:val="VerbatimChar"/>
-          <w:rFonts w:hint="eastAsia" w:ascii="Times New Roman" w:hAnsi="Times New Roman" w:eastAsia="Times New Roman" w:cs="Times New Roman"/>
+          <w:rFonts w:hint="eastAsia" w:ascii="SimSun" w:hAnsi="SimSun" w:eastAsia="SimSun" w:cs="SimSun"/>
         </w:rPr>
         <w:t>C=O</w:t>
       </w:r>
       <w:r>
         <w:rPr>
-          <w:rFonts w:ascii="Times New Roman" w:hAnsi="Times New Roman" w:eastAsia="Times New Roman" w:cs="Times New Roman"/>
+          <w:rFonts w:ascii="SimSun" w:hAnsi="SimSun" w:eastAsia="SimSun" w:cs="SimSun"/>
         </w:rPr>
         <w:br/>
       </w:r>
       <w:r>
         <w:rPr>
           <w:rStyle w:val="VerbatimChar"/>
-          <w:rFonts w:ascii="Times New Roman" w:hAnsi="Times New Roman" w:eastAsia="Times New Roman" w:cs="Times New Roman"/>
+          <w:rFonts w:ascii="SimSun" w:hAnsi="SimSun" w:eastAsia="SimSun" w:cs="SimSun"/>
         </w:rPr>
         <w:t xml:space="preserve">- </w:t>
       </w:r>
       <w:r>
         <w:rPr>
           <w:rStyle w:val="VerbatimChar"/>
-          <w:rFonts w:hint="eastAsia" w:ascii="Times New Roman" w:hAnsi="Times New Roman" w:eastAsia="Times New Roman" w:cs="Times New Roman"/>
+          <w:rFonts w:hint="eastAsia" w:ascii="SimSun" w:hAnsi="SimSun" w:eastAsia="SimSun" w:cs="SimSun"/>
         </w:rPr>
         <w:t>2</w:t>
       </w:r>
       <w:r>
         <w:rPr>
           <w:rStyle w:val="VerbatimChar"/>
-          <w:rFonts w:hint="eastAsia" w:ascii="Times New Roman" w:hAnsi="Times New Roman" w:eastAsia="FangSong" w:cs="Times New Roman"/>
+          <w:rFonts w:hint="eastAsia" w:ascii="SimSun" w:hAnsi="SimSun" w:eastAsia="SimSun" w:cs="SimSun"/>
         </w:rPr>
         <w:t>当量乙酰乙酸乙酯</w:t>
       </w:r>
       <w:r>
         <w:rPr>
           <w:rStyle w:val="VerbatimChar"/>
-          <w:rFonts w:hint="eastAsia" w:ascii="Times New Roman" w:hAnsi="Times New Roman" w:eastAsia="Times New Roman" w:cs="Times New Roman"/>
+          <w:rFonts w:hint="eastAsia" w:ascii="SimSun" w:hAnsi="SimSun" w:eastAsia="SimSun" w:cs="SimSun"/>
         </w:rPr>
         <w:t>：</w:t>
       </w:r>
       <w:r>
         <w:rPr>
           <w:rStyle w:val="VerbatimChar"/>
-          <w:rFonts w:hint="eastAsia" w:ascii="Times New Roman" w:hAnsi="Times New Roman" w:eastAsia="FangSong" w:cs="Times New Roman"/>
+          <w:rFonts w:hint="eastAsia" w:ascii="SimSun" w:hAnsi="SimSun" w:eastAsia="SimSun" w:cs="SimSun"/>
         </w:rPr>
         <w:t>提供</w:t>
       </w:r>
       <w:r>
         <w:rPr>
           <w:rStyle w:val="VerbatimChar"/>
-          <w:rFonts w:hint="eastAsia" w:ascii="Times New Roman" w:hAnsi="Times New Roman" w:eastAsia="Times New Roman" w:cs="Times New Roman"/>
+          <w:rFonts w:hint="eastAsia" w:ascii="SimSun" w:hAnsi="SimSun" w:eastAsia="SimSun" w:cs="SimSun"/>
         </w:rPr>
         <w:t>CH3COCH2CO2CH3</w:t>
       </w:r>
       <w:r>
         <w:rPr>
-          <w:rFonts w:ascii="Times New Roman" w:hAnsi="Times New Roman" w:eastAsia="Times New Roman" w:cs="Times New Roman"/>
+          <w:rFonts w:ascii="SimSun" w:hAnsi="SimSun" w:eastAsia="SimSun" w:cs="SimSun"/>
         </w:rPr>
         <w:br/>
       </w:r>
       <w:r>
         <w:rPr>
           <w:rStyle w:val="VerbatimChar"/>
-          <w:rFonts w:ascii="Times New Roman" w:hAnsi="Times New Roman" w:eastAsia="Times New Roman" w:cs="Times New Roman"/>
+          <w:rFonts w:ascii="SimSun" w:hAnsi="SimSun" w:eastAsia="SimSun" w:cs="SimSun"/>
         </w:rPr>
         <w:t xml:space="preserve">- </w:t>
       </w:r>
       <w:r>
         <w:rPr>
           <w:rStyle w:val="VerbatimChar"/>
-          <w:rFonts w:hint="eastAsia" w:ascii="Times New Roman" w:hAnsi="Times New Roman" w:eastAsia="FangSong" w:cs="Times New Roman"/>
+          <w:rFonts w:hint="eastAsia" w:ascii="SimSun" w:hAnsi="SimSun" w:eastAsia="SimSun" w:cs="SimSun"/>
         </w:rPr>
         <w:t>醋酸铵</w:t>
       </w:r>
       <w:r>
         <w:rPr>
           <w:rStyle w:val="VerbatimChar"/>
-          <w:rFonts w:hint="eastAsia" w:ascii="Times New Roman" w:hAnsi="Times New Roman" w:eastAsia="Times New Roman" w:cs="Times New Roman"/>
+          <w:rFonts w:hint="eastAsia" w:ascii="SimSun" w:hAnsi="SimSun" w:eastAsia="SimSun" w:cs="SimSun"/>
         </w:rPr>
         <w:t>：</w:t>
       </w:r>
       <w:r>
         <w:rPr>
           <w:rStyle w:val="VerbatimChar"/>
-          <w:rFonts w:hint="eastAsia" w:ascii="Times New Roman" w:hAnsi="Times New Roman" w:eastAsia="FangSong" w:cs="Times New Roman"/>
+          <w:rFonts w:hint="eastAsia" w:ascii="SimSun" w:hAnsi="SimSun" w:eastAsia="SimSun" w:cs="SimSun"/>
         </w:rPr>
         <w:t>提供</w:t>
       </w:r>
       <w:r>
         <w:rPr>
           <w:rStyle w:val="VerbatimChar"/>
-          <w:rFonts w:hint="eastAsia" w:ascii="Times New Roman" w:hAnsi="Times New Roman" w:eastAsia="Times New Roman" w:cs="Times New Roman"/>
+          <w:rFonts w:hint="eastAsia" w:ascii="SimSun" w:hAnsi="SimSun" w:eastAsia="SimSun" w:cs="SimSun"/>
         </w:rPr>
         <w:t>NH3</w:t>
       </w:r>
       <w:r>
         <w:rPr>
-          <w:rFonts w:ascii="Times New Roman" w:hAnsi="Times New Roman" w:eastAsia="Times New Roman" w:cs="Times New Roman"/>
+          <w:rFonts w:ascii="SimSun" w:hAnsi="SimSun" w:eastAsia="SimSun" w:cs="SimSun"/>
         </w:rPr>
         <w:br/>
       </w:r>
       <w:r>
         <w:rPr>
-          <w:rFonts w:ascii="Times New Roman" w:hAnsi="Times New Roman" w:eastAsia="Times New Roman" w:cs="Times New Roman"/>
+          <w:rFonts w:ascii="SimSun" w:hAnsi="SimSun" w:eastAsia="SimSun" w:cs="SimSun"/>
         </w:rPr>
         <w:br/>
       </w:r>
       <w:r>
         <w:rPr>
           <w:rStyle w:val="VerbatimChar"/>
-          <w:rFonts w:hint="eastAsia" w:ascii="Times New Roman" w:hAnsi="Times New Roman" w:eastAsia="FangSong" w:cs="Times New Roman"/>
+          <w:rFonts w:hint="eastAsia" w:ascii="SimSun" w:hAnsi="SimSun" w:eastAsia="SimSun" w:cs="SimSun"/>
         </w:rPr>
         <w:t>反应机理</w:t>
       </w:r>
       <w:r>
         <w:rPr>
           <w:rStyle w:val="VerbatimChar"/>
-          <w:rFonts w:hint="eastAsia" w:ascii="Times New Roman" w:hAnsi="Times New Roman" w:eastAsia="Times New Roman" w:cs="Times New Roman"/>
+          <w:rFonts w:hint="eastAsia" w:ascii="SimSun" w:hAnsi="SimSun" w:eastAsia="SimSun" w:cs="SimSun"/>
         </w:rPr>
         <w:t>：</w:t>
       </w:r>
       <w:r>
         <w:rPr>
-          <w:rFonts w:ascii="Times New Roman" w:hAnsi="Times New Roman" w:eastAsia="Times New Roman" w:cs="Times New Roman"/>
+          <w:rFonts w:ascii="SimSun" w:hAnsi="SimSun" w:eastAsia="SimSun" w:cs="SimSun"/>
         </w:rPr>
         <w:br/>
       </w:r>
       <w:r>
         <w:rPr>
           <w:rStyle w:val="VerbatimChar"/>
-          <w:rFonts w:ascii="Times New Roman" w:hAnsi="Times New Roman" w:eastAsia="Times New Roman" w:cs="Times New Roman"/>
+          <w:rFonts w:ascii="SimSun" w:hAnsi="SimSun" w:eastAsia="SimSun" w:cs="SimSun"/>
         </w:rPr>
         <w:t xml:space="preserve">1. </w:t>
       </w:r>
       <w:r>
         <w:rPr>
           <w:rStyle w:val="VerbatimChar"/>
-          <w:rFonts w:hint="eastAsia" w:ascii="Times New Roman" w:hAnsi="Times New Roman" w:eastAsia="FangSong" w:cs="Times New Roman"/>
+          <w:rFonts w:hint="eastAsia" w:ascii="SimSun" w:hAnsi="SimSun" w:eastAsia="SimSun" w:cs="SimSun"/>
         </w:rPr>
         <w:t>乙酰乙酸乙酯与</w:t>
       </w:r>
       <w:r>
         <w:rPr>
           <w:rStyle w:val="VerbatimChar"/>
-          <w:rFonts w:hint="eastAsia" w:ascii="Times New Roman" w:hAnsi="Times New Roman" w:eastAsia="Times New Roman" w:cs="Times New Roman"/>
+          <w:rFonts w:hint="eastAsia" w:ascii="SimSun" w:hAnsi="SimSun" w:eastAsia="SimSun" w:cs="SimSun"/>
         </w:rPr>
         <w:t>NH3</w:t>
       </w:r>
       <w:r>
         <w:rPr>
           <w:rStyle w:val="VerbatimChar"/>
-          <w:rFonts w:hint="eastAsia" w:ascii="Times New Roman" w:hAnsi="Times New Roman" w:eastAsia="FangSong" w:cs="Times New Roman"/>
+          <w:rFonts w:hint="eastAsia" w:ascii="SimSun" w:hAnsi="SimSun" w:eastAsia="SimSun" w:cs="SimSun"/>
         </w:rPr>
         <w:t>缩合形成烯胺</w:t>
       </w:r>
       <w:r>
         <w:rPr>
-          <w:rFonts w:ascii="Times New Roman" w:hAnsi="Times New Roman" w:eastAsia="Times New Roman" w:cs="Times New Roman"/>
+          <w:rFonts w:ascii="SimSun" w:hAnsi="SimSun" w:eastAsia="SimSun" w:cs="SimSun"/>
         </w:rPr>
         <w:br/>
       </w:r>
       <w:r>
         <w:rPr>
           <w:rStyle w:val="VerbatimChar"/>
-          <w:rFonts w:ascii="Times New Roman" w:hAnsi="Times New Roman" w:eastAsia="Times New Roman" w:cs="Times New Roman"/>
+          <w:rFonts w:ascii="SimSun" w:hAnsi="SimSun" w:eastAsia="SimSun" w:cs="SimSun"/>
         </w:rPr>
         <w:t xml:space="preserve">2. </w:t>
       </w:r>
       <w:r>
         <w:rPr>
           <w:rStyle w:val="VerbatimChar"/>
-          <w:rFonts w:hint="eastAsia" w:ascii="Times New Roman" w:hAnsi="Times New Roman" w:eastAsia="FangSong" w:cs="Times New Roman"/>
+          <w:rFonts w:hint="eastAsia" w:ascii="SimSun" w:hAnsi="SimSun" w:eastAsia="SimSun" w:cs="SimSun"/>
         </w:rPr>
         <w:t>苯甲醛与另一当量乙酰乙酸乙酯形成</w:t>
       </w:r>
       <w:r>
         <w:rPr>
           <w:rStyle w:val="VerbatimChar"/>
-          <w:rFonts w:hint="eastAsia" w:ascii="Times New Roman" w:hAnsi="Times New Roman" w:eastAsia="Times New Roman" w:cs="Times New Roman"/>
+          <w:rFonts w:hint="eastAsia" w:ascii="SimSun" w:hAnsi="SimSun" w:eastAsia="SimSun" w:cs="SimSun"/>
         </w:rPr>
         <w:t>Knoevenagel</w:t>
       </w:r>
       <w:r>
         <w:rPr>
           <w:rStyle w:val="VerbatimChar"/>
-          <w:rFonts w:hint="eastAsia" w:ascii="Times New Roman" w:hAnsi="Times New Roman" w:eastAsia="FangSong" w:cs="Times New Roman"/>
+          <w:rFonts w:hint="eastAsia" w:ascii="SimSun" w:hAnsi="SimSun" w:eastAsia="SimSun" w:cs="SimSun"/>
         </w:rPr>
         <w:t>缩合产物</w:t>
       </w:r>
       <w:r>
         <w:rPr>
-          <w:rFonts w:ascii="Times New Roman" w:hAnsi="Times New Roman" w:eastAsia="Times New Roman" w:cs="Times New Roman"/>
+          <w:rFonts w:ascii="SimSun" w:hAnsi="SimSun" w:eastAsia="SimSun" w:cs="SimSun"/>
         </w:rPr>
         <w:br/>
       </w:r>
       <w:r>
         <w:rPr>
           <w:rStyle w:val="VerbatimChar"/>
-          <w:rFonts w:ascii="Times New Roman" w:hAnsi="Times New Roman" w:eastAsia="Times New Roman" w:cs="Times New Roman"/>
+          <w:rFonts w:ascii="SimSun" w:hAnsi="SimSun" w:eastAsia="SimSun" w:cs="SimSun"/>
         </w:rPr>
         <w:t xml:space="preserve">3. </w:t>
       </w:r>
       <w:r>
         <w:rPr>
           <w:rStyle w:val="VerbatimChar"/>
-          <w:rFonts w:hint="eastAsia" w:ascii="Times New Roman" w:hAnsi="Times New Roman" w:eastAsia="FangSong" w:cs="Times New Roman"/>
+          <w:rFonts w:hint="eastAsia" w:ascii="SimSun" w:hAnsi="SimSun" w:eastAsia="SimSun" w:cs="SimSun"/>
         </w:rPr>
         <w:t>烯胺与</w:t>
       </w:r>
       <w:r>
         <w:rPr>
           <w:rStyle w:val="VerbatimChar"/>
-          <w:rFonts w:hint="eastAsia" w:ascii="Times New Roman" w:hAnsi="Times New Roman" w:eastAsia="Times New Roman" w:cs="Times New Roman"/>
+          <w:rFonts w:hint="eastAsia" w:ascii="SimSun" w:hAnsi="SimSun" w:eastAsia="SimSun" w:cs="SimSun"/>
         </w:rPr>
         <w:t>Knoevenagel</w:t>
       </w:r>
       <w:r>
         <w:rPr>
           <w:rStyle w:val="VerbatimChar"/>
-          <w:rFonts w:hint="eastAsia" w:ascii="Times New Roman" w:hAnsi="Times New Roman" w:eastAsia="FangSong" w:cs="Times New Roman"/>
+          <w:rFonts w:hint="eastAsia" w:ascii="SimSun" w:hAnsi="SimSun" w:eastAsia="SimSun" w:cs="SimSun"/>
         </w:rPr>
         <w:t>产物进行</w:t>
       </w:r>
       <w:r>
         <w:rPr>
           <w:rStyle w:val="VerbatimChar"/>
-          <w:rFonts w:hint="eastAsia" w:ascii="Times New Roman" w:hAnsi="Times New Roman" w:eastAsia="Times New Roman" w:cs="Times New Roman"/>
+          <w:rFonts w:hint="eastAsia" w:ascii="SimSun" w:hAnsi="SimSun" w:eastAsia="SimSun" w:cs="SimSun"/>
         </w:rPr>
         <w:t>Michael</w:t>
       </w:r>
       <w:r>
         <w:rPr>
           <w:rStyle w:val="VerbatimChar"/>
-          <w:rFonts w:hint="eastAsia" w:ascii="Times New Roman" w:hAnsi="Times New Roman" w:eastAsia="FangSong" w:cs="Times New Roman"/>
+          <w:rFonts w:hint="eastAsia" w:ascii="SimSun" w:hAnsi="SimSun" w:eastAsia="SimSun" w:cs="SimSun"/>
         </w:rPr>
         <w:t>加成</w:t>
       </w:r>
       <w:r>
         <w:rPr>
-          <w:rFonts w:ascii="Times New Roman" w:hAnsi="Times New Roman" w:eastAsia="Times New Roman" w:cs="Times New Roman"/>
+          <w:rFonts w:ascii="SimSun" w:hAnsi="SimSun" w:eastAsia="SimSun" w:cs="SimSun"/>
         </w:rPr>
         <w:br/>
       </w:r>
       <w:r>
         <w:rPr>
           <w:rStyle w:val="VerbatimChar"/>
-          <w:rFonts w:ascii="Times New Roman" w:hAnsi="Times New Roman" w:eastAsia="Times New Roman" w:cs="Times New Roman"/>
+          <w:rFonts w:ascii="SimSun" w:hAnsi="SimSun" w:eastAsia="SimSun" w:cs="SimSun"/>
         </w:rPr>
         <w:t xml:space="preserve">4. </w:t>
       </w:r>
       <w:r>
         <w:rPr>
           <w:rStyle w:val="VerbatimChar"/>
-          <w:rFonts w:hint="eastAsia" w:ascii="Times New Roman" w:hAnsi="Times New Roman" w:eastAsia="FangSong" w:cs="Times New Roman"/>
+          <w:rFonts w:hint="eastAsia" w:ascii="SimSun" w:hAnsi="SimSun" w:eastAsia="SimSun" w:cs="SimSun"/>
         </w:rPr>
         <w:t>环化脱水形成</w:t>
       </w:r>
       <w:r>
         <w:rPr>
           <w:rStyle w:val="VerbatimChar"/>
-          <w:rFonts w:hint="eastAsia" w:ascii="Times New Roman" w:hAnsi="Times New Roman" w:eastAsia="Times New Roman" w:cs="Times New Roman"/>
+          <w:rFonts w:hint="eastAsia" w:ascii="SimSun" w:hAnsi="SimSun" w:eastAsia="SimSun" w:cs="SimSun"/>
         </w:rPr>
         <w:t>1,4-</w:t>
       </w:r>
       <w:r>
         <w:rPr>
           <w:rStyle w:val="VerbatimChar"/>
-          <w:rFonts w:hint="eastAsia" w:ascii="Times New Roman" w:hAnsi="Times New Roman" w:eastAsia="FangSong" w:cs="Times New Roman"/>
+          <w:rFonts w:hint="eastAsia" w:ascii="SimSun" w:hAnsi="SimSun" w:eastAsia="SimSun" w:cs="SimSun"/>
         </w:rPr>
         <w:t>二氢吡啶</w:t>
       </w:r>
@@ -38917,149 +38914,149 @@
       <w:r>
         <w:rPr>
           <w:rStyle w:val="VerbatimChar"/>
-          <w:rFonts w:hint="eastAsia" w:ascii="Times New Roman" w:hAnsi="Times New Roman" w:eastAsia="FangSong" w:cs="Times New Roman"/>
+          <w:rFonts w:hint="eastAsia" w:ascii="SimSun" w:hAnsi="SimSun" w:eastAsia="SimSun" w:cs="SimSun"/>
         </w:rPr>
         <w:t>羟胺盐酸盐的作用</w:t>
       </w:r>
       <w:r>
         <w:rPr>
           <w:rStyle w:val="VerbatimChar"/>
-          <w:rFonts w:hint="eastAsia" w:ascii="Times New Roman" w:hAnsi="Times New Roman" w:eastAsia="Times New Roman" w:cs="Times New Roman"/>
+          <w:rFonts w:hint="eastAsia" w:ascii="SimSun" w:hAnsi="SimSun" w:eastAsia="SimSun" w:cs="SimSun"/>
         </w:rPr>
         <w:t>：</w:t>
       </w:r>
       <w:r>
         <w:rPr>
-          <w:rFonts w:ascii="Times New Roman" w:hAnsi="Times New Roman" w:eastAsia="Times New Roman" w:cs="Times New Roman"/>
+          <w:rFonts w:ascii="SimSun" w:hAnsi="SimSun" w:eastAsia="SimSun" w:cs="SimSun"/>
         </w:rPr>
         <w:br/>
       </w:r>
       <w:r>
         <w:rPr>
           <w:rStyle w:val="VerbatimChar"/>
-          <w:rFonts w:ascii="Times New Roman" w:hAnsi="Times New Roman" w:eastAsia="Times New Roman" w:cs="Times New Roman"/>
+          <w:rFonts w:ascii="SimSun" w:hAnsi="SimSun" w:eastAsia="SimSun" w:cs="SimSun"/>
         </w:rPr>
         <w:t xml:space="preserve">- </w:t>
       </w:r>
       <w:r>
         <w:rPr>
           <w:rStyle w:val="VerbatimChar"/>
-          <w:rFonts w:hint="eastAsia" w:ascii="Times New Roman" w:hAnsi="Times New Roman" w:eastAsia="Times New Roman" w:cs="Times New Roman"/>
+          <w:rFonts w:hint="eastAsia" w:ascii="SimSun" w:hAnsi="SimSun" w:eastAsia="SimSun" w:cs="SimSun"/>
         </w:rPr>
         <w:t>NH2OH</w:t>
       </w:r>
       <w:r>
         <w:rPr>
           <w:rStyle w:val="VerbatimChar"/>
-          <w:rFonts w:hint="eastAsia" w:ascii="Times New Roman" w:hAnsi="Times New Roman" w:eastAsia="FangSong" w:cs="Times New Roman"/>
+          <w:rFonts w:hint="eastAsia" w:ascii="SimSun" w:hAnsi="SimSun" w:eastAsia="SimSun" w:cs="SimSun"/>
         </w:rPr>
         <w:t>与</w:t>
       </w:r>
       <w:r>
         <w:rPr>
           <w:rStyle w:val="VerbatimChar"/>
-          <w:rFonts w:hint="eastAsia" w:ascii="Times New Roman" w:hAnsi="Times New Roman" w:eastAsia="Times New Roman" w:cs="Times New Roman"/>
+          <w:rFonts w:hint="eastAsia" w:ascii="SimSun" w:hAnsi="SimSun" w:eastAsia="SimSun" w:cs="SimSun"/>
         </w:rPr>
         <w:t>β-</w:t>
       </w:r>
       <w:r>
         <w:rPr>
           <w:rStyle w:val="VerbatimChar"/>
-          <w:rFonts w:hint="eastAsia" w:ascii="Times New Roman" w:hAnsi="Times New Roman" w:eastAsia="FangSong" w:cs="Times New Roman"/>
+          <w:rFonts w:hint="eastAsia" w:ascii="SimSun" w:hAnsi="SimSun" w:eastAsia="SimSun" w:cs="SimSun"/>
         </w:rPr>
         <w:t>酮酸酯的</w:t>
       </w:r>
       <w:r>
         <w:rPr>
           <w:rStyle w:val="VerbatimChar"/>
-          <w:rFonts w:hint="eastAsia" w:ascii="Times New Roman" w:hAnsi="Times New Roman" w:eastAsia="Times New Roman" w:cs="Times New Roman"/>
+          <w:rFonts w:hint="eastAsia" w:ascii="SimSun" w:hAnsi="SimSun" w:eastAsia="SimSun" w:cs="SimSun"/>
         </w:rPr>
         <w:t>C=O</w:t>
       </w:r>
       <w:r>
         <w:rPr>
           <w:rStyle w:val="VerbatimChar"/>
-          <w:rFonts w:hint="eastAsia" w:ascii="Times New Roman" w:hAnsi="Times New Roman" w:eastAsia="FangSong" w:cs="Times New Roman"/>
+          <w:rFonts w:hint="eastAsia" w:ascii="SimSun" w:hAnsi="SimSun" w:eastAsia="SimSun" w:cs="SimSun"/>
         </w:rPr>
         <w:t>反应形成肟</w:t>
       </w:r>
       <w:r>
         <w:rPr>
-          <w:rFonts w:ascii="Times New Roman" w:hAnsi="Times New Roman" w:eastAsia="Times New Roman" w:cs="Times New Roman"/>
+          <w:rFonts w:ascii="SimSun" w:hAnsi="SimSun" w:eastAsia="SimSun" w:cs="SimSun"/>
         </w:rPr>
         <w:br/>
       </w:r>
       <w:r>
         <w:rPr>
           <w:rStyle w:val="VerbatimChar"/>
-          <w:rFonts w:ascii="Times New Roman" w:hAnsi="Times New Roman" w:eastAsia="Times New Roman" w:cs="Times New Roman"/>
+          <w:rFonts w:ascii="SimSun" w:hAnsi="SimSun" w:eastAsia="SimSun" w:cs="SimSun"/>
         </w:rPr>
         <w:t xml:space="preserve">- </w:t>
       </w:r>
       <w:r>
         <w:rPr>
           <w:rStyle w:val="VerbatimChar"/>
-          <w:rFonts w:hint="eastAsia" w:ascii="Times New Roman" w:hAnsi="Times New Roman" w:eastAsia="FangSong" w:cs="Times New Roman"/>
+          <w:rFonts w:hint="eastAsia" w:ascii="SimSun" w:hAnsi="SimSun" w:eastAsia="SimSun" w:cs="SimSun"/>
         </w:rPr>
         <w:t xml:space="preserve">肟进一步环化形成异噁唑环</w:t>
       </w:r>
       <w:r>
         <w:rPr>
-          <w:rFonts w:ascii="Times New Roman" w:hAnsi="Times New Roman" w:eastAsia="Times New Roman" w:cs="Times New Roman"/>
+          <w:rFonts w:ascii="SimSun" w:hAnsi="SimSun" w:eastAsia="SimSun" w:cs="SimSun"/>
         </w:rPr>
         <w:br/>
       </w:r>
       <w:r>
         <w:rPr>
-          <w:rFonts w:ascii="Times New Roman" w:hAnsi="Times New Roman" w:eastAsia="Times New Roman" w:cs="Times New Roman"/>
+          <w:rFonts w:ascii="SimSun" w:hAnsi="SimSun" w:eastAsia="SimSun" w:cs="SimSun"/>
         </w:rPr>
         <w:br/>
       </w:r>
       <w:r>
         <w:rPr>
           <w:rStyle w:val="VerbatimChar"/>
-          <w:rFonts w:hint="eastAsia" w:ascii="Times New Roman" w:hAnsi="Times New Roman" w:eastAsia="FangSong" w:cs="Times New Roman"/>
+          <w:rFonts w:hint="eastAsia" w:ascii="SimSun" w:hAnsi="SimSun" w:eastAsia="SimSun" w:cs="SimSun"/>
         </w:rPr>
         <w:t>产物</w:t>
       </w:r>
       <w:r>
         <w:rPr>
           <w:rStyle w:val="VerbatimChar"/>
-          <w:rFonts w:hint="eastAsia" w:ascii="Times New Roman" w:hAnsi="Times New Roman" w:eastAsia="Times New Roman" w:cs="Times New Roman"/>
+          <w:rFonts w:hint="eastAsia" w:ascii="SimSun" w:hAnsi="SimSun" w:eastAsia="SimSun" w:cs="SimSun"/>
         </w:rPr>
         <w:t>B：</w:t>
       </w:r>
       <w:r>
         <w:rPr>
           <w:rStyle w:val="VerbatimChar"/>
-          <w:rFonts w:hint="eastAsia" w:ascii="Times New Roman" w:hAnsi="Times New Roman" w:eastAsia="FangSong" w:cs="Times New Roman"/>
+          <w:rFonts w:hint="eastAsia" w:ascii="SimSun" w:hAnsi="SimSun" w:eastAsia="SimSun" w:cs="SimSun"/>
         </w:rPr>
         <w:t>肟中间体</w:t>
       </w:r>
       <w:r>
         <w:rPr>
-          <w:rFonts w:ascii="Times New Roman" w:hAnsi="Times New Roman" w:eastAsia="Times New Roman" w:cs="Times New Roman"/>
+          <w:rFonts w:ascii="SimSun" w:hAnsi="SimSun" w:eastAsia="SimSun" w:cs="SimSun"/>
         </w:rPr>
         <w:br/>
       </w:r>
       <w:r>
         <w:rPr>
           <w:rStyle w:val="VerbatimChar"/>
-          <w:rFonts w:hint="eastAsia" w:ascii="Times New Roman" w:hAnsi="Times New Roman" w:eastAsia="FangSong" w:cs="Times New Roman"/>
+          <w:rFonts w:hint="eastAsia" w:ascii="SimSun" w:hAnsi="SimSun" w:eastAsia="SimSun" w:cs="SimSun"/>
         </w:rPr>
         <w:t>产物</w:t>
       </w:r>
       <w:r>
         <w:rPr>
           <w:rStyle w:val="VerbatimChar"/>
-          <w:rFonts w:hint="eastAsia" w:ascii="Times New Roman" w:hAnsi="Times New Roman" w:eastAsia="Times New Roman" w:cs="Times New Roman"/>
+          <w:rFonts w:hint="eastAsia" w:ascii="SimSun" w:hAnsi="SimSun" w:eastAsia="SimSun" w:cs="SimSun"/>
         </w:rPr>
         <w:t>C：</w:t>
       </w:r>
       <w:r>
         <w:rPr>
           <w:rStyle w:val="VerbatimChar"/>
-          <w:rFonts w:hint="eastAsia" w:ascii="Times New Roman" w:hAnsi="Times New Roman" w:eastAsia="FangSong" w:cs="Times New Roman"/>
+          <w:rFonts w:hint="eastAsia" w:ascii="SimSun" w:hAnsi="SimSun" w:eastAsia="SimSun" w:cs="SimSun"/>
         </w:rPr>
         <w:t>异噁唑衍生物</w:t>
       </w:r>
@@ -39091,350 +39088,350 @@
       <w:r>
         <w:rPr>
           <w:rStyle w:val="VerbatimChar"/>
-          <w:rFonts w:hint="eastAsia" w:ascii="Times New Roman" w:hAnsi="Times New Roman" w:eastAsia="FangSong" w:cs="Times New Roman"/>
+          <w:rFonts w:hint="eastAsia" w:ascii="SimSun" w:hAnsi="SimSun" w:eastAsia="SimSun" w:cs="SimSun"/>
         </w:rPr>
         <w:t>反应条件</w:t>
       </w:r>
       <w:r>
         <w:rPr>
           <w:rStyle w:val="VerbatimChar"/>
-          <w:rFonts w:hint="eastAsia" w:ascii="Times New Roman" w:hAnsi="Times New Roman" w:eastAsia="Times New Roman" w:cs="Times New Roman"/>
+          <w:rFonts w:hint="eastAsia" w:ascii="SimSun" w:hAnsi="SimSun" w:eastAsia="SimSun" w:cs="SimSun"/>
         </w:rPr>
         <w:t>：</w:t>
       </w:r>
       <w:r>
         <w:rPr>
-          <w:rFonts w:ascii="Times New Roman" w:hAnsi="Times New Roman" w:eastAsia="Times New Roman" w:cs="Times New Roman"/>
+          <w:rFonts w:ascii="SimSun" w:hAnsi="SimSun" w:eastAsia="SimSun" w:cs="SimSun"/>
         </w:rPr>
         <w:br/>
       </w:r>
       <w:r>
         <w:rPr>
           <w:rStyle w:val="VerbatimChar"/>
-          <w:rFonts w:ascii="Times New Roman" w:hAnsi="Times New Roman" w:eastAsia="Times New Roman" w:cs="Times New Roman"/>
+          <w:rFonts w:ascii="SimSun" w:hAnsi="SimSun" w:eastAsia="SimSun" w:cs="SimSun"/>
         </w:rPr>
         <w:t xml:space="preserve">- </w:t>
       </w:r>
       <w:r>
         <w:rPr>
           <w:rStyle w:val="VerbatimChar"/>
-          <w:rFonts w:hint="eastAsia" w:ascii="Times New Roman" w:hAnsi="Times New Roman" w:eastAsia="FangSong" w:cs="Times New Roman"/>
+          <w:rFonts w:hint="eastAsia" w:ascii="SimSun" w:hAnsi="SimSun" w:eastAsia="SimSun" w:cs="SimSun"/>
         </w:rPr>
         <w:t>甲醇钠</w:t>
       </w:r>
       <w:r>
         <w:rPr>
           <w:rStyle w:val="VerbatimChar"/>
-          <w:rFonts w:hint="eastAsia" w:ascii="Times New Roman" w:hAnsi="Times New Roman" w:eastAsia="Times New Roman" w:cs="Times New Roman"/>
+          <w:rFonts w:hint="eastAsia" w:ascii="SimSun" w:hAnsi="SimSun" w:eastAsia="SimSun" w:cs="SimSun"/>
         </w:rPr>
         <w:t>：</w:t>
       </w:r>
       <w:r>
         <w:rPr>
           <w:rStyle w:val="VerbatimChar"/>
-          <w:rFonts w:hint="eastAsia" w:ascii="Times New Roman" w:hAnsi="Times New Roman" w:eastAsia="FangSong" w:cs="Times New Roman"/>
+          <w:rFonts w:hint="eastAsia" w:ascii="SimSun" w:hAnsi="SimSun" w:eastAsia="SimSun" w:cs="SimSun"/>
         </w:rPr>
         <w:t>强碱</w:t>
       </w:r>
       <w:r>
         <w:rPr>
           <w:rStyle w:val="VerbatimChar"/>
-          <w:rFonts w:hint="eastAsia" w:ascii="Times New Roman" w:hAnsi="Times New Roman" w:eastAsia="Times New Roman" w:cs="Times New Roman"/>
+          <w:rFonts w:hint="eastAsia" w:ascii="SimSun" w:hAnsi="SimSun" w:eastAsia="SimSun" w:cs="SimSun"/>
         </w:rPr>
         <w:t>，</w:t>
       </w:r>
       <w:r>
         <w:rPr>
           <w:rStyle w:val="VerbatimChar"/>
-          <w:rFonts w:hint="eastAsia" w:ascii="Times New Roman" w:hAnsi="Times New Roman" w:eastAsia="FangSong" w:cs="Times New Roman"/>
+          <w:rFonts w:hint="eastAsia" w:ascii="SimSun" w:hAnsi="SimSun" w:eastAsia="SimSun" w:cs="SimSun"/>
         </w:rPr>
         <w:t>使乙酰乙酸乙酯形成烯醇负离子</w:t>
       </w:r>
       <w:r>
         <w:rPr>
-          <w:rFonts w:ascii="Times New Roman" w:hAnsi="Times New Roman" w:eastAsia="Times New Roman" w:cs="Times New Roman"/>
+          <w:rFonts w:ascii="SimSun" w:hAnsi="SimSun" w:eastAsia="SimSun" w:cs="SimSun"/>
         </w:rPr>
         <w:br/>
       </w:r>
       <w:r>
         <w:rPr>
           <w:rStyle w:val="VerbatimChar"/>
-          <w:rFonts w:ascii="Times New Roman" w:hAnsi="Times New Roman" w:eastAsia="Times New Roman" w:cs="Times New Roman"/>
+          <w:rFonts w:ascii="SimSun" w:hAnsi="SimSun" w:eastAsia="SimSun" w:cs="SimSun"/>
         </w:rPr>
         <w:t xml:space="preserve">- </w:t>
       </w:r>
       <w:r>
         <w:rPr>
           <w:rStyle w:val="VerbatimChar"/>
-          <w:rFonts w:hint="eastAsia" w:ascii="Times New Roman" w:hAnsi="Times New Roman" w:eastAsia="FangSong" w:cs="Times New Roman"/>
+          <w:rFonts w:hint="eastAsia" w:ascii="SimSun" w:hAnsi="SimSun" w:eastAsia="SimSun" w:cs="SimSun"/>
         </w:rPr>
         <w:t>环氧乙烷</w:t>
       </w:r>
       <w:r>
         <w:rPr>
           <w:rStyle w:val="VerbatimChar"/>
-          <w:rFonts w:hint="eastAsia" w:ascii="Times New Roman" w:hAnsi="Times New Roman" w:eastAsia="Times New Roman" w:cs="Times New Roman"/>
+          <w:rFonts w:hint="eastAsia" w:ascii="SimSun" w:hAnsi="SimSun" w:eastAsia="SimSun" w:cs="SimSun"/>
         </w:rPr>
         <w:t>：</w:t>
       </w:r>
       <w:r>
         <w:rPr>
           <w:rStyle w:val="VerbatimChar"/>
-          <w:rFonts w:hint="eastAsia" w:ascii="Times New Roman" w:hAnsi="Times New Roman" w:eastAsia="FangSong" w:cs="Times New Roman"/>
+          <w:rFonts w:hint="eastAsia" w:ascii="SimSun" w:hAnsi="SimSun" w:eastAsia="SimSun" w:cs="SimSun"/>
         </w:rPr>
         <w:t>亲电试剂</w:t>
       </w:r>
       <w:r>
         <w:rPr>
           <w:rStyle w:val="VerbatimChar"/>
-          <w:rFonts w:hint="eastAsia" w:ascii="Times New Roman" w:hAnsi="Times New Roman" w:eastAsia="Times New Roman" w:cs="Times New Roman"/>
+          <w:rFonts w:hint="eastAsia" w:ascii="SimSun" w:hAnsi="SimSun" w:eastAsia="SimSun" w:cs="SimSun"/>
         </w:rPr>
         <w:t>，</w:t>
       </w:r>
       <w:r>
         <w:rPr>
           <w:rStyle w:val="VerbatimChar"/>
-          <w:rFonts w:hint="eastAsia" w:ascii="Times New Roman" w:hAnsi="Times New Roman" w:eastAsia="FangSong" w:cs="Times New Roman"/>
+          <w:rFonts w:hint="eastAsia" w:ascii="SimSun" w:hAnsi="SimSun" w:eastAsia="SimSun" w:cs="SimSun"/>
         </w:rPr>
         <w:t>被烯醇负离子进攻</w:t>
       </w:r>
       <w:r>
         <w:rPr>
-          <w:rFonts w:ascii="Times New Roman" w:hAnsi="Times New Roman" w:eastAsia="Times New Roman" w:cs="Times New Roman"/>
+          <w:rFonts w:ascii="SimSun" w:hAnsi="SimSun" w:eastAsia="SimSun" w:cs="SimSun"/>
         </w:rPr>
         <w:br/>
       </w:r>
       <w:r>
         <w:rPr>
-          <w:rFonts w:ascii="Times New Roman" w:hAnsi="Times New Roman" w:eastAsia="Times New Roman" w:cs="Times New Roman"/>
+          <w:rFonts w:ascii="SimSun" w:hAnsi="SimSun" w:eastAsia="SimSun" w:cs="SimSun"/>
         </w:rPr>
         <w:br/>
       </w:r>
       <w:r>
         <w:rPr>
           <w:rStyle w:val="VerbatimChar"/>
-          <w:rFonts w:hint="eastAsia" w:ascii="Times New Roman" w:hAnsi="Times New Roman" w:eastAsia="FangSong" w:cs="Times New Roman"/>
+          <w:rFonts w:hint="eastAsia" w:ascii="SimSun" w:hAnsi="SimSun" w:eastAsia="SimSun" w:cs="SimSun"/>
         </w:rPr>
         <w:t>产物</w:t>
       </w:r>
       <w:r>
         <w:rPr>
           <w:rStyle w:val="VerbatimChar"/>
-          <w:rFonts w:hint="eastAsia" w:ascii="Times New Roman" w:hAnsi="Times New Roman" w:eastAsia="Times New Roman" w:cs="Times New Roman"/>
+          <w:rFonts w:hint="eastAsia" w:ascii="SimSun" w:hAnsi="SimSun" w:eastAsia="SimSun" w:cs="SimSun"/>
         </w:rPr>
         <w:t>D：β-</w:t>
       </w:r>
       <w:r>
         <w:rPr>
           <w:rStyle w:val="VerbatimChar"/>
-          <w:rFonts w:hint="eastAsia" w:ascii="Times New Roman" w:hAnsi="Times New Roman" w:eastAsia="FangSong" w:cs="Times New Roman"/>
+          <w:rFonts w:hint="eastAsia" w:ascii="SimSun" w:hAnsi="SimSun" w:eastAsia="SimSun" w:cs="SimSun"/>
         </w:rPr>
         <w:t>羟基酯</w:t>
       </w:r>
       <w:r>
         <w:rPr>
           <w:rStyle w:val="VerbatimChar"/>
-          <w:rFonts w:hint="eastAsia" w:ascii="Times New Roman" w:hAnsi="Times New Roman" w:eastAsia="Times New Roman" w:cs="Times New Roman"/>
+          <w:rFonts w:hint="eastAsia" w:ascii="SimSun" w:hAnsi="SimSun" w:eastAsia="SimSun" w:cs="SimSun"/>
         </w:rPr>
         <w:t>（</w:t>
       </w:r>
       <w:r>
         <w:rPr>
           <w:rStyle w:val="VerbatimChar"/>
-          <w:rFonts w:hint="eastAsia" w:ascii="Times New Roman" w:hAnsi="Times New Roman" w:eastAsia="FangSong" w:cs="Times New Roman"/>
+          <w:rFonts w:hint="eastAsia" w:ascii="SimSun" w:hAnsi="SimSun" w:eastAsia="SimSun" w:cs="SimSun"/>
         </w:rPr>
         <w:t>环氧乙烷开环</w:t>
       </w:r>
       <w:r>
         <w:rPr>
           <w:rStyle w:val="VerbatimChar"/>
-          <w:rFonts w:hint="eastAsia" w:ascii="Times New Roman" w:hAnsi="Times New Roman" w:eastAsia="Times New Roman" w:cs="Times New Roman"/>
+          <w:rFonts w:hint="eastAsia" w:ascii="SimSun" w:hAnsi="SimSun" w:eastAsia="SimSun" w:cs="SimSun"/>
         </w:rPr>
         <w:t>）</w:t>
       </w:r>
       <w:r>
         <w:rPr>
-          <w:rFonts w:ascii="Times New Roman" w:hAnsi="Times New Roman" w:eastAsia="Times New Roman" w:cs="Times New Roman"/>
+          <w:rFonts w:ascii="SimSun" w:hAnsi="SimSun" w:eastAsia="SimSun" w:cs="SimSun"/>
         </w:rPr>
         <w:br/>
       </w:r>
       <w:r>
         <w:rPr>
-          <w:rFonts w:ascii="Times New Roman" w:hAnsi="Times New Roman" w:eastAsia="Times New Roman" w:cs="Times New Roman"/>
+          <w:rFonts w:ascii="SimSun" w:hAnsi="SimSun" w:eastAsia="SimSun" w:cs="SimSun"/>
         </w:rPr>
         <w:br/>
       </w:r>
       <w:r>
         <w:rPr>
           <w:rStyle w:val="VerbatimChar"/>
-          <w:rFonts w:hint="eastAsia" w:ascii="Times New Roman" w:hAnsi="Times New Roman" w:eastAsia="Times New Roman" w:cs="Times New Roman"/>
+          <w:rFonts w:hint="eastAsia" w:ascii="SimSun" w:hAnsi="SimSun" w:eastAsia="SimSun" w:cs="SimSun"/>
         </w:rPr>
         <w:t>HBr</w:t>
       </w:r>
       <w:r>
         <w:rPr>
           <w:rStyle w:val="VerbatimChar"/>
-          <w:rFonts w:hint="eastAsia" w:ascii="Times New Roman" w:hAnsi="Times New Roman" w:eastAsia="FangSong" w:cs="Times New Roman"/>
+          <w:rFonts w:hint="eastAsia" w:ascii="SimSun" w:hAnsi="SimSun" w:eastAsia="SimSun" w:cs="SimSun"/>
         </w:rPr>
         <w:t>处理</w:t>
       </w:r>
       <w:r>
         <w:rPr>
           <w:rStyle w:val="VerbatimChar"/>
-          <w:rFonts w:hint="eastAsia" w:ascii="Times New Roman" w:hAnsi="Times New Roman" w:eastAsia="Times New Roman" w:cs="Times New Roman"/>
+          <w:rFonts w:hint="eastAsia" w:ascii="SimSun" w:hAnsi="SimSun" w:eastAsia="SimSun" w:cs="SimSun"/>
         </w:rPr>
         <w:t>：</w:t>
       </w:r>
       <w:r>
         <w:rPr>
-          <w:rFonts w:ascii="Times New Roman" w:hAnsi="Times New Roman" w:eastAsia="Times New Roman" w:cs="Times New Roman"/>
+          <w:rFonts w:ascii="SimSun" w:hAnsi="SimSun" w:eastAsia="SimSun" w:cs="SimSun"/>
         </w:rPr>
         <w:br/>
       </w:r>
       <w:r>
         <w:rPr>
           <w:rStyle w:val="VerbatimChar"/>
-          <w:rFonts w:ascii="Times New Roman" w:hAnsi="Times New Roman" w:eastAsia="Times New Roman" w:cs="Times New Roman"/>
+          <w:rFonts w:ascii="SimSun" w:hAnsi="SimSun" w:eastAsia="SimSun" w:cs="SimSun"/>
         </w:rPr>
         <w:t xml:space="preserve">- </w:t>
       </w:r>
       <w:r>
         <w:rPr>
           <w:rStyle w:val="VerbatimChar"/>
-          <w:rFonts w:hint="eastAsia" w:ascii="Times New Roman" w:hAnsi="Times New Roman" w:eastAsia="FangSong" w:cs="Times New Roman"/>
+          <w:rFonts w:hint="eastAsia" w:ascii="SimSun" w:hAnsi="SimSun" w:eastAsia="SimSun" w:cs="SimSun"/>
         </w:rPr>
         <w:t xml:space="preserve">羟基被溴取代</w:t>
       </w:r>
       <w:r>
         <w:rPr>
-          <w:rFonts w:ascii="Times New Roman" w:hAnsi="Times New Roman" w:eastAsia="Times New Roman" w:cs="Times New Roman"/>
+          <w:rFonts w:ascii="SimSun" w:hAnsi="SimSun" w:eastAsia="SimSun" w:cs="SimSun"/>
         </w:rPr>
         <w:br/>
       </w:r>
       <w:r>
         <w:rPr>
           <w:rStyle w:val="VerbatimChar"/>
-          <w:rFonts w:ascii="Times New Roman" w:hAnsi="Times New Roman" w:eastAsia="Times New Roman" w:cs="Times New Roman"/>
+          <w:rFonts w:ascii="SimSun" w:hAnsi="SimSun" w:eastAsia="SimSun" w:cs="SimSun"/>
         </w:rPr>
         <w:t xml:space="preserve">- </w:t>
       </w:r>
       <w:r>
         <w:rPr>
           <w:rStyle w:val="VerbatimChar"/>
-          <w:rFonts w:hint="eastAsia" w:ascii="Times New Roman" w:hAnsi="Times New Roman" w:eastAsia="FangSong" w:cs="Times New Roman"/>
+          <w:rFonts w:hint="eastAsia" w:ascii="SimSun" w:hAnsi="SimSun" w:eastAsia="SimSun" w:cs="SimSun"/>
         </w:rPr>
         <w:t xml:space="preserve">可能伴随脱水</w:t>
       </w:r>
       <w:r>
         <w:rPr>
-          <w:rFonts w:ascii="Times New Roman" w:hAnsi="Times New Roman" w:eastAsia="Times New Roman" w:cs="Times New Roman"/>
+          <w:rFonts w:ascii="SimSun" w:hAnsi="SimSun" w:eastAsia="SimSun" w:cs="SimSun"/>
         </w:rPr>
         <w:br/>
       </w:r>
       <w:r>
         <w:rPr>
-          <w:rFonts w:ascii="Times New Roman" w:hAnsi="Times New Roman" w:eastAsia="Times New Roman" w:cs="Times New Roman"/>
+          <w:rFonts w:ascii="SimSun" w:hAnsi="SimSun" w:eastAsia="SimSun" w:cs="SimSun"/>
         </w:rPr>
         <w:br/>
       </w:r>
       <w:r>
         <w:rPr>
           <w:rStyle w:val="VerbatimChar"/>
-          <w:rFonts w:hint="eastAsia" w:ascii="Times New Roman" w:hAnsi="Times New Roman" w:eastAsia="FangSong" w:cs="Times New Roman"/>
+          <w:rFonts w:hint="eastAsia" w:ascii="SimSun" w:hAnsi="SimSun" w:eastAsia="SimSun" w:cs="SimSun"/>
         </w:rPr>
         <w:t>产物</w:t>
       </w:r>
       <w:r>
         <w:rPr>
           <w:rStyle w:val="VerbatimChar"/>
-          <w:rFonts w:hint="eastAsia" w:ascii="Times New Roman" w:hAnsi="Times New Roman" w:eastAsia="Times New Roman" w:cs="Times New Roman"/>
+          <w:rFonts w:hint="eastAsia" w:ascii="SimSun" w:hAnsi="SimSun" w:eastAsia="SimSun" w:cs="SimSun"/>
         </w:rPr>
         <w:t>E：</w:t>
       </w:r>
       <w:r>
         <w:rPr>
           <w:rStyle w:val="VerbatimChar"/>
-          <w:rFonts w:hint="eastAsia" w:ascii="Times New Roman" w:hAnsi="Times New Roman" w:eastAsia="FangSong" w:cs="Times New Roman"/>
+          <w:rFonts w:hint="eastAsia" w:ascii="SimSun" w:hAnsi="SimSun" w:eastAsia="SimSun" w:cs="SimSun"/>
         </w:rPr>
         <w:t>溴代醇</w:t>
       </w:r>
       <w:r>
         <w:rPr>
-          <w:rFonts w:ascii="Times New Roman" w:hAnsi="Times New Roman" w:eastAsia="Times New Roman" w:cs="Times New Roman"/>
+          <w:rFonts w:ascii="SimSun" w:hAnsi="SimSun" w:eastAsia="SimSun" w:cs="SimSun"/>
         </w:rPr>
         <w:br/>
       </w:r>
       <w:r>
         <w:rPr>
-          <w:rFonts w:ascii="Times New Roman" w:hAnsi="Times New Roman" w:eastAsia="Times New Roman" w:cs="Times New Roman"/>
+          <w:rFonts w:ascii="SimSun" w:hAnsi="SimSun" w:eastAsia="SimSun" w:cs="SimSun"/>
         </w:rPr>
         <w:br/>
       </w:r>
       <w:r>
         <w:rPr>
           <w:rStyle w:val="VerbatimChar"/>
-          <w:rFonts w:hint="eastAsia" w:ascii="Times New Roman" w:hAnsi="Times New Roman" w:eastAsia="Times New Roman" w:cs="Times New Roman"/>
+          <w:rFonts w:hint="eastAsia" w:ascii="SimSun" w:hAnsi="SimSun" w:eastAsia="SimSun" w:cs="SimSun"/>
         </w:rPr>
         <w:t>NaH</w:t>
       </w:r>
       <w:r>
         <w:rPr>
           <w:rStyle w:val="VerbatimChar"/>
-          <w:rFonts w:hint="eastAsia" w:ascii="Times New Roman" w:hAnsi="Times New Roman" w:eastAsia="FangSong" w:cs="Times New Roman"/>
+          <w:rFonts w:hint="eastAsia" w:ascii="SimSun" w:hAnsi="SimSun" w:eastAsia="SimSun" w:cs="SimSun"/>
         </w:rPr>
         <w:t>作用</w:t>
       </w:r>
       <w:r>
         <w:rPr>
           <w:rStyle w:val="VerbatimChar"/>
-          <w:rFonts w:hint="eastAsia" w:ascii="Times New Roman" w:hAnsi="Times New Roman" w:eastAsia="Times New Roman" w:cs="Times New Roman"/>
+          <w:rFonts w:hint="eastAsia" w:ascii="SimSun" w:hAnsi="SimSun" w:eastAsia="SimSun" w:cs="SimSun"/>
         </w:rPr>
         <w:t>：</w:t>
       </w:r>
       <w:r>
         <w:rPr>
-          <w:rFonts w:ascii="Times New Roman" w:hAnsi="Times New Roman" w:eastAsia="Times New Roman" w:cs="Times New Roman"/>
+          <w:rFonts w:ascii="SimSun" w:hAnsi="SimSun" w:eastAsia="SimSun" w:cs="SimSun"/>
         </w:rPr>
         <w:br/>
       </w:r>
       <w:r>
         <w:rPr>
           <w:rStyle w:val="VerbatimChar"/>
-          <w:rFonts w:ascii="Times New Roman" w:hAnsi="Times New Roman" w:eastAsia="Times New Roman" w:cs="Times New Roman"/>
+          <w:rFonts w:ascii="SimSun" w:hAnsi="SimSun" w:eastAsia="SimSun" w:cs="SimSun"/>
         </w:rPr>
         <w:t xml:space="preserve">- </w:t>
       </w:r>
       <w:r>
         <w:rPr>
           <w:rStyle w:val="VerbatimChar"/>
-          <w:rFonts w:hint="eastAsia" w:ascii="Times New Roman" w:hAnsi="Times New Roman" w:eastAsia="FangSong" w:cs="Times New Roman"/>
+          <w:rFonts w:hint="eastAsia" w:ascii="SimSun" w:hAnsi="SimSun" w:eastAsia="SimSun" w:cs="SimSun"/>
         </w:rPr>
         <w:t>强碱夺取酸性</w:t>
       </w:r>
       <w:r>
         <w:rPr>
           <w:rStyle w:val="VerbatimChar"/>
-          <w:rFonts w:hint="eastAsia" w:ascii="Times New Roman" w:hAnsi="Times New Roman" w:eastAsia="Times New Roman" w:cs="Times New Roman"/>
+          <w:rFonts w:hint="eastAsia" w:ascii="SimSun" w:hAnsi="SimSun" w:eastAsia="SimSun" w:cs="SimSun"/>
         </w:rPr>
         <w:t>H</w:t>
       </w:r>
       <w:r>
         <w:rPr>
-          <w:rFonts w:ascii="Times New Roman" w:hAnsi="Times New Roman" w:eastAsia="Times New Roman" w:cs="Times New Roman"/>
+          <w:rFonts w:ascii="SimSun" w:hAnsi="SimSun" w:eastAsia="SimSun" w:cs="SimSun"/>
         </w:rPr>
         <w:br/>
       </w:r>
       <w:r>
         <w:rPr>
           <w:rStyle w:val="VerbatimChar"/>
-          <w:rFonts w:ascii="Times New Roman" w:hAnsi="Times New Roman" w:eastAsia="Times New Roman" w:cs="Times New Roman"/>
+          <w:rFonts w:ascii="SimSun" w:hAnsi="SimSun" w:eastAsia="SimSun" w:cs="SimSun"/>
         </w:rPr>
         <w:t xml:space="preserve">- </w:t>
       </w:r>
       <w:r>
         <w:rPr>
           <w:rStyle w:val="VerbatimChar"/>
-          <w:rFonts w:hint="eastAsia" w:ascii="Times New Roman" w:hAnsi="Times New Roman" w:eastAsia="FangSong" w:cs="Times New Roman"/>
+          <w:rFonts w:hint="eastAsia" w:ascii="SimSun" w:hAnsi="SimSun" w:eastAsia="SimSun" w:cs="SimSun"/>
         </w:rPr>
         <w:t xml:space="preserve">分子内亲核取代形成环丙烷</w:t>
       </w:r>
@@ -41960,6 +41957,1072 @@
     </w:p>
     <w:p>
       <w:pPr>
+        <w:pStyle w:val="BodyText"/>
+      </w:pPr>
+      <w:r>
+        <w:rPr>
+          <w:rFonts w:hint="eastAsia" w:ascii="Times New Roman" w:hAnsi="Times New Roman" w:eastAsia="FangSong" w:cs="Times New Roman"/>
+          <w:b/>
+          <w:bCs/>
+        </w:rPr>
+        <w:t xml:space="preserve">参考答案</w:t>
+      </w:r>
+    </w:p>
+    <w:bookmarkEnd w:id="186"/>
+    <w:bookmarkStart w:id="187" w:name="参考答案-9"/>
+    <w:p>
+      <w:pPr>
+        <w:pStyle w:val="Heading2"/>
+        <w:spacing w:before="280" w:after="120"/>
+      </w:pPr>
+      <w:r>
+        <w:rPr>
+          <w:rFonts w:hint="eastAsia" w:ascii="Times New Roman" w:hAnsi="Times New Roman" w:eastAsia="SimHei" w:cs="Times New Roman"/>
+        </w:rPr>
+        <w:t xml:space="preserve">参考答案</w:t>
+      </w:r>
+    </w:p>
+    <w:p>
+      <w:pPr>
+        <w:pStyle w:val="FirstParagraph"/>
+      </w:pPr>
+      <w:r>
+        <w:rPr>
+          <w:rFonts w:ascii="Times New Roman" w:hAnsi="Times New Roman" w:eastAsia="Times New Roman" w:cs="Times New Roman"/>
+        </w:rPr>
+        <w:t xml:space="preserve">7-1 </w:t>
+      </w:r>
+      <w:r>
+        <w:rPr>
+          <w:rFonts w:hint="eastAsia" w:ascii="Times New Roman" w:hAnsi="Times New Roman" w:eastAsia="FangSong" w:cs="Times New Roman"/>
+        </w:rPr>
+        <w:t>近来研究发现</w:t>
+      </w:r>
+      <w:r>
+        <w:rPr>
+          <w:rFonts w:hint="eastAsia" w:ascii="Times New Roman" w:hAnsi="Times New Roman" w:eastAsia="Times New Roman" w:cs="Times New Roman"/>
+        </w:rPr>
+        <w:t>，</w:t>
+      </w:r>
+      <w:r>
+        <w:rPr>
+          <w:rFonts w:hint="eastAsia" w:ascii="Times New Roman" w:hAnsi="Times New Roman" w:eastAsia="FangSong" w:cs="Times New Roman"/>
+        </w:rPr>
+        <w:t>化合物</w:t>
+      </w:r>
+      <w:r>
+        <w:rPr>
+          <w:rFonts w:hint="eastAsia" w:ascii="Times New Roman" w:hAnsi="Times New Roman" w:eastAsia="Times New Roman" w:cs="Times New Roman"/>
+        </w:rPr>
+        <w:t>B</w:t>
+      </w:r>
+      <w:r>
+        <w:rPr>
+          <w:rFonts w:hint="eastAsia" w:ascii="Times New Roman" w:hAnsi="Times New Roman" w:eastAsia="FangSong" w:cs="Times New Roman"/>
+        </w:rPr>
+        <w:t>可以作为</w:t>
+      </w:r>
+      <w:r>
+        <w:rPr>
+          <w:rFonts w:hint="eastAsia" w:ascii="Times New Roman" w:hAnsi="Times New Roman" w:eastAsia="Times New Roman" w:cs="Times New Roman"/>
+        </w:rPr>
+        <w:t>HI</w:t>
+      </w:r>
+      <w:r>
+        <w:rPr>
+          <w:rFonts w:hint="eastAsia" w:ascii="Times New Roman" w:hAnsi="Times New Roman" w:eastAsia="FangSong" w:cs="Times New Roman"/>
+        </w:rPr>
+        <w:t>的前体与苯乙炔</w:t>
+      </w:r>
+      <w:r>
+        <w:rPr>
+          <w:rFonts w:hint="eastAsia" w:ascii="Times New Roman" w:hAnsi="Times New Roman" w:eastAsia="Times New Roman" w:cs="Times New Roman"/>
+        </w:rPr>
+        <w:t>A</w:t>
+      </w:r>
+      <w:r>
+        <w:rPr>
+          <w:rFonts w:hint="eastAsia" w:ascii="Times New Roman" w:hAnsi="Times New Roman" w:eastAsia="FangSong" w:cs="Times New Roman"/>
+        </w:rPr>
+        <w:t>反应</w:t>
+      </w:r>
+      <w:r>
+        <w:rPr>
+          <w:rFonts w:hint="eastAsia" w:ascii="Times New Roman" w:hAnsi="Times New Roman" w:eastAsia="Times New Roman" w:cs="Times New Roman"/>
+        </w:rPr>
+        <w:t>，</w:t>
+      </w:r>
+      <w:r>
+        <w:rPr>
+          <w:rFonts w:hint="eastAsia" w:ascii="Times New Roman" w:hAnsi="Times New Roman" w:eastAsia="FangSong" w:cs="Times New Roman"/>
+        </w:rPr>
+        <w:t>如下图所示</w:t>
+      </w:r>
+      <w:r>
+        <w:rPr>
+          <w:rFonts w:hint="eastAsia" w:ascii="Times New Roman" w:hAnsi="Times New Roman" w:eastAsia="Times New Roman" w:cs="Times New Roman"/>
+        </w:rPr>
+        <w:t>：</w:t>
+      </w:r>
+    </w:p>
+    <w:p>
+      <w:pPr>
+        <w:pStyle w:val="BodyText"/>
+      </w:pPr>
+      <w:r>
+        <w:rPr>
+          <w:rFonts w:ascii="Times New Roman" w:hAnsi="Times New Roman" w:eastAsia="Times New Roman" w:cs="Times New Roman"/>
+        </w:rPr>
+        <w:t xml:space="preserve">7-1-1 </w:t>
+      </w:r>
+      <w:r>
+        <w:rPr>
+          <w:rFonts w:hint="eastAsia" w:ascii="Times New Roman" w:hAnsi="Times New Roman" w:eastAsia="FangSong" w:cs="Times New Roman"/>
+        </w:rPr>
+        <w:t>上述反应经中间体</w:t>
+      </w:r>
+      <w:r>
+        <w:rPr>
+          <w:rFonts w:hint="eastAsia" w:ascii="Times New Roman" w:hAnsi="Times New Roman" w:eastAsia="Times New Roman" w:cs="Times New Roman"/>
+        </w:rPr>
+        <w:t>C、D</w:t>
+      </w:r>
+      <w:r>
+        <w:rPr>
+          <w:rFonts w:hint="eastAsia" w:ascii="Times New Roman" w:hAnsi="Times New Roman" w:eastAsia="FangSong" w:cs="Times New Roman"/>
+        </w:rPr>
+        <w:t>和</w:t>
+      </w:r>
+      <w:r>
+        <w:rPr>
+          <w:rFonts w:hint="eastAsia" w:ascii="Times New Roman" w:hAnsi="Times New Roman" w:eastAsia="Times New Roman" w:cs="Times New Roman"/>
+        </w:rPr>
+        <w:t>E</w:t>
+      </w:r>
+      <w:r>
+        <w:rPr>
+          <w:rFonts w:hint="eastAsia" w:ascii="Times New Roman" w:hAnsi="Times New Roman" w:eastAsia="FangSong" w:cs="Times New Roman"/>
+        </w:rPr>
+        <w:t>生成</w:t>
+      </w:r>
+      <w:r>
+        <w:rPr>
+          <w:rFonts w:hint="eastAsia" w:ascii="Times New Roman" w:hAnsi="Times New Roman" w:eastAsia="Times New Roman" w:cs="Times New Roman"/>
+        </w:rPr>
+        <w:t>F</w:t>
+      </w:r>
+      <w:r>
+        <w:rPr>
+          <w:rFonts w:hint="eastAsia" w:ascii="Times New Roman" w:hAnsi="Times New Roman" w:eastAsia="FangSong" w:cs="Times New Roman"/>
+        </w:rPr>
+        <w:t>的同时</w:t>
+      </w:r>
+      <w:r>
+        <w:rPr>
+          <w:rFonts w:hint="eastAsia" w:ascii="Times New Roman" w:hAnsi="Times New Roman" w:eastAsia="Times New Roman" w:cs="Times New Roman"/>
+        </w:rPr>
+        <w:t>，</w:t>
+      </w:r>
+      <w:r>
+        <w:rPr>
+          <w:rFonts w:hint="eastAsia" w:ascii="Times New Roman" w:hAnsi="Times New Roman" w:eastAsia="FangSong" w:cs="Times New Roman"/>
+        </w:rPr>
+        <w:t>除了生成挥发性的有机物外</w:t>
+      </w:r>
+      <w:r>
+        <w:rPr>
+          <w:rFonts w:hint="eastAsia" w:ascii="Times New Roman" w:hAnsi="Times New Roman" w:eastAsia="Times New Roman" w:cs="Times New Roman"/>
+        </w:rPr>
+        <w:t>，</w:t>
+      </w:r>
+      <w:r>
+        <w:rPr>
+          <w:rFonts w:hint="eastAsia" w:ascii="Times New Roman" w:hAnsi="Times New Roman" w:eastAsia="FangSong" w:cs="Times New Roman"/>
+        </w:rPr>
+        <w:t>还生成一种常温下为气体的有机物</w:t>
+      </w:r>
+      <w:r>
+        <w:rPr>
+          <w:rFonts w:hint="eastAsia" w:ascii="Times New Roman" w:hAnsi="Times New Roman" w:eastAsia="Times New Roman" w:cs="Times New Roman"/>
+        </w:rPr>
+        <w:t>。</w:t>
+      </w:r>
+      <w:r>
+        <w:rPr>
+          <w:rFonts w:hint="eastAsia" w:ascii="Times New Roman" w:hAnsi="Times New Roman" w:eastAsia="FangSong" w:cs="Times New Roman"/>
+        </w:rPr>
+        <w:t>画出中间体</w:t>
+      </w:r>
+      <w:r>
+        <w:rPr>
+          <w:rFonts w:hint="eastAsia" w:ascii="Times New Roman" w:hAnsi="Times New Roman" w:eastAsia="Times New Roman" w:cs="Times New Roman"/>
+        </w:rPr>
+        <w:t>C、D</w:t>
+      </w:r>
+      <w:r>
+        <w:rPr>
+          <w:rFonts w:hint="eastAsia" w:ascii="Times New Roman" w:hAnsi="Times New Roman" w:eastAsia="FangSong" w:cs="Times New Roman"/>
+        </w:rPr>
+        <w:t>和</w:t>
+      </w:r>
+      <w:r>
+        <w:rPr>
+          <w:rFonts w:hint="eastAsia" w:ascii="Times New Roman" w:hAnsi="Times New Roman" w:eastAsia="Times New Roman" w:cs="Times New Roman"/>
+        </w:rPr>
+        <w:t>E</w:t>
+      </w:r>
+      <w:r>
+        <w:rPr>
+          <w:rFonts w:hint="eastAsia" w:ascii="Times New Roman" w:hAnsi="Times New Roman" w:eastAsia="FangSong" w:cs="Times New Roman"/>
+        </w:rPr>
+        <w:t>的结构式</w:t>
+      </w:r>
+      <w:r>
+        <w:rPr>
+          <w:rFonts w:hint="eastAsia" w:ascii="Times New Roman" w:hAnsi="Times New Roman" w:eastAsia="Times New Roman" w:cs="Times New Roman"/>
+        </w:rPr>
+        <w:t>。</w:t>
+      </w:r>
+    </w:p>
+    <w:p>
+      <w:pPr>
+        <w:pStyle w:val="BodyText"/>
+      </w:pPr>
+      <w:r>
+        <w:rPr>
+          <w:rFonts w:ascii="Times New Roman" w:hAnsi="Times New Roman" w:eastAsia="Times New Roman" w:cs="Times New Roman"/>
+        </w:rPr>
+        <w:t xml:space="preserve">7-1-1</w:t>
+      </w:r>
+    </w:p>
+    <w:p>
+      <w:pPr>
+        <w:pStyle w:val="BodyText"/>
+      </w:pPr>
+      <w:r>
+        <w:rPr>
+          <w:rFonts w:ascii="Times New Roman" w:hAnsi="Times New Roman" w:eastAsia="Times New Roman" w:cs="Times New Roman"/>
+        </w:rPr>
+        <w:t xml:space="preserve">7-1-2 </w:t>
+      </w:r>
+      <w:r>
+        <w:rPr>
+          <w:rFonts w:hint="eastAsia" w:ascii="Times New Roman" w:hAnsi="Times New Roman" w:eastAsia="FangSong" w:cs="Times New Roman"/>
+        </w:rPr>
+        <w:t>实验结果表明</w:t>
+      </w:r>
+      <w:r>
+        <w:rPr>
+          <w:rFonts w:hint="eastAsia" w:ascii="Times New Roman" w:hAnsi="Times New Roman" w:eastAsia="Times New Roman" w:cs="Times New Roman"/>
+        </w:rPr>
+        <w:t>，</w:t>
+      </w:r>
+      <w:r>
+        <w:rPr>
+          <w:rFonts w:hint="eastAsia" w:ascii="Times New Roman" w:hAnsi="Times New Roman" w:eastAsia="FangSong" w:cs="Times New Roman"/>
+        </w:rPr>
+        <w:t>化合物</w:t>
+      </w:r>
+      <w:r>
+        <w:rPr>
+          <w:rFonts w:hint="eastAsia" w:ascii="Times New Roman" w:hAnsi="Times New Roman" w:eastAsia="Times New Roman" w:cs="Times New Roman"/>
+        </w:rPr>
+        <w:t>B</w:t>
+      </w:r>
+      <w:r>
+        <w:rPr>
+          <w:rFonts w:hint="eastAsia" w:ascii="Times New Roman" w:hAnsi="Times New Roman" w:eastAsia="FangSong" w:cs="Times New Roman"/>
+        </w:rPr>
+        <w:t>在</w:t>
+      </w:r>
+      <w:r>
+        <w:rPr>
+          <w:rFonts w:hint="eastAsia" w:ascii="Times New Roman" w:hAnsi="Times New Roman" w:eastAsia="Times New Roman" w:cs="Times New Roman"/>
+        </w:rPr>
+        <w:t>G</w:t>
+      </w:r>
+      <w:r>
+        <w:rPr>
+          <w:rFonts w:hint="eastAsia" w:ascii="Times New Roman" w:hAnsi="Times New Roman" w:eastAsia="FangSong" w:cs="Times New Roman"/>
+        </w:rPr>
+        <w:t>的作用下主要生成产物</w:t>
+      </w:r>
+      <w:r>
+        <w:rPr>
+          <w:rFonts w:hint="eastAsia" w:ascii="Times New Roman" w:hAnsi="Times New Roman" w:eastAsia="Times New Roman" w:cs="Times New Roman"/>
+        </w:rPr>
+        <w:t>H（</w:t>
+      </w:r>
+      <w:r>
+        <w:rPr>
+          <w:rFonts w:hint="eastAsia" w:ascii="Times New Roman" w:hAnsi="Times New Roman" w:eastAsia="FangSong" w:cs="Times New Roman"/>
+        </w:rPr>
+        <w:t>见下图</w:t>
+      </w:r>
+      <w:r>
+        <w:rPr>
+          <w:rFonts w:hint="eastAsia" w:ascii="Times New Roman" w:hAnsi="Times New Roman" w:eastAsia="Times New Roman" w:cs="Times New Roman"/>
+        </w:rPr>
+        <w:t>），</w:t>
+      </w:r>
+      <w:r>
+        <w:rPr>
+          <w:rFonts w:hint="eastAsia" w:ascii="Times New Roman" w:hAnsi="Times New Roman" w:eastAsia="FangSong" w:cs="Times New Roman"/>
+        </w:rPr>
+        <w:t>画出</w:t>
+      </w:r>
+      <w:r>
+        <w:rPr>
+          <w:rFonts w:hint="eastAsia" w:ascii="Times New Roman" w:hAnsi="Times New Roman" w:eastAsia="Times New Roman" w:cs="Times New Roman"/>
+        </w:rPr>
+        <w:t>H</w:t>
+      </w:r>
+      <w:r>
+        <w:rPr>
+          <w:rFonts w:hint="eastAsia" w:ascii="Times New Roman" w:hAnsi="Times New Roman" w:eastAsia="FangSong" w:cs="Times New Roman"/>
+        </w:rPr>
+        <w:t>的结构式</w:t>
+      </w:r>
+      <w:r>
+        <w:rPr>
+          <w:rFonts w:hint="eastAsia" w:ascii="Times New Roman" w:hAnsi="Times New Roman" w:eastAsia="Times New Roman" w:cs="Times New Roman"/>
+        </w:rPr>
+        <w:t>。</w:t>
+      </w:r>
+    </w:p>
+    <w:p>
+      <w:pPr>
+        <w:pStyle w:val="BodyText"/>
+      </w:pPr>
+      <w:r>
+        <w:rPr>
+          <w:rFonts w:ascii="Times New Roman" w:hAnsi="Times New Roman" w:eastAsia="Times New Roman" w:cs="Times New Roman"/>
+        </w:rPr>
+        <w:t xml:space="preserve">7-1-2</w:t>
+      </w:r>
+    </w:p>
+    <w:p>
+      <w:pPr>
+        <w:pStyle w:val="BodyText"/>
+      </w:pPr>
+      <w:r>
+        <w:rPr>
+          <w:rFonts w:ascii="Times New Roman" w:hAnsi="Times New Roman" w:eastAsia="Times New Roman" w:cs="Times New Roman"/>
+        </w:rPr>
+        <w:t xml:space="preserve">7-2 </w:t>
+      </w:r>
+      <w:r>
+        <w:rPr>
+          <w:rFonts w:hint="eastAsia" w:ascii="Times New Roman" w:hAnsi="Times New Roman" w:eastAsia="FangSong" w:cs="Times New Roman"/>
+        </w:rPr>
+        <w:t>化合物</w:t>
+      </w:r>
+      <w:r>
+        <w:rPr>
+          <w:rFonts w:hint="eastAsia" w:ascii="Times New Roman" w:hAnsi="Times New Roman" w:eastAsia="Times New Roman" w:cs="Times New Roman"/>
+        </w:rPr>
+        <w:t>trans-J</w:t>
+      </w:r>
+      <w:r>
+        <w:rPr>
+          <w:rFonts w:hint="eastAsia" w:ascii="Times New Roman" w:hAnsi="Times New Roman" w:eastAsia="FangSong" w:cs="Times New Roman"/>
+        </w:rPr>
+        <w:t>可以作为</w:t>
+      </w:r>
+      <w:r>
+        <w:rPr>
+          <w:rFonts w:hint="eastAsia" w:ascii="Times New Roman" w:hAnsi="Times New Roman" w:eastAsia="Times New Roman" w:cs="Times New Roman"/>
+        </w:rPr>
+        <w:t>HCl</w:t>
+      </w:r>
+      <w:r>
+        <w:rPr>
+          <w:rFonts w:hint="eastAsia" w:ascii="Times New Roman" w:hAnsi="Times New Roman" w:eastAsia="FangSong" w:cs="Times New Roman"/>
+        </w:rPr>
+        <w:t>的前体化合物与炔烃</w:t>
+      </w:r>
+      <w:r>
+        <w:rPr>
+          <w:rFonts w:hint="eastAsia" w:ascii="Times New Roman" w:hAnsi="Times New Roman" w:eastAsia="Times New Roman" w:cs="Times New Roman"/>
+        </w:rPr>
+        <w:t>I</w:t>
+      </w:r>
+      <w:r>
+        <w:rPr>
+          <w:rFonts w:hint="eastAsia" w:ascii="Times New Roman" w:hAnsi="Times New Roman" w:eastAsia="FangSong" w:cs="Times New Roman"/>
+        </w:rPr>
+        <w:t>进行反应</w:t>
+      </w:r>
+      <w:r>
+        <w:rPr>
+          <w:rFonts w:hint="eastAsia" w:ascii="Times New Roman" w:hAnsi="Times New Roman" w:eastAsia="Times New Roman" w:cs="Times New Roman"/>
+        </w:rPr>
+        <w:t>，</w:t>
+      </w:r>
+      <w:r>
+        <w:rPr>
+          <w:rFonts w:hint="eastAsia" w:ascii="Times New Roman" w:hAnsi="Times New Roman" w:eastAsia="FangSong" w:cs="Times New Roman"/>
+        </w:rPr>
+        <w:t>生成产物</w:t>
+      </w:r>
+      <w:r>
+        <w:rPr>
+          <w:rFonts w:hint="eastAsia" w:ascii="Times New Roman" w:hAnsi="Times New Roman" w:eastAsia="Times New Roman" w:cs="Times New Roman"/>
+        </w:rPr>
+        <w:t>K，</w:t>
+      </w:r>
+      <w:r>
+        <w:rPr>
+          <w:rFonts w:hint="eastAsia" w:ascii="Times New Roman" w:hAnsi="Times New Roman" w:eastAsia="FangSong" w:cs="Times New Roman"/>
+        </w:rPr>
+        <w:t>同时</w:t>
+      </w:r>
+      <w:r>
+        <w:rPr>
+          <w:rFonts w:hint="eastAsia" w:ascii="Times New Roman" w:hAnsi="Times New Roman" w:eastAsia="Times New Roman" w:cs="Times New Roman"/>
+        </w:rPr>
+        <w:t>trans-J</w:t>
+      </w:r>
+      <w:r>
+        <w:rPr>
+          <w:rFonts w:hint="eastAsia" w:ascii="Times New Roman" w:hAnsi="Times New Roman" w:eastAsia="FangSong" w:cs="Times New Roman"/>
+        </w:rPr>
+        <w:t>转变为</w:t>
+      </w:r>
+      <w:r>
+        <w:rPr>
+          <w:rFonts w:hint="eastAsia" w:ascii="Times New Roman" w:hAnsi="Times New Roman" w:eastAsia="Times New Roman" w:cs="Times New Roman"/>
+        </w:rPr>
+        <w:t>L，</w:t>
+      </w:r>
+      <w:r>
+        <w:rPr>
+          <w:rFonts w:hint="eastAsia" w:ascii="Times New Roman" w:hAnsi="Times New Roman" w:eastAsia="FangSong" w:cs="Times New Roman"/>
+        </w:rPr>
+        <w:t>反应式见下图</w:t>
+      </w:r>
+      <w:r>
+        <w:rPr>
+          <w:rFonts w:hint="eastAsia" w:ascii="Times New Roman" w:hAnsi="Times New Roman" w:eastAsia="Times New Roman" w:cs="Times New Roman"/>
+        </w:rPr>
+        <w:t>。</w:t>
+      </w:r>
+    </w:p>
+    <w:p>
+      <w:pPr>
+        <w:pStyle w:val="BodyText"/>
+      </w:pPr>
+      <w:r>
+        <w:rPr>
+          <w:rFonts w:ascii="Times New Roman" w:hAnsi="Times New Roman" w:eastAsia="Times New Roman" w:cs="Times New Roman"/>
+        </w:rPr>
+        <w:t xml:space="preserve">7-2-1 </w:t>
+      </w:r>
+      <w:r>
+        <w:rPr>
+          <w:rFonts w:hint="eastAsia" w:ascii="Times New Roman" w:hAnsi="Times New Roman" w:eastAsia="FangSong" w:cs="Times New Roman"/>
+        </w:rPr>
+        <w:t>画出</w:t>
+      </w:r>
+      <w:r>
+        <w:rPr>
+          <w:rFonts w:hint="eastAsia" w:ascii="Times New Roman" w:hAnsi="Times New Roman" w:eastAsia="Times New Roman" w:cs="Times New Roman"/>
+        </w:rPr>
+        <w:t>L</w:t>
+      </w:r>
+      <w:r>
+        <w:rPr>
+          <w:rFonts w:hint="eastAsia" w:ascii="Times New Roman" w:hAnsi="Times New Roman" w:eastAsia="FangSong" w:cs="Times New Roman"/>
+        </w:rPr>
+        <w:t>的结构式</w:t>
+      </w:r>
+      <w:r>
+        <w:rPr>
+          <w:rFonts w:hint="eastAsia" w:ascii="Times New Roman" w:hAnsi="Times New Roman" w:eastAsia="Times New Roman" w:cs="Times New Roman"/>
+        </w:rPr>
+        <w:t>。</w:t>
+      </w:r>
+    </w:p>
+    <w:p>
+      <w:pPr>
+        <w:pStyle w:val="BodyText"/>
+      </w:pPr>
+      <w:r>
+        <w:rPr>
+          <w:rFonts w:ascii="Times New Roman" w:hAnsi="Times New Roman" w:eastAsia="Times New Roman" w:cs="Times New Roman"/>
+        </w:rPr>
+        <w:t xml:space="preserve">7-2-1</w:t>
+      </w:r>
+    </w:p>
+    <w:p>
+      <w:pPr>
+        <w:pStyle w:val="BodyText"/>
+      </w:pPr>
+      <w:r>
+        <w:rPr>
+          <w:rFonts w:ascii="Times New Roman" w:hAnsi="Times New Roman" w:eastAsia="Times New Roman" w:cs="Times New Roman"/>
+        </w:rPr>
+        <w:t xml:space="preserve">7-2-2 </w:t>
+      </w:r>
+      <w:r>
+        <w:rPr>
+          <w:rFonts w:hint="eastAsia" w:ascii="Times New Roman" w:hAnsi="Times New Roman" w:eastAsia="FangSong" w:cs="Times New Roman"/>
+        </w:rPr>
+        <w:t>与</w:t>
+      </w:r>
+      <w:r>
+        <w:rPr>
+          <w:rFonts w:hint="eastAsia" w:ascii="Times New Roman" w:hAnsi="Times New Roman" w:eastAsia="Times New Roman" w:cs="Times New Roman"/>
+        </w:rPr>
+        <w:t>trans-J</w:t>
+      </w:r>
+      <w:r>
+        <w:rPr>
+          <w:rFonts w:hint="eastAsia" w:ascii="Times New Roman" w:hAnsi="Times New Roman" w:eastAsia="FangSong" w:cs="Times New Roman"/>
+        </w:rPr>
+        <w:t>相比</w:t>
+      </w:r>
+      <w:r>
+        <w:rPr>
+          <w:rFonts w:hint="eastAsia" w:ascii="Times New Roman" w:hAnsi="Times New Roman" w:eastAsia="Times New Roman" w:cs="Times New Roman"/>
+        </w:rPr>
+        <w:t>，</w:t>
+      </w:r>
+      <w:r>
+        <w:rPr>
+          <w:rFonts w:hint="eastAsia" w:ascii="Times New Roman" w:hAnsi="Times New Roman" w:eastAsia="FangSong" w:cs="Times New Roman"/>
+        </w:rPr>
+        <w:t>当化合物</w:t>
+      </w:r>
+      <w:r>
+        <w:rPr>
+          <w:rFonts w:hint="eastAsia" w:ascii="Times New Roman" w:hAnsi="Times New Roman" w:eastAsia="Times New Roman" w:cs="Times New Roman"/>
+        </w:rPr>
+        <w:t>cis-J</w:t>
+      </w:r>
+      <w:r>
+        <w:rPr>
+          <w:rFonts w:hint="eastAsia" w:ascii="Times New Roman" w:hAnsi="Times New Roman" w:eastAsia="FangSong" w:cs="Times New Roman"/>
+        </w:rPr>
+        <w:t>与炔烃</w:t>
+      </w:r>
+      <w:r>
+        <w:rPr>
+          <w:rFonts w:hint="eastAsia" w:ascii="Times New Roman" w:hAnsi="Times New Roman" w:eastAsia="Times New Roman" w:cs="Times New Roman"/>
+        </w:rPr>
+        <w:t>I</w:t>
+      </w:r>
+      <w:r>
+        <w:rPr>
+          <w:rFonts w:hint="eastAsia" w:ascii="Times New Roman" w:hAnsi="Times New Roman" w:eastAsia="FangSong" w:cs="Times New Roman"/>
+        </w:rPr>
+        <w:t>反应时</w:t>
+      </w:r>
+      <w:r>
+        <w:rPr>
+          <w:rFonts w:hint="eastAsia" w:ascii="Times New Roman" w:hAnsi="Times New Roman" w:eastAsia="Times New Roman" w:cs="Times New Roman"/>
+        </w:rPr>
+        <w:t>，</w:t>
+      </w:r>
+      <w:r>
+        <w:rPr>
+          <w:rFonts w:hint="eastAsia" w:ascii="Times New Roman" w:hAnsi="Times New Roman" w:eastAsia="FangSong" w:cs="Times New Roman"/>
+        </w:rPr>
+        <w:t>反应速率明显变慢</w:t>
+      </w:r>
+      <w:r>
+        <w:rPr>
+          <w:rFonts w:hint="eastAsia" w:ascii="Times New Roman" w:hAnsi="Times New Roman" w:eastAsia="Times New Roman" w:cs="Times New Roman"/>
+        </w:rPr>
+        <w:t>，</w:t>
+      </w:r>
+      <w:r>
+        <w:rPr>
+          <w:rFonts w:hint="eastAsia" w:ascii="Times New Roman" w:hAnsi="Times New Roman" w:eastAsia="FangSong" w:cs="Times New Roman"/>
+        </w:rPr>
+        <w:t>同时产物</w:t>
+      </w:r>
+      <w:r>
+        <w:rPr>
+          <w:rFonts w:hint="eastAsia" w:ascii="Times New Roman" w:hAnsi="Times New Roman" w:eastAsia="Times New Roman" w:cs="Times New Roman"/>
+        </w:rPr>
+        <w:t>K</w:t>
+      </w:r>
+      <w:r>
+        <w:rPr>
+          <w:rFonts w:hint="eastAsia" w:ascii="Times New Roman" w:hAnsi="Times New Roman" w:eastAsia="FangSong" w:cs="Times New Roman"/>
+        </w:rPr>
+        <w:t>的收率降低至</w:t>
+      </w:r>
+      <w:r>
+        <w:rPr>
+          <w:rFonts w:hint="eastAsia" w:ascii="Times New Roman" w:hAnsi="Times New Roman" w:eastAsia="Times New Roman" w:cs="Times New Roman"/>
+        </w:rPr>
+        <w:t>51%，</w:t>
+      </w:r>
+      <w:r>
+        <w:rPr>
+          <w:rFonts w:hint="eastAsia" w:ascii="Times New Roman" w:hAnsi="Times New Roman" w:eastAsia="FangSong" w:cs="Times New Roman"/>
+        </w:rPr>
+        <w:t>如下图</w:t>
+      </w:r>
+      <w:r>
+        <w:rPr>
+          <w:rFonts w:hint="eastAsia" w:ascii="Times New Roman" w:hAnsi="Times New Roman" w:eastAsia="Times New Roman" w:cs="Times New Roman"/>
+        </w:rPr>
+        <w:t>（eq.</w:t>
+      </w:r>
+      <w:r>
+        <w:rPr>
+          <w:rFonts w:ascii="Times New Roman" w:hAnsi="Times New Roman" w:eastAsia="Times New Roman" w:cs="Times New Roman"/>
+        </w:rPr>
+        <w:t xml:space="preserve"> </w:t>
+      </w:r>
+      <w:r>
+        <w:rPr>
+          <w:rFonts w:hint="eastAsia" w:ascii="Times New Roman" w:hAnsi="Times New Roman" w:eastAsia="Times New Roman" w:cs="Times New Roman"/>
+        </w:rPr>
+        <w:t>1）</w:t>
+      </w:r>
+      <w:r>
+        <w:rPr>
+          <w:rFonts w:hint="eastAsia" w:ascii="Times New Roman" w:hAnsi="Times New Roman" w:eastAsia="FangSong" w:cs="Times New Roman"/>
+        </w:rPr>
+        <w:t>所示</w:t>
+      </w:r>
+      <w:r>
+        <w:rPr>
+          <w:rFonts w:hint="eastAsia" w:ascii="Times New Roman" w:hAnsi="Times New Roman" w:eastAsia="Times New Roman" w:cs="Times New Roman"/>
+        </w:rPr>
+        <w:t>，</w:t>
+      </w:r>
+      <w:r>
+        <w:rPr>
+          <w:rFonts w:hint="eastAsia" w:ascii="Times New Roman" w:hAnsi="Times New Roman" w:eastAsia="FangSong" w:cs="Times New Roman"/>
+        </w:rPr>
+        <w:t>试解释其原因</w:t>
+      </w:r>
+      <w:r>
+        <w:rPr>
+          <w:rFonts w:hint="eastAsia" w:ascii="Times New Roman" w:hAnsi="Times New Roman" w:eastAsia="Times New Roman" w:cs="Times New Roman"/>
+        </w:rPr>
+        <w:t>。</w:t>
+      </w:r>
+    </w:p>
+    <w:p>
+      <w:pPr>
+        <w:pStyle w:val="BodyText"/>
+      </w:pPr>
+      <w:r>
+        <w:rPr>
+          <w:rFonts w:ascii="Times New Roman" w:hAnsi="Times New Roman" w:eastAsia="Times New Roman" w:cs="Times New Roman"/>
+        </w:rPr>
+        <w:t xml:space="preserve">7-2-2</w:t>
+      </w:r>
+    </w:p>
+    <w:p>
+      <w:pPr>
+        <w:pStyle w:val="BodyText"/>
+      </w:pPr>
+      <w:r>
+        <w:rPr>
+          <w:rFonts w:hint="eastAsia" w:ascii="Times New Roman" w:hAnsi="Times New Roman" w:eastAsia="FangSong" w:cs="Times New Roman"/>
+        </w:rPr>
+        <w:t xml:space="preserve">与</w:t>
+      </w:r>
+      <w:r>
+        <w:rPr>
+          <w:rFonts w:ascii="Times New Roman" w:hAnsi="Times New Roman" w:eastAsia="Times New Roman" w:cs="Times New Roman"/>
+        </w:rPr>
+        <w:t xml:space="preserve"> trans-J </w:t>
+      </w:r>
+      <w:r>
+        <w:rPr>
+          <w:rFonts w:hint="eastAsia" w:ascii="Times New Roman" w:hAnsi="Times New Roman" w:eastAsia="FangSong" w:cs="Times New Roman"/>
+        </w:rPr>
+        <w:t>相比</w:t>
+      </w:r>
+      <w:r>
+        <w:rPr>
+          <w:rFonts w:hint="eastAsia" w:ascii="Times New Roman" w:hAnsi="Times New Roman" w:eastAsia="Times New Roman" w:cs="Times New Roman"/>
+        </w:rPr>
+        <w:t>，cis-J</w:t>
+      </w:r>
+      <w:r>
+        <w:rPr>
+          <w:rFonts w:ascii="Times New Roman" w:hAnsi="Times New Roman" w:eastAsia="Times New Roman" w:cs="Times New Roman"/>
+        </w:rPr>
+        <w:t xml:space="preserve"> </w:t>
+      </w:r>
+      <w:r>
+        <w:rPr>
+          <w:rFonts w:hint="eastAsia" w:ascii="Times New Roman" w:hAnsi="Times New Roman" w:eastAsia="FangSong" w:cs="Times New Roman"/>
+        </w:rPr>
+        <w:t>因面上存在另外一个直立的氯原子</w:t>
+      </w:r>
+      <w:r>
+        <w:rPr>
+          <w:rFonts w:hint="eastAsia" w:ascii="Times New Roman" w:hAnsi="Times New Roman" w:eastAsia="Times New Roman" w:cs="Times New Roman"/>
+        </w:rPr>
+        <w:t>（C4</w:t>
+      </w:r>
+      <w:r>
+        <w:rPr>
+          <w:rFonts w:ascii="Times New Roman" w:hAnsi="Times New Roman" w:eastAsia="Times New Roman" w:cs="Times New Roman"/>
+        </w:rPr>
+        <w:t xml:space="preserve"> </w:t>
+      </w:r>
+      <w:r>
+        <w:rPr>
+          <w:rFonts w:hint="eastAsia" w:ascii="Times New Roman" w:hAnsi="Times New Roman" w:eastAsia="FangSong" w:cs="Times New Roman"/>
+        </w:rPr>
+        <w:t>位上的氯原子</w:t>
+      </w:r>
+      <w:r>
+        <w:rPr>
+          <w:rFonts w:hint="eastAsia" w:ascii="Times New Roman" w:hAnsi="Times New Roman" w:eastAsia="Times New Roman" w:cs="Times New Roman"/>
+        </w:rPr>
+        <w:t>），</w:t>
+      </w:r>
+      <w:r>
+        <w:rPr>
+          <w:rFonts w:hint="eastAsia" w:ascii="Times New Roman" w:hAnsi="Times New Roman" w:eastAsia="FangSong" w:cs="Times New Roman"/>
+        </w:rPr>
+        <w:t>使得</w:t>
+      </w:r>
+      <w:r>
+        <w:rPr>
+          <w:rFonts w:ascii="Times New Roman" w:hAnsi="Times New Roman" w:eastAsia="Times New Roman" w:cs="Times New Roman"/>
+        </w:rPr>
+        <w:t xml:space="preserve"> C6 </w:t>
+      </w:r>
+      <w:r>
+        <w:rPr>
+          <w:rFonts w:hint="eastAsia" w:ascii="Times New Roman" w:hAnsi="Times New Roman" w:eastAsia="FangSong" w:cs="Times New Roman"/>
+        </w:rPr>
+        <w:t>位上的直立氯原子和平伏氯原子空阻变大</w:t>
+      </w:r>
+      <w:r>
+        <w:rPr>
+          <w:rFonts w:hint="eastAsia" w:ascii="Times New Roman" w:hAnsi="Times New Roman" w:eastAsia="Times New Roman" w:cs="Times New Roman"/>
+        </w:rPr>
+        <w:t>，</w:t>
+      </w:r>
+      <w:r>
+        <w:rPr>
+          <w:rFonts w:hint="eastAsia" w:ascii="Times New Roman" w:hAnsi="Times New Roman" w:eastAsia="FangSong" w:cs="Times New Roman"/>
+        </w:rPr>
+        <w:t>不利于</w:t>
+      </w:r>
+      <w:r>
+        <w:rPr>
+          <w:rFonts w:ascii="Times New Roman" w:hAnsi="Times New Roman" w:eastAsia="Times New Roman" w:cs="Times New Roman"/>
+        </w:rPr>
+        <w:t xml:space="preserve"> B(C</w:t>
+      </w:r>
+      <w:r>
+        <w:rPr>
+          <w:rFonts w:ascii="Times New Roman" w:hAnsi="Times New Roman" w:eastAsia="Times New Roman" w:cs="Times New Roman"/>
+          <w:vertAlign w:val="subscript"/>
+        </w:rPr>
+        <w:t>6</w:t>
+      </w:r>
+      <w:r>
+        <w:rPr>
+          <w:rFonts w:ascii="Times New Roman" w:hAnsi="Times New Roman" w:eastAsia="Times New Roman" w:cs="Times New Roman"/>
+        </w:rPr>
+        <w:t xml:space="preserve"> F</w:t>
+      </w:r>
+      <w:r>
+        <w:rPr>
+          <w:rFonts w:ascii="Times New Roman" w:hAnsi="Times New Roman" w:eastAsia="Times New Roman" w:cs="Times New Roman"/>
+          <w:vertAlign w:val="subscript"/>
+        </w:rPr>
+        <w:t>5</w:t>
+      </w:r>
+      <w:r>
+        <w:rPr>
+          <w:rFonts w:ascii="Times New Roman" w:hAnsi="Times New Roman" w:eastAsia="Times New Roman" w:cs="Times New Roman"/>
+        </w:rPr>
+        <w:t xml:space="preserve"> )</w:t>
+      </w:r>
+      <w:r>
+        <w:rPr>
+          <w:rFonts w:ascii="Times New Roman" w:hAnsi="Times New Roman" w:eastAsia="Times New Roman" w:cs="Times New Roman"/>
+          <w:vertAlign w:val="subscript"/>
+        </w:rPr>
+        <w:t>3</w:t>
+      </w:r>
+      <w:r>
+        <w:rPr>
+          <w:rFonts w:ascii="Times New Roman" w:hAnsi="Times New Roman" w:eastAsia="Times New Roman" w:cs="Times New Roman"/>
+        </w:rPr>
+        <w:t xml:space="preserve"> </w:t>
+      </w:r>
+      <w:r>
+        <w:rPr>
+          <w:rFonts w:hint="eastAsia" w:ascii="Times New Roman" w:hAnsi="Times New Roman" w:eastAsia="FangSong" w:cs="Times New Roman"/>
+        </w:rPr>
+        <w:t>接近进行攫取</w:t>
+      </w:r>
+      <w:r>
+        <w:rPr>
+          <w:rFonts w:hint="eastAsia" w:ascii="Times New Roman" w:hAnsi="Times New Roman" w:eastAsia="Times New Roman" w:cs="Times New Roman"/>
+        </w:rPr>
+        <w:t>。2</w:t>
+      </w:r>
+      <w:r>
+        <w:rPr>
+          <w:rFonts w:ascii="Times New Roman" w:hAnsi="Times New Roman" w:eastAsia="Times New Roman" w:cs="Times New Roman"/>
+        </w:rPr>
+        <w:t xml:space="preserve"> </w:t>
+      </w:r>
+      <w:r>
+        <w:rPr>
+          <w:rFonts w:hint="eastAsia" w:ascii="Times New Roman" w:hAnsi="Times New Roman" w:eastAsia="FangSong" w:cs="Times New Roman"/>
+        </w:rPr>
+        <w:t xml:space="preserve">分</w:t>
+      </w:r>
+    </w:p>
+    <w:p>
+      <w:pPr>
+        <w:pStyle w:val="BodyText"/>
+      </w:pPr>
+      <w:r>
+        <w:rPr>
+          <w:rFonts w:ascii="Times New Roman" w:hAnsi="Times New Roman" w:eastAsia="Times New Roman" w:cs="Times New Roman"/>
+        </w:rPr>
+        <w:t xml:space="preserve">7-2-3 </w:t>
+      </w:r>
+      <w:r>
+        <w:rPr>
+          <w:rFonts w:hint="eastAsia" w:ascii="Times New Roman" w:hAnsi="Times New Roman" w:eastAsia="FangSong" w:cs="Times New Roman"/>
+        </w:rPr>
+        <w:t>在相同反应条件下</w:t>
+      </w:r>
+      <w:r>
+        <w:rPr>
+          <w:rFonts w:hint="eastAsia" w:ascii="Times New Roman" w:hAnsi="Times New Roman" w:eastAsia="Times New Roman" w:cs="Times New Roman"/>
+        </w:rPr>
+        <w:t>，</w:t>
+      </w:r>
+      <w:r>
+        <w:rPr>
+          <w:rFonts w:hint="eastAsia" w:ascii="Times New Roman" w:hAnsi="Times New Roman" w:eastAsia="FangSong" w:cs="Times New Roman"/>
+        </w:rPr>
+        <w:t>用化合物</w:t>
+      </w:r>
+      <w:r>
+        <w:rPr>
+          <w:rFonts w:hint="eastAsia" w:ascii="Times New Roman" w:hAnsi="Times New Roman" w:eastAsia="Times New Roman" w:cs="Times New Roman"/>
+        </w:rPr>
+        <w:t>M（cis-M</w:t>
+      </w:r>
+      <w:r>
+        <w:rPr>
+          <w:rFonts w:hint="eastAsia" w:ascii="Times New Roman" w:hAnsi="Times New Roman" w:eastAsia="FangSong" w:cs="Times New Roman"/>
+        </w:rPr>
+        <w:t>和</w:t>
+      </w:r>
+      <w:r>
+        <w:rPr>
+          <w:rFonts w:hint="eastAsia" w:ascii="Times New Roman" w:hAnsi="Times New Roman" w:eastAsia="Times New Roman" w:cs="Times New Roman"/>
+        </w:rPr>
+        <w:t>trans-M）</w:t>
+      </w:r>
+      <w:r>
+        <w:rPr>
+          <w:rFonts w:hint="eastAsia" w:ascii="Times New Roman" w:hAnsi="Times New Roman" w:eastAsia="FangSong" w:cs="Times New Roman"/>
+        </w:rPr>
+        <w:t>代替</w:t>
+      </w:r>
+      <w:r>
+        <w:rPr>
+          <w:rFonts w:hint="eastAsia" w:ascii="Times New Roman" w:hAnsi="Times New Roman" w:eastAsia="Times New Roman" w:cs="Times New Roman"/>
+        </w:rPr>
+        <w:t>J（cis-J</w:t>
+      </w:r>
+      <w:r>
+        <w:rPr>
+          <w:rFonts w:hint="eastAsia" w:ascii="Times New Roman" w:hAnsi="Times New Roman" w:eastAsia="FangSong" w:cs="Times New Roman"/>
+        </w:rPr>
+        <w:t>和</w:t>
+      </w:r>
+      <w:r>
+        <w:rPr>
+          <w:rFonts w:hint="eastAsia" w:ascii="Times New Roman" w:hAnsi="Times New Roman" w:eastAsia="Times New Roman" w:cs="Times New Roman"/>
+        </w:rPr>
+        <w:t>trans-J），</w:t>
+      </w:r>
+      <w:r>
+        <w:rPr>
+          <w:rFonts w:hint="eastAsia" w:ascii="Times New Roman" w:hAnsi="Times New Roman" w:eastAsia="FangSong" w:cs="Times New Roman"/>
+        </w:rPr>
+        <w:t>实验结果表明</w:t>
+      </w:r>
+      <w:r>
+        <w:rPr>
+          <w:rFonts w:hint="eastAsia" w:ascii="Times New Roman" w:hAnsi="Times New Roman" w:eastAsia="Times New Roman" w:cs="Times New Roman"/>
+        </w:rPr>
+        <w:t>，M</w:t>
+      </w:r>
+      <w:r>
+        <w:rPr>
+          <w:rFonts w:hint="eastAsia" w:ascii="Times New Roman" w:hAnsi="Times New Roman" w:eastAsia="FangSong" w:cs="Times New Roman"/>
+        </w:rPr>
+        <w:t>不与</w:t>
+      </w:r>
+      <w:r>
+        <w:rPr>
+          <w:rFonts w:hint="eastAsia" w:ascii="Times New Roman" w:hAnsi="Times New Roman" w:eastAsia="Times New Roman" w:cs="Times New Roman"/>
+        </w:rPr>
+        <w:t>I</w:t>
+      </w:r>
+      <w:r>
+        <w:rPr>
+          <w:rFonts w:hint="eastAsia" w:ascii="Times New Roman" w:hAnsi="Times New Roman" w:eastAsia="FangSong" w:cs="Times New Roman"/>
+        </w:rPr>
+        <w:t>反应</w:t>
+      </w:r>
+      <w:r>
+        <w:rPr>
+          <w:rFonts w:hint="eastAsia" w:ascii="Times New Roman" w:hAnsi="Times New Roman" w:eastAsia="Times New Roman" w:cs="Times New Roman"/>
+        </w:rPr>
+        <w:t>，</w:t>
+      </w:r>
+      <w:r>
+        <w:rPr>
+          <w:rFonts w:hint="eastAsia" w:ascii="Times New Roman" w:hAnsi="Times New Roman" w:eastAsia="FangSong" w:cs="Times New Roman"/>
+        </w:rPr>
+        <w:t>如上图</w:t>
+      </w:r>
+      <w:r>
+        <w:rPr>
+          <w:rFonts w:hint="eastAsia" w:ascii="Times New Roman" w:hAnsi="Times New Roman" w:eastAsia="Times New Roman" w:cs="Times New Roman"/>
+        </w:rPr>
+        <w:t>（eq.</w:t>
+      </w:r>
+      <w:r>
+        <w:rPr>
+          <w:rFonts w:ascii="Times New Roman" w:hAnsi="Times New Roman" w:eastAsia="Times New Roman" w:cs="Times New Roman"/>
+        </w:rPr>
+        <w:t xml:space="preserve"> </w:t>
+      </w:r>
+      <w:r>
+        <w:rPr>
+          <w:rFonts w:hint="eastAsia" w:ascii="Times New Roman" w:hAnsi="Times New Roman" w:eastAsia="Times New Roman" w:cs="Times New Roman"/>
+        </w:rPr>
+        <w:t>2）</w:t>
+      </w:r>
+      <w:r>
+        <w:rPr>
+          <w:rFonts w:hint="eastAsia" w:ascii="Times New Roman" w:hAnsi="Times New Roman" w:eastAsia="FangSong" w:cs="Times New Roman"/>
+        </w:rPr>
+        <w:t>所示</w:t>
+      </w:r>
+      <w:r>
+        <w:rPr>
+          <w:rFonts w:hint="eastAsia" w:ascii="Times New Roman" w:hAnsi="Times New Roman" w:eastAsia="Times New Roman" w:cs="Times New Roman"/>
+        </w:rPr>
+        <w:t>，</w:t>
+      </w:r>
+      <w:r>
+        <w:rPr>
+          <w:rFonts w:hint="eastAsia" w:ascii="Times New Roman" w:hAnsi="Times New Roman" w:eastAsia="FangSong" w:cs="Times New Roman"/>
+        </w:rPr>
+        <w:t>试解释其原因</w:t>
+      </w:r>
+      <w:r>
+        <w:rPr>
+          <w:rFonts w:hint="eastAsia" w:ascii="Times New Roman" w:hAnsi="Times New Roman" w:eastAsia="Times New Roman" w:cs="Times New Roman"/>
+        </w:rPr>
+        <w:t>。</w:t>
+      </w:r>
+    </w:p>
+    <w:p>
+      <w:pPr>
+        <w:pStyle w:val="BodyText"/>
+      </w:pPr>
+      <w:r>
+        <w:rPr>
+          <w:rFonts w:ascii="Times New Roman" w:hAnsi="Times New Roman" w:eastAsia="Times New Roman" w:cs="Times New Roman"/>
+        </w:rPr>
+        <w:t xml:space="preserve">7-2-3</w:t>
+      </w:r>
+    </w:p>
+    <w:p>
+      <w:pPr>
+        <w:pStyle w:val="BodyText"/>
+      </w:pPr>
+      <w:r>
+        <w:rPr>
+          <w:rFonts w:hint="eastAsia" w:ascii="Times New Roman" w:hAnsi="Times New Roman" w:eastAsia="FangSong" w:cs="Times New Roman"/>
+        </w:rPr>
+        <w:t>与中间体</w:t>
+      </w:r>
+      <w:r>
+        <w:rPr>
+          <w:rFonts w:hint="eastAsia" w:ascii="Times New Roman" w:hAnsi="Times New Roman" w:eastAsia="Times New Roman" w:cs="Times New Roman"/>
+        </w:rPr>
+        <w:t>N</w:t>
+      </w:r>
+      <w:r>
+        <w:rPr>
+          <w:rFonts w:hint="eastAsia" w:ascii="Times New Roman" w:hAnsi="Times New Roman" w:eastAsia="FangSong" w:cs="Times New Roman"/>
+        </w:rPr>
+        <w:t>相比</w:t>
+      </w:r>
+      <w:r>
+        <w:rPr>
+          <w:rFonts w:hint="eastAsia" w:ascii="Times New Roman" w:hAnsi="Times New Roman" w:eastAsia="Times New Roman" w:cs="Times New Roman"/>
+        </w:rPr>
+        <w:t>，O</w:t>
+      </w:r>
+      <w:r>
+        <w:rPr>
+          <w:rFonts w:hint="eastAsia" w:ascii="Times New Roman" w:hAnsi="Times New Roman" w:eastAsia="FangSong" w:cs="Times New Roman"/>
+        </w:rPr>
+        <w:t>的稳定性相对较差</w:t>
+      </w:r>
+      <w:r>
+        <w:rPr>
+          <w:rFonts w:hint="eastAsia" w:ascii="Times New Roman" w:hAnsi="Times New Roman" w:eastAsia="Times New Roman" w:cs="Times New Roman"/>
+        </w:rPr>
+        <w:t>，</w:t>
+      </w:r>
+      <w:r>
+        <w:rPr>
+          <w:rFonts w:hint="eastAsia" w:ascii="Times New Roman" w:hAnsi="Times New Roman" w:eastAsia="FangSong" w:cs="Times New Roman"/>
+        </w:rPr>
+        <w:t>故</w:t>
+      </w:r>
+      <w:r>
+        <w:rPr>
+          <w:rFonts w:hint="eastAsia" w:ascii="Times New Roman" w:hAnsi="Times New Roman" w:eastAsia="Times New Roman" w:cs="Times New Roman"/>
+        </w:rPr>
+        <w:t>M</w:t>
+      </w:r>
+      <w:r>
+        <w:rPr>
+          <w:rFonts w:hint="eastAsia" w:ascii="Times New Roman" w:hAnsi="Times New Roman" w:eastAsia="FangSong" w:cs="Times New Roman"/>
+        </w:rPr>
+        <w:t>不能发生类似反应</w:t>
+      </w:r>
+      <w:r>
+        <w:rPr>
+          <w:rFonts w:hint="eastAsia" w:ascii="Times New Roman" w:hAnsi="Times New Roman" w:eastAsia="Times New Roman" w:cs="Times New Roman"/>
+        </w:rPr>
+        <w:t>。2</w:t>
+      </w:r>
+      <w:r>
+        <w:rPr>
+          <w:rFonts w:hint="eastAsia" w:ascii="Times New Roman" w:hAnsi="Times New Roman" w:eastAsia="FangSong" w:cs="Times New Roman"/>
+        </w:rPr>
+        <w:t>分</w:t>
+      </w:r>
+    </w:p>
+    <w:p>
+      <w:pPr>
         <w:spacing w:before="160" w:after="80"/>
       </w:pPr>
       <w:r>
@@ -41968,21 +43031,8 @@
         </w:pict>
       </w:r>
     </w:p>
-    <w:p>
-      <w:pPr>
-        <w:pStyle w:val="FirstParagraph"/>
-      </w:pPr>
-      <w:r>
-        <w:rPr>
-          <w:rFonts w:hint="eastAsia" w:ascii="Times New Roman" w:hAnsi="Times New Roman" w:eastAsia="FangSong" w:cs="Times New Roman"/>
-          <w:b/>
-          <w:bCs/>
-        </w:rPr>
-        <w:t xml:space="preserve">参考答案</w:t>
-      </w:r>
-    </w:p>
-    <w:bookmarkEnd w:id="186"/>
-    <w:bookmarkStart w:id="187" w:name="参考答案-9"/>
+    <w:bookmarkEnd w:id="187"/>
+    <w:bookmarkStart w:id="188" w:name="考点抽象-9"/>
     <w:p>
       <w:pPr>
         <w:pStyle w:val="Heading2"/>
@@ -41991,1075 +43041,6 @@
       <w:r>
         <w:rPr>
           <w:rFonts w:hint="eastAsia" w:ascii="Times New Roman" w:hAnsi="Times New Roman" w:eastAsia="SimHei" w:cs="Times New Roman"/>
-        </w:rPr>
-        <w:t xml:space="preserve">参考答案</w:t>
-      </w:r>
-    </w:p>
-    <w:p>
-      <w:pPr>
-        <w:pStyle w:val="FirstParagraph"/>
-      </w:pPr>
-      <w:r>
-        <w:rPr>
-          <w:rFonts w:ascii="Times New Roman" w:hAnsi="Times New Roman" w:eastAsia="Times New Roman" w:cs="Times New Roman"/>
-        </w:rPr>
-        <w:t xml:space="preserve">7-1 </w:t>
-      </w:r>
-      <w:r>
-        <w:rPr>
-          <w:rFonts w:hint="eastAsia" w:ascii="Times New Roman" w:hAnsi="Times New Roman" w:eastAsia="FangSong" w:cs="Times New Roman"/>
-        </w:rPr>
-        <w:t>近来研究发现</w:t>
-      </w:r>
-      <w:r>
-        <w:rPr>
-          <w:rFonts w:hint="eastAsia" w:ascii="Times New Roman" w:hAnsi="Times New Roman" w:eastAsia="Times New Roman" w:cs="Times New Roman"/>
-        </w:rPr>
-        <w:t>，</w:t>
-      </w:r>
-      <w:r>
-        <w:rPr>
-          <w:rFonts w:hint="eastAsia" w:ascii="Times New Roman" w:hAnsi="Times New Roman" w:eastAsia="FangSong" w:cs="Times New Roman"/>
-        </w:rPr>
-        <w:t>化合物</w:t>
-      </w:r>
-      <w:r>
-        <w:rPr>
-          <w:rFonts w:hint="eastAsia" w:ascii="Times New Roman" w:hAnsi="Times New Roman" w:eastAsia="Times New Roman" w:cs="Times New Roman"/>
-        </w:rPr>
-        <w:t>B</w:t>
-      </w:r>
-      <w:r>
-        <w:rPr>
-          <w:rFonts w:hint="eastAsia" w:ascii="Times New Roman" w:hAnsi="Times New Roman" w:eastAsia="FangSong" w:cs="Times New Roman"/>
-        </w:rPr>
-        <w:t>可以作为</w:t>
-      </w:r>
-      <w:r>
-        <w:rPr>
-          <w:rFonts w:hint="eastAsia" w:ascii="Times New Roman" w:hAnsi="Times New Roman" w:eastAsia="Times New Roman" w:cs="Times New Roman"/>
-        </w:rPr>
-        <w:t>HI</w:t>
-      </w:r>
-      <w:r>
-        <w:rPr>
-          <w:rFonts w:hint="eastAsia" w:ascii="Times New Roman" w:hAnsi="Times New Roman" w:eastAsia="FangSong" w:cs="Times New Roman"/>
-        </w:rPr>
-        <w:t>的前体与苯乙炔</w:t>
-      </w:r>
-      <w:r>
-        <w:rPr>
-          <w:rFonts w:hint="eastAsia" w:ascii="Times New Roman" w:hAnsi="Times New Roman" w:eastAsia="Times New Roman" w:cs="Times New Roman"/>
-        </w:rPr>
-        <w:t>A</w:t>
-      </w:r>
-      <w:r>
-        <w:rPr>
-          <w:rFonts w:hint="eastAsia" w:ascii="Times New Roman" w:hAnsi="Times New Roman" w:eastAsia="FangSong" w:cs="Times New Roman"/>
-        </w:rPr>
-        <w:t>反应</w:t>
-      </w:r>
-      <w:r>
-        <w:rPr>
-          <w:rFonts w:hint="eastAsia" w:ascii="Times New Roman" w:hAnsi="Times New Roman" w:eastAsia="Times New Roman" w:cs="Times New Roman"/>
-        </w:rPr>
-        <w:t>，</w:t>
-      </w:r>
-      <w:r>
-        <w:rPr>
-          <w:rFonts w:hint="eastAsia" w:ascii="Times New Roman" w:hAnsi="Times New Roman" w:eastAsia="FangSong" w:cs="Times New Roman"/>
-        </w:rPr>
-        <w:t>如下图所示</w:t>
-      </w:r>
-      <w:r>
-        <w:rPr>
-          <w:rFonts w:hint="eastAsia" w:ascii="Times New Roman" w:hAnsi="Times New Roman" w:eastAsia="Times New Roman" w:cs="Times New Roman"/>
-        </w:rPr>
-        <w:t>：</w:t>
-      </w:r>
-    </w:p>
-    <w:p>
-      <w:pPr>
-        <w:pStyle w:val="BodyText"/>
-      </w:pPr>
-      <w:r>
-        <w:rPr>
-          <w:rFonts w:ascii="Times New Roman" w:hAnsi="Times New Roman" w:eastAsia="Times New Roman" w:cs="Times New Roman"/>
-        </w:rPr>
-        <w:t xml:space="preserve">7-1-1 </w:t>
-      </w:r>
-      <w:r>
-        <w:rPr>
-          <w:rFonts w:hint="eastAsia" w:ascii="Times New Roman" w:hAnsi="Times New Roman" w:eastAsia="FangSong" w:cs="Times New Roman"/>
-        </w:rPr>
-        <w:t>上述反应经中间体</w:t>
-      </w:r>
-      <w:r>
-        <w:rPr>
-          <w:rFonts w:hint="eastAsia" w:ascii="Times New Roman" w:hAnsi="Times New Roman" w:eastAsia="Times New Roman" w:cs="Times New Roman"/>
-        </w:rPr>
-        <w:t>C、D</w:t>
-      </w:r>
-      <w:r>
-        <w:rPr>
-          <w:rFonts w:hint="eastAsia" w:ascii="Times New Roman" w:hAnsi="Times New Roman" w:eastAsia="FangSong" w:cs="Times New Roman"/>
-        </w:rPr>
-        <w:t>和</w:t>
-      </w:r>
-      <w:r>
-        <w:rPr>
-          <w:rFonts w:hint="eastAsia" w:ascii="Times New Roman" w:hAnsi="Times New Roman" w:eastAsia="Times New Roman" w:cs="Times New Roman"/>
-        </w:rPr>
-        <w:t>E</w:t>
-      </w:r>
-      <w:r>
-        <w:rPr>
-          <w:rFonts w:hint="eastAsia" w:ascii="Times New Roman" w:hAnsi="Times New Roman" w:eastAsia="FangSong" w:cs="Times New Roman"/>
-        </w:rPr>
-        <w:t>生成</w:t>
-      </w:r>
-      <w:r>
-        <w:rPr>
-          <w:rFonts w:hint="eastAsia" w:ascii="Times New Roman" w:hAnsi="Times New Roman" w:eastAsia="Times New Roman" w:cs="Times New Roman"/>
-        </w:rPr>
-        <w:t>F</w:t>
-      </w:r>
-      <w:r>
-        <w:rPr>
-          <w:rFonts w:hint="eastAsia" w:ascii="Times New Roman" w:hAnsi="Times New Roman" w:eastAsia="FangSong" w:cs="Times New Roman"/>
-        </w:rPr>
-        <w:t>的同时</w:t>
-      </w:r>
-      <w:r>
-        <w:rPr>
-          <w:rFonts w:hint="eastAsia" w:ascii="Times New Roman" w:hAnsi="Times New Roman" w:eastAsia="Times New Roman" w:cs="Times New Roman"/>
-        </w:rPr>
-        <w:t>，</w:t>
-      </w:r>
-      <w:r>
-        <w:rPr>
-          <w:rFonts w:hint="eastAsia" w:ascii="Times New Roman" w:hAnsi="Times New Roman" w:eastAsia="FangSong" w:cs="Times New Roman"/>
-        </w:rPr>
-        <w:t>除了生成挥发性的有机物外</w:t>
-      </w:r>
-      <w:r>
-        <w:rPr>
-          <w:rFonts w:hint="eastAsia" w:ascii="Times New Roman" w:hAnsi="Times New Roman" w:eastAsia="Times New Roman" w:cs="Times New Roman"/>
-        </w:rPr>
-        <w:t>，</w:t>
-      </w:r>
-      <w:r>
-        <w:rPr>
-          <w:rFonts w:hint="eastAsia" w:ascii="Times New Roman" w:hAnsi="Times New Roman" w:eastAsia="FangSong" w:cs="Times New Roman"/>
-        </w:rPr>
-        <w:t>还生成一种常温下为气体的有机物</w:t>
-      </w:r>
-      <w:r>
-        <w:rPr>
-          <w:rFonts w:hint="eastAsia" w:ascii="Times New Roman" w:hAnsi="Times New Roman" w:eastAsia="Times New Roman" w:cs="Times New Roman"/>
-        </w:rPr>
-        <w:t>。</w:t>
-      </w:r>
-      <w:r>
-        <w:rPr>
-          <w:rFonts w:hint="eastAsia" w:ascii="Times New Roman" w:hAnsi="Times New Roman" w:eastAsia="FangSong" w:cs="Times New Roman"/>
-        </w:rPr>
-        <w:t>画出中间体</w:t>
-      </w:r>
-      <w:r>
-        <w:rPr>
-          <w:rFonts w:hint="eastAsia" w:ascii="Times New Roman" w:hAnsi="Times New Roman" w:eastAsia="Times New Roman" w:cs="Times New Roman"/>
-        </w:rPr>
-        <w:t>C、D</w:t>
-      </w:r>
-      <w:r>
-        <w:rPr>
-          <w:rFonts w:hint="eastAsia" w:ascii="Times New Roman" w:hAnsi="Times New Roman" w:eastAsia="FangSong" w:cs="Times New Roman"/>
-        </w:rPr>
-        <w:t>和</w:t>
-      </w:r>
-      <w:r>
-        <w:rPr>
-          <w:rFonts w:hint="eastAsia" w:ascii="Times New Roman" w:hAnsi="Times New Roman" w:eastAsia="Times New Roman" w:cs="Times New Roman"/>
-        </w:rPr>
-        <w:t>E</w:t>
-      </w:r>
-      <w:r>
-        <w:rPr>
-          <w:rFonts w:hint="eastAsia" w:ascii="Times New Roman" w:hAnsi="Times New Roman" w:eastAsia="FangSong" w:cs="Times New Roman"/>
-        </w:rPr>
-        <w:t>的结构式</w:t>
-      </w:r>
-      <w:r>
-        <w:rPr>
-          <w:rFonts w:hint="eastAsia" w:ascii="Times New Roman" w:hAnsi="Times New Roman" w:eastAsia="Times New Roman" w:cs="Times New Roman"/>
-        </w:rPr>
-        <w:t>。</w:t>
-      </w:r>
-    </w:p>
-    <w:p>
-      <w:pPr>
-        <w:pStyle w:val="BodyText"/>
-      </w:pPr>
-      <w:r>
-        <w:rPr>
-          <w:rFonts w:ascii="Times New Roman" w:hAnsi="Times New Roman" w:eastAsia="Times New Roman" w:cs="Times New Roman"/>
-        </w:rPr>
-        <w:t xml:space="preserve">7-1-1</w:t>
-      </w:r>
-    </w:p>
-    <w:p>
-      <w:pPr>
-        <w:pStyle w:val="BodyText"/>
-      </w:pPr>
-      <w:r>
-        <w:rPr>
-          <w:rFonts w:ascii="Times New Roman" w:hAnsi="Times New Roman" w:eastAsia="Times New Roman" w:cs="Times New Roman"/>
-        </w:rPr>
-        <w:t xml:space="preserve">7-1-2 </w:t>
-      </w:r>
-      <w:r>
-        <w:rPr>
-          <w:rFonts w:hint="eastAsia" w:ascii="Times New Roman" w:hAnsi="Times New Roman" w:eastAsia="FangSong" w:cs="Times New Roman"/>
-        </w:rPr>
-        <w:t>实验结果表明</w:t>
-      </w:r>
-      <w:r>
-        <w:rPr>
-          <w:rFonts w:hint="eastAsia" w:ascii="Times New Roman" w:hAnsi="Times New Roman" w:eastAsia="Times New Roman" w:cs="Times New Roman"/>
-        </w:rPr>
-        <w:t>，</w:t>
-      </w:r>
-      <w:r>
-        <w:rPr>
-          <w:rFonts w:hint="eastAsia" w:ascii="Times New Roman" w:hAnsi="Times New Roman" w:eastAsia="FangSong" w:cs="Times New Roman"/>
-        </w:rPr>
-        <w:t>化合物</w:t>
-      </w:r>
-      <w:r>
-        <w:rPr>
-          <w:rFonts w:hint="eastAsia" w:ascii="Times New Roman" w:hAnsi="Times New Roman" w:eastAsia="Times New Roman" w:cs="Times New Roman"/>
-        </w:rPr>
-        <w:t>B</w:t>
-      </w:r>
-      <w:r>
-        <w:rPr>
-          <w:rFonts w:hint="eastAsia" w:ascii="Times New Roman" w:hAnsi="Times New Roman" w:eastAsia="FangSong" w:cs="Times New Roman"/>
-        </w:rPr>
-        <w:t>在</w:t>
-      </w:r>
-      <w:r>
-        <w:rPr>
-          <w:rFonts w:hint="eastAsia" w:ascii="Times New Roman" w:hAnsi="Times New Roman" w:eastAsia="Times New Roman" w:cs="Times New Roman"/>
-        </w:rPr>
-        <w:t>G</w:t>
-      </w:r>
-      <w:r>
-        <w:rPr>
-          <w:rFonts w:hint="eastAsia" w:ascii="Times New Roman" w:hAnsi="Times New Roman" w:eastAsia="FangSong" w:cs="Times New Roman"/>
-        </w:rPr>
-        <w:t>的作用下主要生成产物</w:t>
-      </w:r>
-      <w:r>
-        <w:rPr>
-          <w:rFonts w:hint="eastAsia" w:ascii="Times New Roman" w:hAnsi="Times New Roman" w:eastAsia="Times New Roman" w:cs="Times New Roman"/>
-        </w:rPr>
-        <w:t>H（</w:t>
-      </w:r>
-      <w:r>
-        <w:rPr>
-          <w:rFonts w:hint="eastAsia" w:ascii="Times New Roman" w:hAnsi="Times New Roman" w:eastAsia="FangSong" w:cs="Times New Roman"/>
-        </w:rPr>
-        <w:t>见下图</w:t>
-      </w:r>
-      <w:r>
-        <w:rPr>
-          <w:rFonts w:hint="eastAsia" w:ascii="Times New Roman" w:hAnsi="Times New Roman" w:eastAsia="Times New Roman" w:cs="Times New Roman"/>
-        </w:rPr>
-        <w:t>），</w:t>
-      </w:r>
-      <w:r>
-        <w:rPr>
-          <w:rFonts w:hint="eastAsia" w:ascii="Times New Roman" w:hAnsi="Times New Roman" w:eastAsia="FangSong" w:cs="Times New Roman"/>
-        </w:rPr>
-        <w:t>画出</w:t>
-      </w:r>
-      <w:r>
-        <w:rPr>
-          <w:rFonts w:hint="eastAsia" w:ascii="Times New Roman" w:hAnsi="Times New Roman" w:eastAsia="Times New Roman" w:cs="Times New Roman"/>
-        </w:rPr>
-        <w:t>H</w:t>
-      </w:r>
-      <w:r>
-        <w:rPr>
-          <w:rFonts w:hint="eastAsia" w:ascii="Times New Roman" w:hAnsi="Times New Roman" w:eastAsia="FangSong" w:cs="Times New Roman"/>
-        </w:rPr>
-        <w:t>的结构式</w:t>
-      </w:r>
-      <w:r>
-        <w:rPr>
-          <w:rFonts w:hint="eastAsia" w:ascii="Times New Roman" w:hAnsi="Times New Roman" w:eastAsia="Times New Roman" w:cs="Times New Roman"/>
-        </w:rPr>
-        <w:t>。</w:t>
-      </w:r>
-    </w:p>
-    <w:p>
-      <w:pPr>
-        <w:pStyle w:val="BodyText"/>
-      </w:pPr>
-      <w:r>
-        <w:rPr>
-          <w:rFonts w:ascii="Times New Roman" w:hAnsi="Times New Roman" w:eastAsia="Times New Roman" w:cs="Times New Roman"/>
-        </w:rPr>
-        <w:t xml:space="preserve">7-1-2</w:t>
-      </w:r>
-    </w:p>
-    <w:p>
-      <w:pPr>
-        <w:pStyle w:val="BodyText"/>
-      </w:pPr>
-      <w:r>
-        <w:rPr>
-          <w:rFonts w:ascii="Times New Roman" w:hAnsi="Times New Roman" w:eastAsia="Times New Roman" w:cs="Times New Roman"/>
-        </w:rPr>
-        <w:t xml:space="preserve">7-2 </w:t>
-      </w:r>
-      <w:r>
-        <w:rPr>
-          <w:rFonts w:hint="eastAsia" w:ascii="Times New Roman" w:hAnsi="Times New Roman" w:eastAsia="FangSong" w:cs="Times New Roman"/>
-        </w:rPr>
-        <w:t>化合物</w:t>
-      </w:r>
-      <w:r>
-        <w:rPr>
-          <w:rFonts w:hint="eastAsia" w:ascii="Times New Roman" w:hAnsi="Times New Roman" w:eastAsia="Times New Roman" w:cs="Times New Roman"/>
-        </w:rPr>
-        <w:t>trans-J</w:t>
-      </w:r>
-      <w:r>
-        <w:rPr>
-          <w:rFonts w:hint="eastAsia" w:ascii="Times New Roman" w:hAnsi="Times New Roman" w:eastAsia="FangSong" w:cs="Times New Roman"/>
-        </w:rPr>
-        <w:t>可以作为</w:t>
-      </w:r>
-      <w:r>
-        <w:rPr>
-          <w:rFonts w:hint="eastAsia" w:ascii="Times New Roman" w:hAnsi="Times New Roman" w:eastAsia="Times New Roman" w:cs="Times New Roman"/>
-        </w:rPr>
-        <w:t>HCl</w:t>
-      </w:r>
-      <w:r>
-        <w:rPr>
-          <w:rFonts w:hint="eastAsia" w:ascii="Times New Roman" w:hAnsi="Times New Roman" w:eastAsia="FangSong" w:cs="Times New Roman"/>
-        </w:rPr>
-        <w:t>的前体化合物与炔烃</w:t>
-      </w:r>
-      <w:r>
-        <w:rPr>
-          <w:rFonts w:hint="eastAsia" w:ascii="Times New Roman" w:hAnsi="Times New Roman" w:eastAsia="Times New Roman" w:cs="Times New Roman"/>
-        </w:rPr>
-        <w:t>I</w:t>
-      </w:r>
-      <w:r>
-        <w:rPr>
-          <w:rFonts w:hint="eastAsia" w:ascii="Times New Roman" w:hAnsi="Times New Roman" w:eastAsia="FangSong" w:cs="Times New Roman"/>
-        </w:rPr>
-        <w:t>进行反应</w:t>
-      </w:r>
-      <w:r>
-        <w:rPr>
-          <w:rFonts w:hint="eastAsia" w:ascii="Times New Roman" w:hAnsi="Times New Roman" w:eastAsia="Times New Roman" w:cs="Times New Roman"/>
-        </w:rPr>
-        <w:t>，</w:t>
-      </w:r>
-      <w:r>
-        <w:rPr>
-          <w:rFonts w:hint="eastAsia" w:ascii="Times New Roman" w:hAnsi="Times New Roman" w:eastAsia="FangSong" w:cs="Times New Roman"/>
-        </w:rPr>
-        <w:t>生成产物</w:t>
-      </w:r>
-      <w:r>
-        <w:rPr>
-          <w:rFonts w:hint="eastAsia" w:ascii="Times New Roman" w:hAnsi="Times New Roman" w:eastAsia="Times New Roman" w:cs="Times New Roman"/>
-        </w:rPr>
-        <w:t>K，</w:t>
-      </w:r>
-      <w:r>
-        <w:rPr>
-          <w:rFonts w:hint="eastAsia" w:ascii="Times New Roman" w:hAnsi="Times New Roman" w:eastAsia="FangSong" w:cs="Times New Roman"/>
-        </w:rPr>
-        <w:t>同时</w:t>
-      </w:r>
-      <w:r>
-        <w:rPr>
-          <w:rFonts w:hint="eastAsia" w:ascii="Times New Roman" w:hAnsi="Times New Roman" w:eastAsia="Times New Roman" w:cs="Times New Roman"/>
-        </w:rPr>
-        <w:t>trans-J</w:t>
-      </w:r>
-      <w:r>
-        <w:rPr>
-          <w:rFonts w:hint="eastAsia" w:ascii="Times New Roman" w:hAnsi="Times New Roman" w:eastAsia="FangSong" w:cs="Times New Roman"/>
-        </w:rPr>
-        <w:t>转变为</w:t>
-      </w:r>
-      <w:r>
-        <w:rPr>
-          <w:rFonts w:hint="eastAsia" w:ascii="Times New Roman" w:hAnsi="Times New Roman" w:eastAsia="Times New Roman" w:cs="Times New Roman"/>
-        </w:rPr>
-        <w:t>L，</w:t>
-      </w:r>
-      <w:r>
-        <w:rPr>
-          <w:rFonts w:hint="eastAsia" w:ascii="Times New Roman" w:hAnsi="Times New Roman" w:eastAsia="FangSong" w:cs="Times New Roman"/>
-        </w:rPr>
-        <w:t>反应式见下图</w:t>
-      </w:r>
-      <w:r>
-        <w:rPr>
-          <w:rFonts w:hint="eastAsia" w:ascii="Times New Roman" w:hAnsi="Times New Roman" w:eastAsia="Times New Roman" w:cs="Times New Roman"/>
-        </w:rPr>
-        <w:t>。</w:t>
-      </w:r>
-    </w:p>
-    <w:p>
-      <w:pPr>
-        <w:pStyle w:val="BodyText"/>
-      </w:pPr>
-      <w:r>
-        <w:rPr>
-          <w:rFonts w:ascii="Times New Roman" w:hAnsi="Times New Roman" w:eastAsia="Times New Roman" w:cs="Times New Roman"/>
-        </w:rPr>
-        <w:t xml:space="preserve">7-2-1 </w:t>
-      </w:r>
-      <w:r>
-        <w:rPr>
-          <w:rFonts w:hint="eastAsia" w:ascii="Times New Roman" w:hAnsi="Times New Roman" w:eastAsia="FangSong" w:cs="Times New Roman"/>
-        </w:rPr>
-        <w:t>画出</w:t>
-      </w:r>
-      <w:r>
-        <w:rPr>
-          <w:rFonts w:hint="eastAsia" w:ascii="Times New Roman" w:hAnsi="Times New Roman" w:eastAsia="Times New Roman" w:cs="Times New Roman"/>
-        </w:rPr>
-        <w:t>L</w:t>
-      </w:r>
-      <w:r>
-        <w:rPr>
-          <w:rFonts w:hint="eastAsia" w:ascii="Times New Roman" w:hAnsi="Times New Roman" w:eastAsia="FangSong" w:cs="Times New Roman"/>
-        </w:rPr>
-        <w:t>的结构式</w:t>
-      </w:r>
-      <w:r>
-        <w:rPr>
-          <w:rFonts w:hint="eastAsia" w:ascii="Times New Roman" w:hAnsi="Times New Roman" w:eastAsia="Times New Roman" w:cs="Times New Roman"/>
-        </w:rPr>
-        <w:t>。</w:t>
-      </w:r>
-    </w:p>
-    <w:p>
-      <w:pPr>
-        <w:pStyle w:val="BodyText"/>
-      </w:pPr>
-      <w:r>
-        <w:rPr>
-          <w:rFonts w:ascii="Times New Roman" w:hAnsi="Times New Roman" w:eastAsia="Times New Roman" w:cs="Times New Roman"/>
-        </w:rPr>
-        <w:t xml:space="preserve">7-2-1</w:t>
-      </w:r>
-    </w:p>
-    <w:p>
-      <w:pPr>
-        <w:pStyle w:val="BodyText"/>
-      </w:pPr>
-      <w:r>
-        <w:rPr>
-          <w:rFonts w:ascii="Times New Roman" w:hAnsi="Times New Roman" w:eastAsia="Times New Roman" w:cs="Times New Roman"/>
-        </w:rPr>
-        <w:t xml:space="preserve">7-2-2 </w:t>
-      </w:r>
-      <w:r>
-        <w:rPr>
-          <w:rFonts w:hint="eastAsia" w:ascii="Times New Roman" w:hAnsi="Times New Roman" w:eastAsia="FangSong" w:cs="Times New Roman"/>
-        </w:rPr>
-        <w:t>与</w:t>
-      </w:r>
-      <w:r>
-        <w:rPr>
-          <w:rFonts w:hint="eastAsia" w:ascii="Times New Roman" w:hAnsi="Times New Roman" w:eastAsia="Times New Roman" w:cs="Times New Roman"/>
-        </w:rPr>
-        <w:t>trans-J</w:t>
-      </w:r>
-      <w:r>
-        <w:rPr>
-          <w:rFonts w:hint="eastAsia" w:ascii="Times New Roman" w:hAnsi="Times New Roman" w:eastAsia="FangSong" w:cs="Times New Roman"/>
-        </w:rPr>
-        <w:t>相比</w:t>
-      </w:r>
-      <w:r>
-        <w:rPr>
-          <w:rFonts w:hint="eastAsia" w:ascii="Times New Roman" w:hAnsi="Times New Roman" w:eastAsia="Times New Roman" w:cs="Times New Roman"/>
-        </w:rPr>
-        <w:t>，</w:t>
-      </w:r>
-      <w:r>
-        <w:rPr>
-          <w:rFonts w:hint="eastAsia" w:ascii="Times New Roman" w:hAnsi="Times New Roman" w:eastAsia="FangSong" w:cs="Times New Roman"/>
-        </w:rPr>
-        <w:t>当化合物</w:t>
-      </w:r>
-      <w:r>
-        <w:rPr>
-          <w:rFonts w:hint="eastAsia" w:ascii="Times New Roman" w:hAnsi="Times New Roman" w:eastAsia="Times New Roman" w:cs="Times New Roman"/>
-        </w:rPr>
-        <w:t>cis-J</w:t>
-      </w:r>
-      <w:r>
-        <w:rPr>
-          <w:rFonts w:hint="eastAsia" w:ascii="Times New Roman" w:hAnsi="Times New Roman" w:eastAsia="FangSong" w:cs="Times New Roman"/>
-        </w:rPr>
-        <w:t>与炔烃</w:t>
-      </w:r>
-      <w:r>
-        <w:rPr>
-          <w:rFonts w:hint="eastAsia" w:ascii="Times New Roman" w:hAnsi="Times New Roman" w:eastAsia="Times New Roman" w:cs="Times New Roman"/>
-        </w:rPr>
-        <w:t>I</w:t>
-      </w:r>
-      <w:r>
-        <w:rPr>
-          <w:rFonts w:hint="eastAsia" w:ascii="Times New Roman" w:hAnsi="Times New Roman" w:eastAsia="FangSong" w:cs="Times New Roman"/>
-        </w:rPr>
-        <w:t>反应时</w:t>
-      </w:r>
-      <w:r>
-        <w:rPr>
-          <w:rFonts w:hint="eastAsia" w:ascii="Times New Roman" w:hAnsi="Times New Roman" w:eastAsia="Times New Roman" w:cs="Times New Roman"/>
-        </w:rPr>
-        <w:t>，</w:t>
-      </w:r>
-      <w:r>
-        <w:rPr>
-          <w:rFonts w:hint="eastAsia" w:ascii="Times New Roman" w:hAnsi="Times New Roman" w:eastAsia="FangSong" w:cs="Times New Roman"/>
-        </w:rPr>
-        <w:t>反应速率明显变慢</w:t>
-      </w:r>
-      <w:r>
-        <w:rPr>
-          <w:rFonts w:hint="eastAsia" w:ascii="Times New Roman" w:hAnsi="Times New Roman" w:eastAsia="Times New Roman" w:cs="Times New Roman"/>
-        </w:rPr>
-        <w:t>，</w:t>
-      </w:r>
-      <w:r>
-        <w:rPr>
-          <w:rFonts w:hint="eastAsia" w:ascii="Times New Roman" w:hAnsi="Times New Roman" w:eastAsia="FangSong" w:cs="Times New Roman"/>
-        </w:rPr>
-        <w:t>同时产物</w:t>
-      </w:r>
-      <w:r>
-        <w:rPr>
-          <w:rFonts w:hint="eastAsia" w:ascii="Times New Roman" w:hAnsi="Times New Roman" w:eastAsia="Times New Roman" w:cs="Times New Roman"/>
-        </w:rPr>
-        <w:t>K</w:t>
-      </w:r>
-      <w:r>
-        <w:rPr>
-          <w:rFonts w:hint="eastAsia" w:ascii="Times New Roman" w:hAnsi="Times New Roman" w:eastAsia="FangSong" w:cs="Times New Roman"/>
-        </w:rPr>
-        <w:t>的收率降低至</w:t>
-      </w:r>
-      <w:r>
-        <w:rPr>
-          <w:rFonts w:hint="eastAsia" w:ascii="Times New Roman" w:hAnsi="Times New Roman" w:eastAsia="Times New Roman" w:cs="Times New Roman"/>
-        </w:rPr>
-        <w:t>51%，</w:t>
-      </w:r>
-      <w:r>
-        <w:rPr>
-          <w:rFonts w:hint="eastAsia" w:ascii="Times New Roman" w:hAnsi="Times New Roman" w:eastAsia="FangSong" w:cs="Times New Roman"/>
-        </w:rPr>
-        <w:t>如下图</w:t>
-      </w:r>
-      <w:r>
-        <w:rPr>
-          <w:rFonts w:hint="eastAsia" w:ascii="Times New Roman" w:hAnsi="Times New Roman" w:eastAsia="Times New Roman" w:cs="Times New Roman"/>
-        </w:rPr>
-        <w:t>（eq.</w:t>
-      </w:r>
-      <w:r>
-        <w:rPr>
-          <w:rFonts w:ascii="Times New Roman" w:hAnsi="Times New Roman" w:eastAsia="Times New Roman" w:cs="Times New Roman"/>
-        </w:rPr>
-        <w:t xml:space="preserve"> </w:t>
-      </w:r>
-      <w:r>
-        <w:rPr>
-          <w:rFonts w:hint="eastAsia" w:ascii="Times New Roman" w:hAnsi="Times New Roman" w:eastAsia="Times New Roman" w:cs="Times New Roman"/>
-        </w:rPr>
-        <w:t>1）</w:t>
-      </w:r>
-      <w:r>
-        <w:rPr>
-          <w:rFonts w:hint="eastAsia" w:ascii="Times New Roman" w:hAnsi="Times New Roman" w:eastAsia="FangSong" w:cs="Times New Roman"/>
-        </w:rPr>
-        <w:t>所示</w:t>
-      </w:r>
-      <w:r>
-        <w:rPr>
-          <w:rFonts w:hint="eastAsia" w:ascii="Times New Roman" w:hAnsi="Times New Roman" w:eastAsia="Times New Roman" w:cs="Times New Roman"/>
-        </w:rPr>
-        <w:t>，</w:t>
-      </w:r>
-      <w:r>
-        <w:rPr>
-          <w:rFonts w:hint="eastAsia" w:ascii="Times New Roman" w:hAnsi="Times New Roman" w:eastAsia="FangSong" w:cs="Times New Roman"/>
-        </w:rPr>
-        <w:t>试解释其原因</w:t>
-      </w:r>
-      <w:r>
-        <w:rPr>
-          <w:rFonts w:hint="eastAsia" w:ascii="Times New Roman" w:hAnsi="Times New Roman" w:eastAsia="Times New Roman" w:cs="Times New Roman"/>
-        </w:rPr>
-        <w:t>。</w:t>
-      </w:r>
-    </w:p>
-    <w:p>
-      <w:pPr>
-        <w:pStyle w:val="BodyText"/>
-      </w:pPr>
-      <w:r>
-        <w:rPr>
-          <w:rFonts w:ascii="Times New Roman" w:hAnsi="Times New Roman" w:eastAsia="Times New Roman" w:cs="Times New Roman"/>
-        </w:rPr>
-        <w:t xml:space="preserve">7-2-2</w:t>
-      </w:r>
-    </w:p>
-    <w:p>
-      <w:pPr>
-        <w:pStyle w:val="BodyText"/>
-      </w:pPr>
-      <w:r>
-        <w:rPr>
-          <w:rFonts w:hint="eastAsia" w:ascii="Times New Roman" w:hAnsi="Times New Roman" w:eastAsia="FangSong" w:cs="Times New Roman"/>
-        </w:rPr>
-        <w:t xml:space="preserve">与</w:t>
-      </w:r>
-      <w:r>
-        <w:rPr>
-          <w:rFonts w:ascii="Times New Roman" w:hAnsi="Times New Roman" w:eastAsia="Times New Roman" w:cs="Times New Roman"/>
-        </w:rPr>
-        <w:t xml:space="preserve"> trans-J </w:t>
-      </w:r>
-      <w:r>
-        <w:rPr>
-          <w:rFonts w:hint="eastAsia" w:ascii="Times New Roman" w:hAnsi="Times New Roman" w:eastAsia="FangSong" w:cs="Times New Roman"/>
-        </w:rPr>
-        <w:t>相比</w:t>
-      </w:r>
-      <w:r>
-        <w:rPr>
-          <w:rFonts w:hint="eastAsia" w:ascii="Times New Roman" w:hAnsi="Times New Roman" w:eastAsia="Times New Roman" w:cs="Times New Roman"/>
-        </w:rPr>
-        <w:t>，cis-J</w:t>
-      </w:r>
-      <w:r>
-        <w:rPr>
-          <w:rFonts w:ascii="Times New Roman" w:hAnsi="Times New Roman" w:eastAsia="Times New Roman" w:cs="Times New Roman"/>
-        </w:rPr>
-        <w:t xml:space="preserve"> </w:t>
-      </w:r>
-      <w:r>
-        <w:rPr>
-          <w:rFonts w:hint="eastAsia" w:ascii="Times New Roman" w:hAnsi="Times New Roman" w:eastAsia="FangSong" w:cs="Times New Roman"/>
-        </w:rPr>
-        <w:t>因面上存在另外一个直立的氯原子</w:t>
-      </w:r>
-      <w:r>
-        <w:rPr>
-          <w:rFonts w:hint="eastAsia" w:ascii="Times New Roman" w:hAnsi="Times New Roman" w:eastAsia="Times New Roman" w:cs="Times New Roman"/>
-        </w:rPr>
-        <w:t>（C4</w:t>
-      </w:r>
-      <w:r>
-        <w:rPr>
-          <w:rFonts w:ascii="Times New Roman" w:hAnsi="Times New Roman" w:eastAsia="Times New Roman" w:cs="Times New Roman"/>
-        </w:rPr>
-        <w:t xml:space="preserve"> </w:t>
-      </w:r>
-      <w:r>
-        <w:rPr>
-          <w:rFonts w:hint="eastAsia" w:ascii="Times New Roman" w:hAnsi="Times New Roman" w:eastAsia="FangSong" w:cs="Times New Roman"/>
-        </w:rPr>
-        <w:t>位上的氯原子</w:t>
-      </w:r>
-      <w:r>
-        <w:rPr>
-          <w:rFonts w:hint="eastAsia" w:ascii="Times New Roman" w:hAnsi="Times New Roman" w:eastAsia="Times New Roman" w:cs="Times New Roman"/>
-        </w:rPr>
-        <w:t>），</w:t>
-      </w:r>
-      <w:r>
-        <w:rPr>
-          <w:rFonts w:hint="eastAsia" w:ascii="Times New Roman" w:hAnsi="Times New Roman" w:eastAsia="FangSong" w:cs="Times New Roman"/>
-        </w:rPr>
-        <w:t>使得</w:t>
-      </w:r>
-      <w:r>
-        <w:rPr>
-          <w:rFonts w:ascii="Times New Roman" w:hAnsi="Times New Roman" w:eastAsia="Times New Roman" w:cs="Times New Roman"/>
-        </w:rPr>
-        <w:t xml:space="preserve"> C6 </w:t>
-      </w:r>
-      <w:r>
-        <w:rPr>
-          <w:rFonts w:hint="eastAsia" w:ascii="Times New Roman" w:hAnsi="Times New Roman" w:eastAsia="FangSong" w:cs="Times New Roman"/>
-        </w:rPr>
-        <w:t>位上的直立氯原子和平伏氯原子空阻变大</w:t>
-      </w:r>
-      <w:r>
-        <w:rPr>
-          <w:rFonts w:hint="eastAsia" w:ascii="Times New Roman" w:hAnsi="Times New Roman" w:eastAsia="Times New Roman" w:cs="Times New Roman"/>
-        </w:rPr>
-        <w:t>，</w:t>
-      </w:r>
-      <w:r>
-        <w:rPr>
-          <w:rFonts w:hint="eastAsia" w:ascii="Times New Roman" w:hAnsi="Times New Roman" w:eastAsia="FangSong" w:cs="Times New Roman"/>
-        </w:rPr>
-        <w:t>不利于</w:t>
-      </w:r>
-      <w:r>
-        <w:rPr>
-          <w:rFonts w:ascii="Times New Roman" w:hAnsi="Times New Roman" w:eastAsia="Times New Roman" w:cs="Times New Roman"/>
-        </w:rPr>
-        <w:t xml:space="preserve"> B(C</w:t>
-      </w:r>
-      <w:r>
-        <w:rPr>
-          <w:rFonts w:ascii="Times New Roman" w:hAnsi="Times New Roman" w:eastAsia="Times New Roman" w:cs="Times New Roman"/>
-          <w:vertAlign w:val="subscript"/>
-        </w:rPr>
-        <w:t>6</w:t>
-      </w:r>
-      <w:r>
-        <w:rPr>
-          <w:rFonts w:ascii="Times New Roman" w:hAnsi="Times New Roman" w:eastAsia="Times New Roman" w:cs="Times New Roman"/>
-        </w:rPr>
-        <w:t xml:space="preserve"> F</w:t>
-      </w:r>
-      <w:r>
-        <w:rPr>
-          <w:rFonts w:ascii="Times New Roman" w:hAnsi="Times New Roman" w:eastAsia="Times New Roman" w:cs="Times New Roman"/>
-          <w:vertAlign w:val="subscript"/>
-        </w:rPr>
-        <w:t>5</w:t>
-      </w:r>
-      <w:r>
-        <w:rPr>
-          <w:rFonts w:ascii="Times New Roman" w:hAnsi="Times New Roman" w:eastAsia="Times New Roman" w:cs="Times New Roman"/>
-        </w:rPr>
-        <w:t xml:space="preserve"> )</w:t>
-      </w:r>
-      <w:r>
-        <w:rPr>
-          <w:rFonts w:ascii="Times New Roman" w:hAnsi="Times New Roman" w:eastAsia="Times New Roman" w:cs="Times New Roman"/>
-          <w:vertAlign w:val="subscript"/>
-        </w:rPr>
-        <w:t>3</w:t>
-      </w:r>
-      <w:r>
-        <w:rPr>
-          <w:rFonts w:ascii="Times New Roman" w:hAnsi="Times New Roman" w:eastAsia="Times New Roman" w:cs="Times New Roman"/>
-        </w:rPr>
-        <w:t xml:space="preserve"> </w:t>
-      </w:r>
-      <w:r>
-        <w:rPr>
-          <w:rFonts w:hint="eastAsia" w:ascii="Times New Roman" w:hAnsi="Times New Roman" w:eastAsia="FangSong" w:cs="Times New Roman"/>
-        </w:rPr>
-        <w:t>接近进行攫取</w:t>
-      </w:r>
-      <w:r>
-        <w:rPr>
-          <w:rFonts w:hint="eastAsia" w:ascii="Times New Roman" w:hAnsi="Times New Roman" w:eastAsia="Times New Roman" w:cs="Times New Roman"/>
-        </w:rPr>
-        <w:t>。2</w:t>
-      </w:r>
-      <w:r>
-        <w:rPr>
-          <w:rFonts w:ascii="Times New Roman" w:hAnsi="Times New Roman" w:eastAsia="Times New Roman" w:cs="Times New Roman"/>
-        </w:rPr>
-        <w:t xml:space="preserve"> </w:t>
-      </w:r>
-      <w:r>
-        <w:rPr>
-          <w:rFonts w:hint="eastAsia" w:ascii="Times New Roman" w:hAnsi="Times New Roman" w:eastAsia="FangSong" w:cs="Times New Roman"/>
-        </w:rPr>
-        <w:t xml:space="preserve">分</w:t>
-      </w:r>
-    </w:p>
-    <w:p>
-      <w:pPr>
-        <w:pStyle w:val="BodyText"/>
-      </w:pPr>
-      <w:r>
-        <w:rPr>
-          <w:rFonts w:ascii="Times New Roman" w:hAnsi="Times New Roman" w:eastAsia="Times New Roman" w:cs="Times New Roman"/>
-        </w:rPr>
-        <w:t xml:space="preserve">7-2-3 </w:t>
-      </w:r>
-      <w:r>
-        <w:rPr>
-          <w:rFonts w:hint="eastAsia" w:ascii="Times New Roman" w:hAnsi="Times New Roman" w:eastAsia="FangSong" w:cs="Times New Roman"/>
-        </w:rPr>
-        <w:t>在相同反应条件下</w:t>
-      </w:r>
-      <w:r>
-        <w:rPr>
-          <w:rFonts w:hint="eastAsia" w:ascii="Times New Roman" w:hAnsi="Times New Roman" w:eastAsia="Times New Roman" w:cs="Times New Roman"/>
-        </w:rPr>
-        <w:t>，</w:t>
-      </w:r>
-      <w:r>
-        <w:rPr>
-          <w:rFonts w:hint="eastAsia" w:ascii="Times New Roman" w:hAnsi="Times New Roman" w:eastAsia="FangSong" w:cs="Times New Roman"/>
-        </w:rPr>
-        <w:t>用化合物</w:t>
-      </w:r>
-      <w:r>
-        <w:rPr>
-          <w:rFonts w:hint="eastAsia" w:ascii="Times New Roman" w:hAnsi="Times New Roman" w:eastAsia="Times New Roman" w:cs="Times New Roman"/>
-        </w:rPr>
-        <w:t>M（cis-M</w:t>
-      </w:r>
-      <w:r>
-        <w:rPr>
-          <w:rFonts w:hint="eastAsia" w:ascii="Times New Roman" w:hAnsi="Times New Roman" w:eastAsia="FangSong" w:cs="Times New Roman"/>
-        </w:rPr>
-        <w:t>和</w:t>
-      </w:r>
-      <w:r>
-        <w:rPr>
-          <w:rFonts w:hint="eastAsia" w:ascii="Times New Roman" w:hAnsi="Times New Roman" w:eastAsia="Times New Roman" w:cs="Times New Roman"/>
-        </w:rPr>
-        <w:t>trans-M）</w:t>
-      </w:r>
-      <w:r>
-        <w:rPr>
-          <w:rFonts w:hint="eastAsia" w:ascii="Times New Roman" w:hAnsi="Times New Roman" w:eastAsia="FangSong" w:cs="Times New Roman"/>
-        </w:rPr>
-        <w:t>代替</w:t>
-      </w:r>
-      <w:r>
-        <w:rPr>
-          <w:rFonts w:hint="eastAsia" w:ascii="Times New Roman" w:hAnsi="Times New Roman" w:eastAsia="Times New Roman" w:cs="Times New Roman"/>
-        </w:rPr>
-        <w:t>J（cis-J</w:t>
-      </w:r>
-      <w:r>
-        <w:rPr>
-          <w:rFonts w:hint="eastAsia" w:ascii="Times New Roman" w:hAnsi="Times New Roman" w:eastAsia="FangSong" w:cs="Times New Roman"/>
-        </w:rPr>
-        <w:t>和</w:t>
-      </w:r>
-      <w:r>
-        <w:rPr>
-          <w:rFonts w:hint="eastAsia" w:ascii="Times New Roman" w:hAnsi="Times New Roman" w:eastAsia="Times New Roman" w:cs="Times New Roman"/>
-        </w:rPr>
-        <w:t>trans-J），</w:t>
-      </w:r>
-      <w:r>
-        <w:rPr>
-          <w:rFonts w:hint="eastAsia" w:ascii="Times New Roman" w:hAnsi="Times New Roman" w:eastAsia="FangSong" w:cs="Times New Roman"/>
-        </w:rPr>
-        <w:t>实验结果表明</w:t>
-      </w:r>
-      <w:r>
-        <w:rPr>
-          <w:rFonts w:hint="eastAsia" w:ascii="Times New Roman" w:hAnsi="Times New Roman" w:eastAsia="Times New Roman" w:cs="Times New Roman"/>
-        </w:rPr>
-        <w:t>，M</w:t>
-      </w:r>
-      <w:r>
-        <w:rPr>
-          <w:rFonts w:hint="eastAsia" w:ascii="Times New Roman" w:hAnsi="Times New Roman" w:eastAsia="FangSong" w:cs="Times New Roman"/>
-        </w:rPr>
-        <w:t>不与</w:t>
-      </w:r>
-      <w:r>
-        <w:rPr>
-          <w:rFonts w:hint="eastAsia" w:ascii="Times New Roman" w:hAnsi="Times New Roman" w:eastAsia="Times New Roman" w:cs="Times New Roman"/>
-        </w:rPr>
-        <w:t>I</w:t>
-      </w:r>
-      <w:r>
-        <w:rPr>
-          <w:rFonts w:hint="eastAsia" w:ascii="Times New Roman" w:hAnsi="Times New Roman" w:eastAsia="FangSong" w:cs="Times New Roman"/>
-        </w:rPr>
-        <w:t>反应</w:t>
-      </w:r>
-      <w:r>
-        <w:rPr>
-          <w:rFonts w:hint="eastAsia" w:ascii="Times New Roman" w:hAnsi="Times New Roman" w:eastAsia="Times New Roman" w:cs="Times New Roman"/>
-        </w:rPr>
-        <w:t>，</w:t>
-      </w:r>
-      <w:r>
-        <w:rPr>
-          <w:rFonts w:hint="eastAsia" w:ascii="Times New Roman" w:hAnsi="Times New Roman" w:eastAsia="FangSong" w:cs="Times New Roman"/>
-        </w:rPr>
-        <w:t>如上图</w:t>
-      </w:r>
-      <w:r>
-        <w:rPr>
-          <w:rFonts w:hint="eastAsia" w:ascii="Times New Roman" w:hAnsi="Times New Roman" w:eastAsia="Times New Roman" w:cs="Times New Roman"/>
-        </w:rPr>
-        <w:t>（eq.</w:t>
-      </w:r>
-      <w:r>
-        <w:rPr>
-          <w:rFonts w:ascii="Times New Roman" w:hAnsi="Times New Roman" w:eastAsia="Times New Roman" w:cs="Times New Roman"/>
-        </w:rPr>
-        <w:t xml:space="preserve"> </w:t>
-      </w:r>
-      <w:r>
-        <w:rPr>
-          <w:rFonts w:hint="eastAsia" w:ascii="Times New Roman" w:hAnsi="Times New Roman" w:eastAsia="Times New Roman" w:cs="Times New Roman"/>
-        </w:rPr>
-        <w:t>2）</w:t>
-      </w:r>
-      <w:r>
-        <w:rPr>
-          <w:rFonts w:hint="eastAsia" w:ascii="Times New Roman" w:hAnsi="Times New Roman" w:eastAsia="FangSong" w:cs="Times New Roman"/>
-        </w:rPr>
-        <w:t>所示</w:t>
-      </w:r>
-      <w:r>
-        <w:rPr>
-          <w:rFonts w:hint="eastAsia" w:ascii="Times New Roman" w:hAnsi="Times New Roman" w:eastAsia="Times New Roman" w:cs="Times New Roman"/>
-        </w:rPr>
-        <w:t>，</w:t>
-      </w:r>
-      <w:r>
-        <w:rPr>
-          <w:rFonts w:hint="eastAsia" w:ascii="Times New Roman" w:hAnsi="Times New Roman" w:eastAsia="FangSong" w:cs="Times New Roman"/>
-        </w:rPr>
-        <w:t>试解释其原因</w:t>
-      </w:r>
-      <w:r>
-        <w:rPr>
-          <w:rFonts w:hint="eastAsia" w:ascii="Times New Roman" w:hAnsi="Times New Roman" w:eastAsia="Times New Roman" w:cs="Times New Roman"/>
-        </w:rPr>
-        <w:t>。</w:t>
-      </w:r>
-    </w:p>
-    <w:p>
-      <w:pPr>
-        <w:pStyle w:val="BodyText"/>
-      </w:pPr>
-      <w:r>
-        <w:rPr>
-          <w:rFonts w:ascii="Times New Roman" w:hAnsi="Times New Roman" w:eastAsia="Times New Roman" w:cs="Times New Roman"/>
-        </w:rPr>
-        <w:t xml:space="preserve">7-2-3</w:t>
-      </w:r>
-    </w:p>
-    <w:p>
-      <w:pPr>
-        <w:pStyle w:val="BodyText"/>
-      </w:pPr>
-      <w:r>
-        <w:rPr>
-          <w:rFonts w:hint="eastAsia" w:ascii="Times New Roman" w:hAnsi="Times New Roman" w:eastAsia="FangSong" w:cs="Times New Roman"/>
-        </w:rPr>
-        <w:t>与中间体</w:t>
-      </w:r>
-      <w:r>
-        <w:rPr>
-          <w:rFonts w:hint="eastAsia" w:ascii="Times New Roman" w:hAnsi="Times New Roman" w:eastAsia="Times New Roman" w:cs="Times New Roman"/>
-        </w:rPr>
-        <w:t>N</w:t>
-      </w:r>
-      <w:r>
-        <w:rPr>
-          <w:rFonts w:hint="eastAsia" w:ascii="Times New Roman" w:hAnsi="Times New Roman" w:eastAsia="FangSong" w:cs="Times New Roman"/>
-        </w:rPr>
-        <w:t>相比</w:t>
-      </w:r>
-      <w:r>
-        <w:rPr>
-          <w:rFonts w:hint="eastAsia" w:ascii="Times New Roman" w:hAnsi="Times New Roman" w:eastAsia="Times New Roman" w:cs="Times New Roman"/>
-        </w:rPr>
-        <w:t>，O</w:t>
-      </w:r>
-      <w:r>
-        <w:rPr>
-          <w:rFonts w:hint="eastAsia" w:ascii="Times New Roman" w:hAnsi="Times New Roman" w:eastAsia="FangSong" w:cs="Times New Roman"/>
-        </w:rPr>
-        <w:t>的稳定性相对较差</w:t>
-      </w:r>
-      <w:r>
-        <w:rPr>
-          <w:rFonts w:hint="eastAsia" w:ascii="Times New Roman" w:hAnsi="Times New Roman" w:eastAsia="Times New Roman" w:cs="Times New Roman"/>
-        </w:rPr>
-        <w:t>，</w:t>
-      </w:r>
-      <w:r>
-        <w:rPr>
-          <w:rFonts w:hint="eastAsia" w:ascii="Times New Roman" w:hAnsi="Times New Roman" w:eastAsia="FangSong" w:cs="Times New Roman"/>
-        </w:rPr>
-        <w:t>故</w:t>
-      </w:r>
-      <w:r>
-        <w:rPr>
-          <w:rFonts w:hint="eastAsia" w:ascii="Times New Roman" w:hAnsi="Times New Roman" w:eastAsia="Times New Roman" w:cs="Times New Roman"/>
-        </w:rPr>
-        <w:t>M</w:t>
-      </w:r>
-      <w:r>
-        <w:rPr>
-          <w:rFonts w:hint="eastAsia" w:ascii="Times New Roman" w:hAnsi="Times New Roman" w:eastAsia="FangSong" w:cs="Times New Roman"/>
-        </w:rPr>
-        <w:t>不能发生类似反应</w:t>
-      </w:r>
-      <w:r>
-        <w:rPr>
-          <w:rFonts w:hint="eastAsia" w:ascii="Times New Roman" w:hAnsi="Times New Roman" w:eastAsia="Times New Roman" w:cs="Times New Roman"/>
-        </w:rPr>
-        <w:t>。2</w:t>
-      </w:r>
-      <w:r>
-        <w:rPr>
-          <w:rFonts w:hint="eastAsia" w:ascii="Times New Roman" w:hAnsi="Times New Roman" w:eastAsia="FangSong" w:cs="Times New Roman"/>
-        </w:rPr>
-        <w:t>分</w:t>
-      </w:r>
-      <w:r>
-        <w:rPr>
-          <w:rFonts w:ascii="Times New Roman" w:hAnsi="Times New Roman" w:eastAsia="Times New Roman" w:cs="Times New Roman"/>
-        </w:rPr>
-        <w:t xml:space="preserve"> </w:t>
-      </w:r>
-      <w:r>
-        <w:rPr>
-          <w:rFonts w:ascii="Times New Roman" w:hAnsi="Times New Roman" w:eastAsia="Times New Roman" w:cs="Times New Roman"/>
-        </w:rPr>
-        <w:t xml:space="preserve">___</w:t>
-      </w:r>
-      <w:r>
-        <w:rPr>
-          <w:rFonts w:ascii="Times New Roman" w:hAnsi="Times New Roman" w:eastAsia="Times New Roman" w:cs="Times New Roman"/>
-        </w:rPr>
-        <w:t xml:space="preserve"> </w:t>
-      </w:r>
-      <w:r>
-        <w:rPr>
-          <w:rFonts w:ascii="Times New Roman" w:hAnsi="Times New Roman" w:eastAsia="Times New Roman" w:cs="Times New Roman"/>
-        </w:rPr>
-        <w:t xml:space="preserve">## </w:t>
-      </w:r>
-      <w:r>
-        <w:rPr>
-          <w:rFonts w:hint="eastAsia" w:ascii="Times New Roman" w:hAnsi="Times New Roman" w:eastAsia="FangSong" w:cs="Times New Roman"/>
         </w:rPr>
         <w:t xml:space="preserve">考点抽象</w:t>
       </w:r>
@@ -43219,8 +43200,8 @@
         </w:pict>
       </w:r>
     </w:p>
-    <w:bookmarkEnd w:id="187"/>
-    <w:bookmarkStart w:id="188" w:name="知识点映射-9"/>
+    <w:bookmarkEnd w:id="188"/>
+    <w:bookmarkStart w:id="189" w:name="知识点映射-9"/>
     <w:p>
       <w:pPr>
         <w:pStyle w:val="Heading2"/>
@@ -43610,8 +43591,8 @@
         </w:pict>
       </w:r>
     </w:p>
-    <w:bookmarkEnd w:id="188"/>
-    <w:bookmarkStart w:id="189" w:name="解题思路-9"/>
+    <w:bookmarkEnd w:id="189"/>
+    <w:bookmarkStart w:id="190" w:name="解题思路-9"/>
     <w:p>
       <w:pPr>
         <w:pStyle w:val="Heading2"/>
@@ -44169,8 +44150,8 @@
         </w:pict>
       </w:r>
     </w:p>
-    <w:bookmarkEnd w:id="189"/>
-    <w:bookmarkStart w:id="190" w:name="变式拓展-9"/>
+    <w:bookmarkEnd w:id="190"/>
+    <w:bookmarkStart w:id="191" w:name="变式拓展-9"/>
     <w:p>
       <w:pPr>
         <w:pStyle w:val="Heading2"/>
@@ -44352,8 +44333,8 @@
         </w:pict>
       </w:r>
     </w:p>
-    <w:bookmarkEnd w:id="190"/>
-    <w:bookmarkStart w:id="191" w:name="易错分析-9"/>
+    <w:bookmarkEnd w:id="191"/>
+    <w:bookmarkStart w:id="192" w:name="易错分析-9"/>
     <w:p>
       <w:pPr>
         <w:pStyle w:val="Heading2"/>
@@ -44723,8 +44704,8 @@
         <w:t>：2026-05-20</w:t>
       </w:r>
     </w:p>
-    <w:bookmarkEnd w:id="191"/>
-    <w:bookmarkStart w:id="192" w:name="元素与分析5-题"/>
+    <w:bookmarkEnd w:id="192"/>
+    <w:bookmarkStart w:id="193" w:name="元素与分析5-题"/>
     <w:p>
       <w:pPr>
         <w:pStyle w:val="Heading2"/>
@@ -44761,8 +44742,8 @@
         <w:t>）</w:t>
       </w:r>
     </w:p>
-    <w:bookmarkEnd w:id="192"/>
-    <w:bookmarkStart w:id="193" w:name="第-13-题"/>
+    <w:bookmarkEnd w:id="193"/>
+    <w:bookmarkStart w:id="194" w:name="第-13-题"/>
     <w:p>
       <w:pPr>
         <w:pStyle w:val="Heading2"/>
@@ -44980,8 +44961,8 @@
         <w:t xml:space="preserve">参考答案</w:t>
       </w:r>
     </w:p>
-    <w:bookmarkEnd w:id="193"/>
-    <w:bookmarkStart w:id="194" w:name="参考答案-10"/>
+    <w:bookmarkEnd w:id="194"/>
+    <w:bookmarkStart w:id="195" w:name="参考答案-10"/>
     <w:p>
       <w:pPr>
         <w:pStyle w:val="Heading2"/>
@@ -45542,8 +45523,8 @@
         </m:oMath>
       </m:oMathPara>
     </w:p>
-    <w:bookmarkEnd w:id="194"/>
-    <w:bookmarkStart w:id="195" w:name="题目图示与结构参考-6"/>
+    <w:bookmarkEnd w:id="195"/>
+    <w:bookmarkStart w:id="196" w:name="题目图示与结构参考-6"/>
     <w:p>
       <w:pPr>
         <w:pStyle w:val="Heading2"/>
@@ -45556,8 +45537,8 @@
         <w:t xml:space="preserve">题目图示与结构参考</w:t>
       </w:r>
     </w:p>
-    <w:bookmarkEnd w:id="195"/>
-    <w:bookmarkStart w:id="196" w:name="知识点映射-10"/>
+    <w:bookmarkEnd w:id="196"/>
+    <w:bookmarkStart w:id="197" w:name="知识点映射-10"/>
     <w:p>
       <w:pPr>
         <w:pStyle w:val="Heading2"/>
@@ -45782,8 +45763,8 @@
         </w:tc>
       </w:tr>
     </w:tbl>
-    <w:bookmarkEnd w:id="196"/>
-    <w:bookmarkStart w:id="197" w:name="解题思路-10"/>
+    <w:bookmarkEnd w:id="197"/>
+    <w:bookmarkStart w:id="198" w:name="解题思路-10"/>
     <w:p>
       <w:pPr>
         <w:pStyle w:val="Heading2"/>
@@ -46103,8 +46084,8 @@
         <w:t>沉淀</w:t>
       </w:r>
     </w:p>
-    <w:bookmarkEnd w:id="197"/>
-    <w:bookmarkStart w:id="198" w:name="考点抽象-9"/>
+    <w:bookmarkEnd w:id="198"/>
+    <w:bookmarkStart w:id="199" w:name="考点抽象-10"/>
     <w:p>
       <w:pPr>
         <w:pStyle w:val="Heading2"/>
@@ -46182,8 +46163,8 @@
         <w:t>Kf。</w:t>
       </w:r>
     </w:p>
-    <w:bookmarkEnd w:id="198"/>
-    <w:bookmarkStart w:id="199" w:name="变式拓展-10"/>
+    <w:bookmarkEnd w:id="199"/>
+    <w:bookmarkStart w:id="200" w:name="变式拓展-10"/>
     <w:p>
       <w:pPr>
         <w:pStyle w:val="Heading2"/>
@@ -46336,8 +46317,8 @@
         <w:t>的转化</w:t>
       </w:r>
     </w:p>
-    <w:bookmarkEnd w:id="199"/>
-    <w:bookmarkStart w:id="200" w:name="易错分析-10"/>
+    <w:bookmarkEnd w:id="200"/>
+    <w:bookmarkStart w:id="201" w:name="易错分析-10"/>
     <w:p>
       <w:pPr>
         <w:pStyle w:val="Heading2"/>
@@ -46579,8 +46560,8 @@
         </w:tc>
       </w:tr>
     </w:tbl>
-    <w:bookmarkEnd w:id="200"/>
-    <w:bookmarkStart w:id="201" w:name="第-14-题"/>
+    <w:bookmarkEnd w:id="201"/>
+    <w:bookmarkStart w:id="202" w:name="第-14-题"/>
     <w:p>
       <w:pPr>
         <w:pStyle w:val="Heading2"/>
@@ -47196,15 +47177,25 @@
         <w:rPr>
           <w:rFonts w:ascii="Times New Roman" w:hAnsi="Times New Roman" w:eastAsia="Times New Roman" w:cs="Times New Roman"/>
         </w:rPr>
-        <w:t xml:space="preserve"> MO</w:t>
-      </w:r>
-      <w:r>
-        <w:rPr>
-          <w:rFonts w:ascii="Times New Roman" w:hAnsi="Times New Roman" w:eastAsia="Times New Roman" w:cs="Times New Roman"/>
-          <w:vertAlign w:val="subscript"/>
-        </w:rPr>
-        <w:t>2</w:t>
-      </w:r>
+        <w:t xml:space="preserve"> </w:t>
+      </w:r>
+      <m:oMath>
+        <m:r>
+          <m:t>M</m:t>
+        </m:r>
+        <m:sSub>
+          <m:e>
+            <m:r>
+              <m:t>O</m:t>
+            </m:r>
+          </m:e>
+          <m:sub>
+            <m:r>
+              <m:t>2</m:t>
+            </m:r>
+          </m:sub>
+        </m:sSub>
+      </m:oMath>
       <w:r>
         <w:rPr>
           <w:rFonts w:ascii="Times New Roman" w:hAnsi="Times New Roman" w:eastAsia="Times New Roman" w:cs="Times New Roman"/>
@@ -47303,15 +47294,25 @@
         <w:rPr>
           <w:rFonts w:ascii="Times New Roman" w:hAnsi="Times New Roman" w:eastAsia="Times New Roman" w:cs="Times New Roman"/>
         </w:rPr>
-        <w:t xml:space="preserve"> MO</w:t>
-      </w:r>
-      <w:r>
-        <w:rPr>
-          <w:rFonts w:ascii="Times New Roman" w:hAnsi="Times New Roman" w:eastAsia="Times New Roman" w:cs="Times New Roman"/>
-          <w:vertAlign w:val="subscript"/>
-        </w:rPr>
-        <w:t>2</w:t>
-      </w:r>
+        <w:t xml:space="preserve"> </w:t>
+      </w:r>
+      <m:oMath>
+        <m:r>
+          <m:t>M</m:t>
+        </m:r>
+        <m:sSub>
+          <m:e>
+            <m:r>
+              <m:t>O</m:t>
+            </m:r>
+          </m:e>
+          <m:sub>
+            <m:r>
+              <m:t>2</m:t>
+            </m:r>
+          </m:sub>
+        </m:sSub>
+      </m:oMath>
       <w:r>
         <w:rPr>
           <w:rFonts w:ascii="Times New Roman" w:hAnsi="Times New Roman" w:eastAsia="Times New Roman" w:cs="Times New Roman"/>
@@ -47644,8 +47645,8 @@
         <w:t>）</w:t>
       </w:r>
     </w:p>
-    <w:bookmarkEnd w:id="201"/>
-    <w:bookmarkStart w:id="202" w:name="第-15-题"/>
+    <w:bookmarkEnd w:id="202"/>
+    <w:bookmarkStart w:id="203" w:name="第-15-题"/>
     <w:p>
       <w:pPr>
         <w:pStyle w:val="Heading2"/>
@@ -48614,34 +48615,78 @@
         <w:rPr>
           <w:rFonts w:ascii="Times New Roman" w:hAnsi="Times New Roman" w:eastAsia="Times New Roman" w:cs="Times New Roman"/>
         </w:rPr>
-        <w:t xml:space="preserve"> FeCl</w:t>
-      </w:r>
-      <w:r>
-        <w:rPr>
-          <w:rFonts w:ascii="Times New Roman" w:hAnsi="Times New Roman" w:eastAsia="Times New Roman" w:cs="Times New Roman"/>
-          <w:vertAlign w:val="subscript"/>
-        </w:rPr>
-        <w:t>3</w:t>
-      </w:r>
-      <w:r>
-        <w:rPr>
-          <w:rFonts w:ascii="Times New Roman" w:hAnsi="Times New Roman" w:eastAsia="Times New Roman" w:cs="Times New Roman"/>
-        </w:rPr>
-        <w:t xml:space="preserve"> 、 CuCl</w:t>
-      </w:r>
-      <w:r>
-        <w:rPr>
-          <w:rFonts w:ascii="Times New Roman" w:hAnsi="Times New Roman" w:eastAsia="Times New Roman" w:cs="Times New Roman"/>
-          <w:vertAlign w:val="subscript"/>
-        </w:rPr>
-        <w:t>2</w:t>
-      </w:r>
-      <w:r>
-        <w:rPr>
-          <w:rFonts w:ascii="Times New Roman" w:hAnsi="Times New Roman" w:eastAsia="Times New Roman" w:cs="Times New Roman"/>
-        </w:rPr>
         <w:t xml:space="preserve"> </w:t>
       </w:r>
+      <m:oMath>
+        <m:r>
+          <m:t>F</m:t>
+        </m:r>
+        <m:r>
+          <m:t>e</m:t>
+        </m:r>
+        <m:r>
+          <m:t>C</m:t>
+        </m:r>
+        <m:sSub>
+          <m:e>
+            <m:r>
+              <m:t>l</m:t>
+            </m:r>
+          </m:e>
+          <m:sub>
+            <m:r>
+              <m:t>3</m:t>
+            </m:r>
+          </m:sub>
+        </m:sSub>
+      </m:oMath>
+      <w:r>
+        <w:rPr>
+          <w:rFonts w:ascii="Times New Roman" w:hAnsi="Times New Roman" w:eastAsia="Times New Roman" w:cs="Times New Roman"/>
+        </w:rPr>
+        <w:t xml:space="preserve"> </w:t>
+      </w:r>
+      <w:r>
+        <w:rPr>
+          <w:rFonts w:ascii="Times New Roman" w:hAnsi="Times New Roman" w:eastAsia="Times New Roman" w:cs="Times New Roman"/>
+        </w:rPr>
+        <w:t xml:space="preserve">、</w:t>
+      </w:r>
+      <w:r>
+        <w:rPr>
+          <w:rFonts w:ascii="Times New Roman" w:hAnsi="Times New Roman" w:eastAsia="Times New Roman" w:cs="Times New Roman"/>
+        </w:rPr>
+        <w:t xml:space="preserve"> </w:t>
+      </w:r>
+      <m:oMath>
+        <m:r>
+          <m:t>C</m:t>
+        </m:r>
+        <m:r>
+          <m:t>u</m:t>
+        </m:r>
+        <m:r>
+          <m:t>C</m:t>
+        </m:r>
+        <m:sSub>
+          <m:e>
+            <m:r>
+              <m:t>l</m:t>
+            </m:r>
+          </m:e>
+          <m:sub>
+            <m:r>
+              <m:t>2</m:t>
+            </m:r>
+          </m:sub>
+        </m:sSub>
+      </m:oMath>
+      <w:r>
+        <w:rPr>
+          <w:rFonts w:ascii="Times New Roman" w:hAnsi="Times New Roman" w:eastAsia="Times New Roman" w:cs="Times New Roman"/>
+        </w:rPr>
+        <w:t xml:space="preserve"> </w:t>
+      </w:r>
       <w:r>
         <w:rPr>
           <w:rFonts w:hint="eastAsia" w:ascii="Times New Roman" w:hAnsi="Times New Roman" w:eastAsia="FangSong" w:cs="Times New Roman"/>
@@ -48664,15 +48709,42 @@
         <w:rPr>
           <w:rFonts w:ascii="Times New Roman" w:hAnsi="Times New Roman" w:eastAsia="Times New Roman" w:cs="Times New Roman"/>
         </w:rPr>
-        <w:t xml:space="preserve"> CuFeS</w:t>
-      </w:r>
-      <w:r>
-        <w:rPr>
-          <w:rFonts w:ascii="Times New Roman" w:hAnsi="Times New Roman" w:eastAsia="Times New Roman" w:cs="Times New Roman"/>
-          <w:vertAlign w:val="subscript"/>
-        </w:rPr>
-        <w:t>2</w:t>
-      </w:r>
+        <w:t xml:space="preserve"> </w:t>
+      </w:r>
+      <m:oMath>
+        <m:oMathPr>
+          <m:ctrlPr>
+            <w:rPr>
+              <w:sz w:val="28"/>
+              <w:szCs w:val="28"/>
+            </w:rPr>
+          </m:ctrlPr>
+        </m:oMathPr>
+        <m:r>
+          <m:t>C</m:t>
+        </m:r>
+        <m:r>
+          <m:t>u</m:t>
+        </m:r>
+        <m:r>
+          <m:t>F</m:t>
+        </m:r>
+        <m:r>
+          <m:t>e</m:t>
+        </m:r>
+        <m:sSub>
+          <m:e>
+            <m:r>
+              <m:t>S</m:t>
+            </m:r>
+          </m:e>
+          <m:sub>
+            <m:r>
+              <m:t>2</m:t>
+            </m:r>
+          </m:sub>
+        </m:sSub>
+      </m:oMath>
       <w:r>
         <w:rPr>
           <w:rFonts w:ascii="Times New Roman" w:hAnsi="Times New Roman" w:eastAsia="Times New Roman" w:cs="Times New Roman"/>
@@ -49036,8 +49108,8 @@
         <w:t>。</w:t>
       </w:r>
     </w:p>
-    <w:bookmarkEnd w:id="202"/>
     <w:bookmarkEnd w:id="203"/>
+    <w:bookmarkEnd w:id="204"/>
     <w:sectPr>
       <w:footerReference w:type="default" r:id="rId9"/>
       <w:footnotePr>
@@ -51559,7 +51631,7 @@
     <ns0:name ns0:val="Verbatim Char"/>
     <ns0:basedOn ns0:val="BodyTextChar"/>
     <ns0:rPr>
-      <ns0:rFonts ns0:ascii="Times New Roman" ns0:cs="Times New Roman" ns0:eastAsia="FangSong" ns0:hAnsi="Times New Roman"/>
+      <ns0:rFonts ns0:ascii="SimSun" ns0:cs="SimSun" ns0:eastAsia="SimSun" ns0:hAnsi="SimSun"/>
       <ns0:b ns0:val="0"/>
       <ns0:sz ns0:val="20"/>
     </ns0:rPr>
@@ -51613,7 +51685,7 @@
       <w:wordWrap w:val="off"/>
     </w:pPr>
     <ns0:rPr>
-      <w:rFonts ns0:ascii="Times New Roman" ns0:hAnsi="Times New Roman" ns0:eastAsia="FangSong" ns0:cs="Times New Roman"/>
+      <w:rFonts ns0:ascii="SimSun" ns0:hAnsi="SimSun" ns0:eastAsia="SimSun" ns0:cs="SimSun"/>
     </ns0:rPr>
   </w:style>
   <w:style w:type="character" w:customStyle="1" w:styleId="KeywordTok">

--- a/00-首页/题组Word/综合模拟卷/综合模拟卷II-教师版.docx
+++ b/00-首页/题组Word/综合模拟卷/综合模拟卷II-教师版.docx
@@ -265,6 +265,8 @@
     <w:p>
       <w:pPr>
         <w:pStyle w:val="FirstParagraph"/>
+        <w:ind w:left="480" w:hanging="480"/>
+        <w:spacing w:after="0"/>
       </w:pPr>
       <w:r>
         <w:rPr>
@@ -284,6 +286,13 @@
         </w:rPr>
         <w:t xml:space="preserve"> </w:t>
       </w:r>
+    </w:p>
+    <w:p>
+      <w:pPr>
+        <w:pStyle w:val="FirstParagraph"/>
+        <w:ind w:left="480" w:hanging="480"/>
+        <w:spacing w:before="0" w:after="0"/>
+      </w:pPr>
       <w:r>
         <w:rPr>
           <w:rFonts w:ascii="Times New Roman" w:hAnsi="Times New Roman" w:eastAsia="Times New Roman" w:cs="Times New Roman"/>
@@ -334,6 +343,13 @@
         </w:rPr>
         <w:t xml:space="preserve"> </w:t>
       </w:r>
+    </w:p>
+    <w:p>
+      <w:pPr>
+        <w:pStyle w:val="FirstParagraph"/>
+        <w:ind w:left="480" w:hanging="480"/>
+        <w:spacing w:before="0" w:after="0"/>
+      </w:pPr>
       <w:r>
         <w:rPr>
           <w:rFonts w:ascii="Times New Roman" w:hAnsi="Times New Roman" w:eastAsia="Times New Roman" w:cs="Times New Roman"/>
@@ -384,6 +400,13 @@
         </w:rPr>
         <w:t xml:space="preserve"> </w:t>
       </w:r>
+    </w:p>
+    <w:p>
+      <w:pPr>
+        <w:pStyle w:val="FirstParagraph"/>
+        <w:ind w:left="480" w:hanging="480"/>
+        <w:spacing w:before="0" w:after="0"/>
+      </w:pPr>
       <w:r>
         <w:rPr>
           <w:rFonts w:ascii="Times New Roman" w:hAnsi="Times New Roman" w:eastAsia="Times New Roman" w:cs="Times New Roman"/>
@@ -434,6 +457,13 @@
         </w:rPr>
         <w:t xml:space="preserve"> </w:t>
       </w:r>
+    </w:p>
+    <w:p>
+      <w:pPr>
+        <w:pStyle w:val="FirstParagraph"/>
+        <w:ind w:left="480" w:hanging="480"/>
+        <w:spacing w:before="0" w:after="180"/>
+      </w:pPr>
       <w:r>
         <w:rPr>
           <w:rFonts w:ascii="Times New Roman" w:hAnsi="Times New Roman" w:eastAsia="Times New Roman" w:cs="Times New Roman"/>
@@ -2067,6 +2097,8 @@
     <w:p>
       <w:pPr>
         <w:pStyle w:val="SourceCode"/>
+        <w:ind w:left="480" w:hanging="480"/>
+        <w:spacing w:after="0"/>
       </w:pPr>
       <w:r>
         <w:rPr>
@@ -2211,18 +2243,13 @@
         </w:rPr>
         <w:t>正确</w:t>
       </w:r>
-      <w:r>
-        <w:rPr>
-          <w:rFonts w:ascii="SimSun" w:hAnsi="SimSun" w:eastAsia="SimSun" w:cs="SimSun"/>
-        </w:rPr>
-        <w:br/>
-      </w:r>
-      <w:r>
-        <w:rPr>
-          <w:rFonts w:ascii="SimSun" w:hAnsi="SimSun" w:eastAsia="SimSun" w:cs="SimSun"/>
-        </w:rPr>
-        <w:br/>
-      </w:r>
+    </w:p>
+    <w:p>
+      <w:pPr>
+        <w:pStyle w:val="SourceCode"/>
+        <w:ind w:left="480" w:hanging="480"/>
+        <w:spacing w:before="0" w:after="0"/>
+      </w:pPr>
       <w:r>
         <w:rPr>
           <w:rStyle w:val="VerbatimChar"/>
@@ -2359,18 +2386,13 @@
         </w:rPr>
         <w:t>错误</w:t>
       </w:r>
-      <w:r>
-        <w:rPr>
-          <w:rFonts w:ascii="SimSun" w:hAnsi="SimSun" w:eastAsia="SimSun" w:cs="SimSun"/>
-        </w:rPr>
-        <w:br/>
-      </w:r>
-      <w:r>
-        <w:rPr>
-          <w:rFonts w:ascii="SimSun" w:hAnsi="SimSun" w:eastAsia="SimSun" w:cs="SimSun"/>
-        </w:rPr>
-        <w:br/>
-      </w:r>
+    </w:p>
+    <w:p>
+      <w:pPr>
+        <w:pStyle w:val="SourceCode"/>
+        <w:ind w:left="480" w:hanging="480"/>
+        <w:spacing w:before="0" w:after="0"/>
+      </w:pPr>
       <w:r>
         <w:rPr>
           <w:rStyle w:val="VerbatimChar"/>
@@ -2487,18 +2509,13 @@
         </w:rPr>
         <w:t>错误</w:t>
       </w:r>
-      <w:r>
-        <w:rPr>
-          <w:rFonts w:ascii="SimSun" w:hAnsi="SimSun" w:eastAsia="SimSun" w:cs="SimSun"/>
-        </w:rPr>
-        <w:br/>
-      </w:r>
-      <w:r>
-        <w:rPr>
-          <w:rFonts w:ascii="SimSun" w:hAnsi="SimSun" w:eastAsia="SimSun" w:cs="SimSun"/>
-        </w:rPr>
-        <w:br/>
-      </w:r>
+    </w:p>
+    <w:p>
+      <w:pPr>
+        <w:pStyle w:val="SourceCode"/>
+        <w:ind w:left="480" w:hanging="480"/>
+        <w:spacing w:before="0" w:after="180"/>
+      </w:pPr>
       <w:r>
         <w:rPr>
           <w:rStyle w:val="VerbatimChar"/>
@@ -30594,7 +30611,7 @@
         </w:rPr>
         <w:drawing>
           <wp:inline>
-            <wp:extent cx="3600000" cy="1418823"/>
+            <wp:extent cx="3600000" cy="1373964"/>
             <wp:effectExtent b="0" l="0" r="0" t="0"/>
             <wp:docPr descr="" title="" id="113" name="Picture"/>
             <a:graphic>
@@ -30615,7 +30632,7 @@
                   <pic:spPr bwMode="auto">
                     <a:xfrm>
                       <a:off x="0" y="0"/>
-                      <a:ext cx="3600000" cy="1418823"/>
+                      <a:ext cx="3600000" cy="1373964"/>
                     </a:xfrm>
                     <a:prstGeom prst="rect">
                       <a:avLst/>
@@ -30669,7 +30686,7 @@
         </w:rPr>
         <w:drawing>
           <wp:inline>
-            <wp:extent cx="2374900" cy="1384300"/>
+            <wp:extent cx="2374900" cy="1336692"/>
             <wp:effectExtent b="0" l="0" r="0" t="0"/>
             <wp:docPr descr="" title="" id="116" name="Picture"/>
             <a:graphic>
@@ -30690,7 +30707,7 @@
                   <pic:spPr bwMode="auto">
                     <a:xfrm>
                       <a:off x="0" y="0"/>
-                      <a:ext cx="2374900" cy="1384300"/>
+                      <a:ext cx="2374900" cy="1336692"/>
                     </a:xfrm>
                     <a:prstGeom prst="rect">
                       <a:avLst/>
@@ -30744,7 +30761,7 @@
         </w:rPr>
         <w:drawing>
           <wp:inline>
-            <wp:extent cx="3600000" cy="1420735"/>
+            <wp:extent cx="3600000" cy="1372575"/>
             <wp:effectExtent b="0" l="0" r="0" t="0"/>
             <wp:docPr descr="" title="" id="119" name="Picture"/>
             <a:graphic>
@@ -30765,7 +30782,7 @@
                   <pic:spPr bwMode="auto">
                     <a:xfrm>
                       <a:off x="0" y="0"/>
-                      <a:ext cx="3600000" cy="1420735"/>
+                      <a:ext cx="3600000" cy="1372575"/>
                     </a:xfrm>
                     <a:prstGeom prst="rect">
                       <a:avLst/>
@@ -36871,7 +36888,7 @@
         </w:rPr>
         <w:drawing>
           <wp:inline>
-            <wp:extent cx="3600000" cy="1772448"/>
+            <wp:extent cx="3554274" cy="1772448"/>
             <wp:effectExtent b="0" l="0" r="0" t="0"/>
             <wp:docPr descr="" title="" id="143" name="Picture"/>
             <a:graphic>
@@ -36892,7 +36909,7 @@
                   <pic:spPr bwMode="auto">
                     <a:xfrm>
                       <a:off x="0" y="0"/>
-                      <a:ext cx="3600000" cy="1772448"/>
+                      <a:ext cx="3554274" cy="1772448"/>
                     </a:xfrm>
                     <a:prstGeom prst="rect">
                       <a:avLst/>
@@ -36923,7 +36940,7 @@
         </w:rPr>
         <w:drawing>
           <wp:inline>
-            <wp:extent cx="3600000" cy="1946938"/>
+            <wp:extent cx="3547546" cy="1946938"/>
             <wp:effectExtent b="0" l="0" r="0" t="0"/>
             <wp:docPr descr="" title="" id="146" name="Picture"/>
             <a:graphic>
@@ -36944,7 +36961,7 @@
                   <pic:spPr bwMode="auto">
                     <a:xfrm>
                       <a:off x="0" y="0"/>
-                      <a:ext cx="3600000" cy="1946938"/>
+                      <a:ext cx="3547546" cy="1946938"/>
                     </a:xfrm>
                     <a:prstGeom prst="rect">
                       <a:avLst/>
@@ -36975,7 +36992,7 @@
         </w:rPr>
         <w:drawing>
           <wp:inline>
-            <wp:extent cx="3600000" cy="1540054"/>
+            <wp:extent cx="3583394" cy="1540054"/>
             <wp:effectExtent b="0" l="0" r="0" t="0"/>
             <wp:docPr descr="" title="" id="149" name="Picture"/>
             <a:graphic>
@@ -36996,7 +37013,7 @@
                   <pic:spPr bwMode="auto">
                     <a:xfrm>
                       <a:off x="0" y="0"/>
-                      <a:ext cx="3600000" cy="1540054"/>
+                      <a:ext cx="3583394" cy="1540054"/>
                     </a:xfrm>
                     <a:prstGeom prst="rect">
                       <a:avLst/>
@@ -37027,7 +37044,7 @@
         </w:rPr>
         <w:drawing>
           <wp:inline>
-            <wp:extent cx="2667000" cy="2298700"/>
+            <wp:extent cx="2539262" cy="2298700"/>
             <wp:effectExtent b="0" l="0" r="0" t="0"/>
             <wp:docPr descr="" title="" id="152" name="Picture"/>
             <a:graphic>
@@ -37048,7 +37065,7 @@
                   <pic:spPr bwMode="auto">
                     <a:xfrm>
                       <a:off x="0" y="0"/>
-                      <a:ext cx="2667000" cy="2298700"/>
+                      <a:ext cx="2539262" cy="2298700"/>
                     </a:xfrm>
                     <a:prstGeom prst="rect">
                       <a:avLst/>
@@ -37079,7 +37096,7 @@
         </w:rPr>
         <w:drawing>
           <wp:inline>
-            <wp:extent cx="3492500" cy="1460500"/>
+            <wp:extent cx="3492500" cy="1410179"/>
             <wp:effectExtent b="0" l="0" r="0" t="0"/>
             <wp:docPr descr="" title="" id="155" name="Picture"/>
             <a:graphic>
@@ -37100,7 +37117,7 @@
                   <pic:spPr bwMode="auto">
                     <a:xfrm>
                       <a:off x="0" y="0"/>
-                      <a:ext cx="3492500" cy="1460500"/>
+                      <a:ext cx="3492500" cy="1410179"/>
                     </a:xfrm>
                     <a:prstGeom prst="rect">
                       <a:avLst/>
@@ -37131,7 +37148,7 @@
         </w:rPr>
         <w:drawing>
           <wp:inline>
-            <wp:extent cx="3600000" cy="1350825"/>
+            <wp:extent cx="3586787" cy="1350825"/>
             <wp:effectExtent b="0" l="0" r="0" t="0"/>
             <wp:docPr descr="" title="" id="158" name="Picture"/>
             <a:graphic>
@@ -37152,7 +37169,7 @@
                   <pic:spPr bwMode="auto">
                     <a:xfrm>
                       <a:off x="0" y="0"/>
-                      <a:ext cx="3600000" cy="1350825"/>
+                      <a:ext cx="3586787" cy="1350825"/>
                     </a:xfrm>
                     <a:prstGeom prst="rect">
                       <a:avLst/>
@@ -37183,7 +37200,7 @@
         </w:rPr>
         <w:drawing>
           <wp:inline>
-            <wp:extent cx="3600000" cy="1693511"/>
+            <wp:extent cx="3600000" cy="1666031"/>
             <wp:effectExtent b="0" l="0" r="0" t="0"/>
             <wp:docPr descr="" title="" id="161" name="Picture"/>
             <a:graphic>
@@ -37204,7 +37221,7 @@
                   <pic:spPr bwMode="auto">
                     <a:xfrm>
                       <a:off x="0" y="0"/>
-                      <a:ext cx="3600000" cy="1693511"/>
+                      <a:ext cx="3600000" cy="1666031"/>
                     </a:xfrm>
                     <a:prstGeom prst="rect">
                       <a:avLst/>

--- a/00-首页/题组Word/综合模拟卷/综合模拟卷II-教师版.docx
+++ b/00-首页/题组Word/综合模拟卷/综合模拟卷II-教师版.docx
@@ -265,8 +265,8 @@
     <w:p>
       <w:pPr>
         <w:pStyle w:val="FirstParagraph"/>
+        <w:spacing w:before="0" w:after="0"/>
         <w:ind w:left="480" w:hanging="480"/>
-        <w:spacing w:after="0"/>
       </w:pPr>
       <w:r>
         <w:rPr>
@@ -290,8 +290,8 @@
     <w:p>
       <w:pPr>
         <w:pStyle w:val="FirstParagraph"/>
+        <w:spacing w:before="0" w:after="0"/>
         <w:ind w:left="480" w:hanging="480"/>
-        <w:spacing w:before="0" w:after="0"/>
       </w:pPr>
       <w:r>
         <w:rPr>
@@ -347,8 +347,8 @@
     <w:p>
       <w:pPr>
         <w:pStyle w:val="FirstParagraph"/>
+        <w:spacing w:before="0" w:after="0"/>
         <w:ind w:left="480" w:hanging="480"/>
-        <w:spacing w:before="0" w:after="0"/>
       </w:pPr>
       <w:r>
         <w:rPr>
@@ -404,8 +404,8 @@
     <w:p>
       <w:pPr>
         <w:pStyle w:val="FirstParagraph"/>
+        <w:spacing w:before="0" w:after="0"/>
         <w:ind w:left="480" w:hanging="480"/>
-        <w:spacing w:before="0" w:after="0"/>
       </w:pPr>
       <w:r>
         <w:rPr>
@@ -461,8 +461,8 @@
     <w:p>
       <w:pPr>
         <w:pStyle w:val="FirstParagraph"/>
+        <w:spacing w:before="0" w:after="0"/>
         <w:ind w:left="480" w:hanging="480"/>
-        <w:spacing w:before="0" w:after="180"/>
       </w:pPr>
       <w:r>
         <w:rPr>
@@ -813,6 +813,7 @@
     <w:p>
       <w:pPr>
         <w:pStyle w:val="BodyText"/>
+        <w:spacing w:before="0" w:after="0"/>
       </w:pPr>
       <w:r>
         <w:rPr>
@@ -946,6 +947,7 @@
     <w:p>
       <w:pPr>
         <w:pStyle w:val="BodyText"/>
+        <w:spacing w:before="0" w:after="0"/>
       </w:pPr>
       <w:r>
         <w:rPr>
@@ -1119,6 +1121,7 @@
     <w:p>
       <w:pPr>
         <w:pStyle w:val="BodyText"/>
+        <w:spacing w:before="0" w:after="0"/>
       </w:pPr>
       <w:r>
         <w:rPr>
@@ -2097,8 +2100,8 @@
     <w:p>
       <w:pPr>
         <w:pStyle w:val="SourceCode"/>
+        <w:spacing w:before="0" w:after="0"/>
         <w:ind w:left="480" w:hanging="480"/>
-        <w:spacing w:after="0"/>
       </w:pPr>
       <w:r>
         <w:rPr>
@@ -2247,8 +2250,8 @@
     <w:p>
       <w:pPr>
         <w:pStyle w:val="SourceCode"/>
+        <w:spacing w:before="0" w:after="0"/>
         <w:ind w:left="480" w:hanging="480"/>
-        <w:spacing w:before="0" w:after="0"/>
       </w:pPr>
       <w:r>
         <w:rPr>
@@ -2390,8 +2393,8 @@
     <w:p>
       <w:pPr>
         <w:pStyle w:val="SourceCode"/>
+        <w:spacing w:before="0" w:after="0"/>
         <w:ind w:left="480" w:hanging="480"/>
-        <w:spacing w:before="0" w:after="0"/>
       </w:pPr>
       <w:r>
         <w:rPr>
@@ -2513,8 +2516,8 @@
     <w:p>
       <w:pPr>
         <w:pStyle w:val="SourceCode"/>
+        <w:spacing w:before="0" w:after="0"/>
         <w:ind w:left="480" w:hanging="480"/>
-        <w:spacing w:before="0" w:after="180"/>
       </w:pPr>
       <w:r>
         <w:rPr>
@@ -6517,6 +6520,14 @@
       <w:tblPr>
         <w:tblStyle w:val="Table"/>
         <w:tblW w:type="auto" w:w="0"/>
+        <w:tblBorders>
+          <w:top w:val="single" w:sz="12" w:space="0" w:color="000000"/>
+          <w:left w:val="none" w:sz="0" w:space="0" w:color="auto"/>
+          <w:bottom w:val="single" w:sz="12" w:space="0" w:color="000000"/>
+          <w:right w:val="none" w:sz="0" w:space="0" w:color="auto"/>
+          <w:insideH w:val="none" w:sz="0" w:space="0" w:color="auto"/>
+          <w:insideV w:val="none" w:sz="0" w:space="0" w:color="auto"/>
+        </w:tblBorders>
         <w:tblLook w:firstRow="1" w:lastRow="0" w:firstColumn="0" w:lastColumn="0" w:noHBand="0" w:noVBand="0" w:val="0020"/>
       </w:tblPr>
       <w:tblGrid>
@@ -6528,7 +6539,11 @@
           <w:tblHeader w:val="on"/>
         </w:trPr>
         <w:tc>
-          <w:tcPr/>
+          <w:tcPr>
+            <w:tcBorders>
+              <w:bottom w:val="single" w:sz="8" w:space="0" w:color="000000"/>
+            </w:tcBorders>
+          </w:tcPr>
           <w:p>
             <w:pPr>
               <w:pStyle w:val="Compact"/>
@@ -6544,7 +6559,11 @@
           </w:p>
         </w:tc>
         <w:tc>
-          <w:tcPr/>
+          <w:tcPr>
+            <w:tcBorders>
+              <w:bottom w:val="single" w:sz="8" w:space="0" w:color="000000"/>
+            </w:tcBorders>
+          </w:tcPr>
           <w:p>
             <w:pPr>
               <w:pStyle w:val="Compact"/>
@@ -7072,6 +7091,14 @@
       <w:tblPr>
         <w:tblStyle w:val="Table"/>
         <w:tblW w:type="auto" w:w="0"/>
+        <w:tblBorders>
+          <w:top w:val="single" w:sz="12" w:space="0" w:color="000000"/>
+          <w:left w:val="none" w:sz="0" w:space="0" w:color="auto"/>
+          <w:bottom w:val="single" w:sz="12" w:space="0" w:color="000000"/>
+          <w:right w:val="none" w:sz="0" w:space="0" w:color="auto"/>
+          <w:insideH w:val="none" w:sz="0" w:space="0" w:color="auto"/>
+          <w:insideV w:val="none" w:sz="0" w:space="0" w:color="auto"/>
+        </w:tblBorders>
         <w:tblLook w:firstRow="1" w:lastRow="0" w:firstColumn="0" w:lastColumn="0" w:noHBand="0" w:noVBand="0" w:val="0020"/>
       </w:tblPr>
       <w:tblGrid>
@@ -7083,7 +7110,11 @@
           <w:tblHeader w:val="on"/>
         </w:trPr>
         <w:tc>
-          <w:tcPr/>
+          <w:tcPr>
+            <w:tcBorders>
+              <w:bottom w:val="single" w:sz="8" w:space="0" w:color="000000"/>
+            </w:tcBorders>
+          </w:tcPr>
           <w:p>
             <w:pPr>
               <w:pStyle w:val="Compact"/>
@@ -7099,7 +7130,11 @@
           </w:p>
         </w:tc>
         <w:tc>
-          <w:tcPr/>
+          <w:tcPr>
+            <w:tcBorders>
+              <w:bottom w:val="single" w:sz="8" w:space="0" w:color="000000"/>
+            </w:tcBorders>
+          </w:tcPr>
           <w:p>
             <w:pPr>
               <w:pStyle w:val="Compact"/>
@@ -15485,6 +15520,14 @@
       <w:tblPr>
         <w:tblStyle w:val="Table"/>
         <w:tblW w:type="auto" w:w="0"/>
+        <w:tblBorders>
+          <w:top w:val="single" w:sz="12" w:space="0" w:color="000000"/>
+          <w:left w:val="none" w:sz="0" w:space="0" w:color="auto"/>
+          <w:bottom w:val="single" w:sz="12" w:space="0" w:color="000000"/>
+          <w:right w:val="none" w:sz="0" w:space="0" w:color="auto"/>
+          <w:insideH w:val="none" w:sz="0" w:space="0" w:color="auto"/>
+          <w:insideV w:val="none" w:sz="0" w:space="0" w:color="auto"/>
+        </w:tblBorders>
         <w:tblLook w:firstRow="1" w:lastRow="0" w:firstColumn="0" w:lastColumn="0" w:noHBand="0" w:noVBand="0" w:val="0020"/>
       </w:tblPr>
       <w:tblGrid>
@@ -15496,7 +15539,11 @@
           <w:tblHeader w:val="on"/>
         </w:trPr>
         <w:tc>
-          <w:tcPr/>
+          <w:tcPr>
+            <w:tcBorders>
+              <w:bottom w:val="single" w:sz="8" w:space="0" w:color="000000"/>
+            </w:tcBorders>
+          </w:tcPr>
           <w:p>
             <w:pPr>
               <w:pStyle w:val="Compact"/>
@@ -15512,7 +15559,11 @@
           </w:p>
         </w:tc>
         <w:tc>
-          <w:tcPr/>
+          <w:tcPr>
+            <w:tcBorders>
+              <w:bottom w:val="single" w:sz="8" w:space="0" w:color="000000"/>
+            </w:tcBorders>
+          </w:tcPr>
           <w:p>
             <w:pPr>
               <w:pStyle w:val="Compact"/>
@@ -16367,6 +16418,14 @@
       <w:tblPr>
         <w:tblStyle w:val="Table"/>
         <w:tblW w:type="auto" w:w="0"/>
+        <w:tblBorders>
+          <w:top w:val="single" w:sz="12" w:space="0" w:color="000000"/>
+          <w:left w:val="none" w:sz="0" w:space="0" w:color="auto"/>
+          <w:bottom w:val="single" w:sz="12" w:space="0" w:color="000000"/>
+          <w:right w:val="none" w:sz="0" w:space="0" w:color="auto"/>
+          <w:insideH w:val="none" w:sz="0" w:space="0" w:color="auto"/>
+          <w:insideV w:val="none" w:sz="0" w:space="0" w:color="auto"/>
+        </w:tblBorders>
         <w:tblLook w:firstRow="1" w:lastRow="0" w:firstColumn="0" w:lastColumn="0" w:noHBand="0" w:noVBand="0" w:val="0020"/>
       </w:tblPr>
       <w:tblGrid>
@@ -16378,7 +16437,11 @@
           <w:tblHeader w:val="on"/>
         </w:trPr>
         <w:tc>
-          <w:tcPr/>
+          <w:tcPr>
+            <w:tcBorders>
+              <w:bottom w:val="single" w:sz="8" w:space="0" w:color="000000"/>
+            </w:tcBorders>
+          </w:tcPr>
           <w:p>
             <w:pPr>
               <w:pStyle w:val="Compact"/>
@@ -16394,7 +16457,11 @@
           </w:p>
         </w:tc>
         <w:tc>
-          <w:tcPr/>
+          <w:tcPr>
+            <w:tcBorders>
+              <w:bottom w:val="single" w:sz="8" w:space="0" w:color="000000"/>
+            </w:tcBorders>
+          </w:tcPr>
           <w:p>
             <w:pPr>
               <w:pStyle w:val="Compact"/>
@@ -18079,6 +18146,14 @@
         <w:tblStyle w:val="Table"/>
         <w:tblW w:type="pct" w:w="5000"/>
         <w:tblLayout w:type="fixed"/>
+        <w:tblBorders>
+          <w:top w:val="single" w:sz="12" w:space="0" w:color="000000"/>
+          <w:left w:val="none" w:sz="0" w:space="0" w:color="auto"/>
+          <w:bottom w:val="single" w:sz="12" w:space="0" w:color="000000"/>
+          <w:right w:val="none" w:sz="0" w:space="0" w:color="auto"/>
+          <w:insideH w:val="none" w:sz="0" w:space="0" w:color="auto"/>
+          <w:insideV w:val="none" w:sz="0" w:space="0" w:color="auto"/>
+        </w:tblBorders>
         <w:tblLook w:firstRow="1" w:lastRow="0" w:firstColumn="0" w:lastColumn="0" w:noHBand="0" w:noVBand="0" w:val="0020"/>
       </w:tblPr>
       <w:tblGrid>
@@ -18091,7 +18166,11 @@
           <w:tblHeader w:val="on"/>
         </w:trPr>
         <w:tc>
-          <w:tcPr/>
+          <w:tcPr>
+            <w:tcBorders>
+              <w:bottom w:val="single" w:sz="8" w:space="0" w:color="000000"/>
+            </w:tcBorders>
+          </w:tcPr>
           <w:p>
             <w:pPr>
               <w:pStyle w:val="Compact"/>
@@ -18107,7 +18186,11 @@
           </w:p>
         </w:tc>
         <w:tc>
-          <w:tcPr/>
+          <w:tcPr>
+            <w:tcBorders>
+              <w:bottom w:val="single" w:sz="8" w:space="0" w:color="000000"/>
+            </w:tcBorders>
+          </w:tcPr>
           <w:p>
             <w:pPr>
               <w:pStyle w:val="Compact"/>
@@ -18130,7 +18213,11 @@
           </w:p>
         </w:tc>
         <w:tc>
-          <w:tcPr/>
+          <w:tcPr>
+            <w:tcBorders>
+              <w:bottom w:val="single" w:sz="8" w:space="0" w:color="000000"/>
+            </w:tcBorders>
+          </w:tcPr>
           <w:p>
             <w:pPr>
               <w:pStyle w:val="Compact"/>
@@ -22338,6 +22425,14 @@
       <w:tblPr>
         <w:tblStyle w:val="Table"/>
         <w:tblW w:type="auto" w:w="0"/>
+        <w:tblBorders>
+          <w:top w:val="single" w:sz="12" w:space="0" w:color="000000"/>
+          <w:left w:val="none" w:sz="0" w:space="0" w:color="auto"/>
+          <w:bottom w:val="single" w:sz="12" w:space="0" w:color="000000"/>
+          <w:right w:val="none" w:sz="0" w:space="0" w:color="auto"/>
+          <w:insideH w:val="none" w:sz="0" w:space="0" w:color="auto"/>
+          <w:insideV w:val="none" w:sz="0" w:space="0" w:color="auto"/>
+        </w:tblBorders>
         <w:tblLook w:firstRow="1" w:lastRow="0" w:firstColumn="0" w:lastColumn="0" w:noHBand="0" w:noVBand="0" w:val="0020"/>
       </w:tblPr>
       <w:tblGrid>
@@ -22350,7 +22445,11 @@
           <w:tblHeader w:val="on"/>
         </w:trPr>
         <w:tc>
-          <w:tcPr/>
+          <w:tcPr>
+            <w:tcBorders>
+              <w:bottom w:val="single" w:sz="8" w:space="0" w:color="000000"/>
+            </w:tcBorders>
+          </w:tcPr>
           <w:p>
             <w:pPr>
               <w:pStyle w:val="Compact"/>
@@ -22366,7 +22465,11 @@
           </w:p>
         </w:tc>
         <w:tc>
-          <w:tcPr/>
+          <w:tcPr>
+            <w:tcBorders>
+              <w:bottom w:val="single" w:sz="8" w:space="0" w:color="000000"/>
+            </w:tcBorders>
+          </w:tcPr>
           <w:p>
             <w:pPr>
               <w:pStyle w:val="Compact"/>
@@ -22382,7 +22485,11 @@
           </w:p>
         </w:tc>
         <w:tc>
-          <w:tcPr/>
+          <w:tcPr>
+            <w:tcBorders>
+              <w:bottom w:val="single" w:sz="8" w:space="0" w:color="000000"/>
+            </w:tcBorders>
+          </w:tcPr>
           <w:p>
             <w:pPr>
               <w:pStyle w:val="Compact"/>
@@ -45572,6 +45679,14 @@
       <w:tblPr>
         <w:tblStyle w:val="Table"/>
         <w:tblW w:type="auto" w:w="0"/>
+        <w:tblBorders>
+          <w:top w:val="single" w:sz="12" w:space="0" w:color="000000"/>
+          <w:left w:val="none" w:sz="0" w:space="0" w:color="auto"/>
+          <w:bottom w:val="single" w:sz="12" w:space="0" w:color="000000"/>
+          <w:right w:val="none" w:sz="0" w:space="0" w:color="auto"/>
+          <w:insideH w:val="none" w:sz="0" w:space="0" w:color="auto"/>
+          <w:insideV w:val="none" w:sz="0" w:space="0" w:color="auto"/>
+        </w:tblBorders>
         <w:tblLook w:firstRow="1" w:lastRow="0" w:firstColumn="0" w:lastColumn="0" w:noHBand="0" w:noVBand="0" w:val="0020"/>
       </w:tblPr>
       <w:tblGrid>
@@ -45583,7 +45698,11 @@
           <w:tblHeader w:val="on"/>
         </w:trPr>
         <w:tc>
-          <w:tcPr/>
+          <w:tcPr>
+            <w:tcBorders>
+              <w:bottom w:val="single" w:sz="8" w:space="0" w:color="000000"/>
+            </w:tcBorders>
+          </w:tcPr>
           <w:p>
             <w:pPr>
               <w:pStyle w:val="Compact"/>
@@ -45599,7 +45718,11 @@
           </w:p>
         </w:tc>
         <w:tc>
-          <w:tcPr/>
+          <w:tcPr>
+            <w:tcBorders>
+              <w:bottom w:val="single" w:sz="8" w:space="0" w:color="000000"/>
+            </w:tcBorders>
+          </w:tcPr>
           <w:p>
             <w:pPr>
               <w:pStyle w:val="Compact"/>
@@ -46352,6 +46475,14 @@
       <w:tblPr>
         <w:tblStyle w:val="Table"/>
         <w:tblW w:type="auto" w:w="0"/>
+        <w:tblBorders>
+          <w:top w:val="single" w:sz="12" w:space="0" w:color="000000"/>
+          <w:left w:val="none" w:sz="0" w:space="0" w:color="auto"/>
+          <w:bottom w:val="single" w:sz="12" w:space="0" w:color="000000"/>
+          <w:right w:val="none" w:sz="0" w:space="0" w:color="auto"/>
+          <w:insideH w:val="none" w:sz="0" w:space="0" w:color="auto"/>
+          <w:insideV w:val="none" w:sz="0" w:space="0" w:color="auto"/>
+        </w:tblBorders>
         <w:tblLook w:firstRow="1" w:lastRow="0" w:firstColumn="0" w:lastColumn="0" w:noHBand="0" w:noVBand="0" w:val="0020"/>
       </w:tblPr>
       <w:tblGrid>
@@ -46363,7 +46494,11 @@
           <w:tblHeader w:val="on"/>
         </w:trPr>
         <w:tc>
-          <w:tcPr/>
+          <w:tcPr>
+            <w:tcBorders>
+              <w:bottom w:val="single" w:sz="8" w:space="0" w:color="000000"/>
+            </w:tcBorders>
+          </w:tcPr>
           <w:p>
             <w:pPr>
               <w:pStyle w:val="Compact"/>
@@ -46379,7 +46514,11 @@
           </w:p>
         </w:tc>
         <w:tc>
-          <w:tcPr/>
+          <w:tcPr>
+            <w:tcBorders>
+              <w:bottom w:val="single" w:sz="8" w:space="0" w:color="000000"/>
+            </w:tcBorders>
+          </w:tcPr>
           <w:p>
             <w:pPr>
               <w:pStyle w:val="Compact"/>
@@ -51045,7 +51184,7 @@
     <ns0:rPr>
       <ns0:rFonts ns0:ascii="Times New Roman" ns0:cs="Times New Roman" ns0:eastAsia="SimHei" ns0:hAnsi="Times New Roman"/>
       <ns0:b/>
-      <ns0:color ns0:val="17324D"/>
+      <ns0:color ns0:val="000000"/>
       <ns0:sz ns0:val="44"/>
       <ns0:szCs ns0:val="56"/>
     </ns0:rPr>
@@ -51187,7 +51326,7 @@
     <ns0:rPr>
       <ns0:rFonts ns0:ascii="Times New Roman" ns0:cs="Times New Roman" ns0:eastAsia="SimHei" ns0:hAnsi="Times New Roman"/>
       <ns0:b/>
-      <ns0:color ns0:val="17324D"/>
+      <ns0:color ns0:val="000000"/>
       <ns0:sz ns0:val="32"/>
       <ns0:szCs ns0:val="40"/>
     </ns0:rPr>
@@ -51211,7 +51350,7 @@
     <ns0:rPr>
       <ns0:rFonts ns0:ascii="Times New Roman" ns0:cs="Times New Roman" ns0:eastAsia="SimHei" ns0:hAnsi="Times New Roman"/>
       <ns0:b/>
-      <ns0:color ns0:val="17324D"/>
+      <ns0:color ns0:val="000000"/>
       <ns0:sz ns0:val="28"/>
       <ns0:szCs ns0:val="32"/>
     </ns0:rPr>
@@ -51235,7 +51374,7 @@
     <ns0:rPr>
       <ns0:rFonts ns0:ascii="Times New Roman" ns0:cs="Times New Roman" ns0:eastAsia="SimHei" ns0:hAnsi="Times New Roman"/>
       <ns0:b/>
-      <ns0:color ns0:val="17324D"/>
+      <ns0:color ns0:val="000000"/>
       <ns0:sz ns0:val="25"/>
       <ns0:szCs ns0:val="28"/>
     </ns0:rPr>
